--- a/lessons/6-7/downloads/6-7-notes.docx
+++ b/lessons/6-7/downloads/6-7-notes.docx
@@ -311,6 +311,610 @@
         <w:rPr>
           <w:b/>
           <w:bCs/>
+          <w:color w:val="1FA6A2"/>
+          <w:sz w:val="26"/>
+          <w:szCs w:val="26"/>
+        </w:rPr>
+        <w:t xml:space="preserve">Turn &amp; Talk — Discussion Points  (Level 1 support · Level 2)</w:t>
+      </w:r>
+    </w:p>
+    <w:p>
+      <w:pPr>
+        <w:spacing w:after="60"/>
+      </w:pPr>
+      <w:r>
+        <w:rPr>
+          <w:i/>
+          <w:iCs/>
+          <w:color w:val="5F6F80"/>
+          <w:sz w:val="19"/>
+          <w:szCs w:val="19"/>
+        </w:rPr>
+        <w:t xml:space="preserve">Talk with a partner. Use the Level 1 stems if you need help getting started; try the Level 2 question when you are ready for more.</w:t>
+      </w:r>
+    </w:p>
+    <w:p>
+      <w:pPr>
+        <w:spacing w:after="60"/>
+      </w:pPr>
+      <w:r>
+        <w:rPr>
+          <w:b/>
+          <w:bCs/>
+          <w:color w:val="12355B"/>
+          <w:sz w:val="21"/>
+          <w:szCs w:val="21"/>
+        </w:rPr>
+        <w:t xml:space="preserve">1. [Launch] </w:t>
+      </w:r>
+      <w:r>
+        <w:rPr>
+          <w:b/>
+          <w:bCs/>
+          <w:sz w:val="21"/>
+          <w:szCs w:val="21"/>
+        </w:rPr>
+        <w:t xml:space="preserve">Three rooms need microphones and stands. Why can you add all the microphones together (4 + 2 + 6) but not mix microphones with stands?</w:t>
+      </w:r>
+    </w:p>
+    <w:p>
+      <w:pPr>
+        <w:spacing w:after="60"/>
+      </w:pPr>
+      <w:r>
+        <w:rPr>
+          <w:b/>
+          <w:bCs/>
+          <w:color w:val="1FA6A2"/>
+          <w:sz w:val="20"/>
+          <w:szCs w:val="20"/>
+        </w:rPr>
+        <w:t xml:space="preserve">Level 1 — Start here: </w:t>
+      </w:r>
+      <w:r>
+        <w:rPr>
+          <w:sz w:val="20"/>
+          <w:szCs w:val="20"/>
+        </w:rPr>
+        <w:t xml:space="preserve">You can only combine items of the same type, just like like terms.</w:t>
+      </w:r>
+    </w:p>
+    <w:p>
+      <w:pPr>
+        <w:spacing w:after="60"/>
+      </w:pPr>
+      <w:r>
+        <w:rPr>
+          <w:sz w:val="21"/>
+          <w:szCs w:val="21"/>
+        </w:rPr>
+        <w:t xml:space="preserve">I can add the microphones because they are the ___ type.</w:t>
+      </w:r>
+      <w:r>
+        <w:rPr>
+          <w:i/>
+          <w:iCs/>
+          <w:color w:val="5F6F80"/>
+          <w:sz w:val="19"/>
+          <w:szCs w:val="19"/>
+        </w:rPr>
+        <w:br/>
+        <w:t xml:space="preserve">
+Puedo sumar los micrófonos porque son del ___ tipo.</w:t>
+      </w:r>
+    </w:p>
+    <w:p>
+      <w:pPr>
+        <w:spacing w:after="60"/>
+      </w:pPr>
+      <w:r>
+        <w:rPr>
+          <w:sz w:val="21"/>
+          <w:szCs w:val="21"/>
+        </w:rPr>
+        <w:t xml:space="preserve">I cannot mix microphones and stands because they ___.</w:t>
+      </w:r>
+      <w:r>
+        <w:rPr>
+          <w:i/>
+          <w:iCs/>
+          <w:color w:val="5F6F80"/>
+          <w:sz w:val="19"/>
+          <w:szCs w:val="19"/>
+        </w:rPr>
+        <w:br/>
+        <w:t xml:space="preserve">
+No puedo mezclar micrófonos y soportes porque ___.</w:t>
+      </w:r>
+    </w:p>
+    <w:p>
+      <w:pPr>
+        <w:spacing w:after="60"/>
+      </w:pPr>
+      <w:r>
+        <w:rPr>
+          <w:b/>
+          <w:bCs/>
+          <w:color w:val="12355B"/>
+          <w:sz w:val="20"/>
+          <w:szCs w:val="20"/>
+        </w:rPr>
+        <w:t xml:space="preserve">Word bank: </w:t>
+      </w:r>
+      <w:r>
+        <w:rPr>
+          <w:color w:val="1FA6A2"/>
+          <w:sz w:val="20"/>
+          <w:szCs w:val="20"/>
+        </w:rPr>
+        <w:t xml:space="preserve">Like Terms, Combine, Simplify, Coefficient</w:t>
+      </w:r>
+    </w:p>
+    <w:p>
+      <w:pPr>
+        <w:spacing w:after="60"/>
+      </w:pPr>
+      <w:r>
+        <w:rPr>
+          <w:b/>
+          <w:bCs/>
+          <w:color w:val="12355B"/>
+          <w:sz w:val="19"/>
+          <w:szCs w:val="19"/>
+        </w:rPr>
+        <w:t xml:space="preserve">Listen for: </w:t>
+      </w:r>
+      <w:r>
+        <w:rPr>
+          <w:i/>
+          <w:iCs/>
+          <w:color w:val="5F6F80"/>
+          <w:sz w:val="19"/>
+          <w:szCs w:val="19"/>
+        </w:rPr>
+        <w:t xml:space="preserve">Students explain microphones combine with microphones (4 + 2 + 6 = 12) but not with stands, connecting this to combining like terms in algebra.</w:t>
+      </w:r>
+    </w:p>
+    <w:p>
+      <w:pPr>
+        <w:spacing w:after="60"/>
+      </w:pPr>
+      <w:r>
+        <w:rPr>
+          <w:b/>
+          <w:bCs/>
+          <w:color w:val="9A6B12"/>
+          <w:sz w:val="20"/>
+          <w:szCs w:val="20"/>
+        </w:rPr>
+        <w:t xml:space="preserve">Level 2: </w:t>
+      </w:r>
+      <w:r>
+        <w:rPr>
+          <w:sz w:val="20"/>
+          <w:szCs w:val="20"/>
+        </w:rPr>
+        <w:t xml:space="preserve">How is mixing microphones and stands like trying to add 3x and 5? Generalize the rule for which terms can combine.</w:t>
+      </w:r>
+    </w:p>
+    <w:p>
+      <w:pPr>
+        <w:spacing w:after="60"/>
+        <w:ind w:left="360"/>
+      </w:pPr>
+      <w:r>
+        <w:rPr>
+          <w:sz w:val="20"/>
+          <w:szCs w:val="20"/>
+        </w:rPr>
+        <w:t xml:space="preserve">• Mixing microphones and stands is like adding 3x and 5 because ___.</w:t>
+      </w:r>
+    </w:p>
+    <w:p>
+      <w:pPr>
+        <w:spacing w:after="60"/>
+        <w:ind w:left="360"/>
+      </w:pPr>
+      <w:r>
+        <w:rPr>
+          <w:sz w:val="20"/>
+          <w:szCs w:val="20"/>
+        </w:rPr>
+        <w:t xml:space="preserve">• In general, terms combine only when they have the ___.</w:t>
+      </w:r>
+    </w:p>
+    <w:p>
+      <w:pPr>
+        <w:spacing w:after="60"/>
+      </w:pPr>
+      <w:r>
+        <w:rPr>
+          <w:b/>
+          <w:bCs/>
+          <w:color w:val="12355B"/>
+          <w:sz w:val="21"/>
+          <w:szCs w:val="21"/>
+        </w:rPr>
+        <w:t xml:space="preserve">2. [Explore] </w:t>
+      </w:r>
+      <w:r>
+        <w:rPr>
+          <w:b/>
+          <w:bCs/>
+          <w:sz w:val="21"/>
+          <w:szCs w:val="21"/>
+        </w:rPr>
+        <w:t xml:space="preserve">To simplify 6x + 4 + 2x + 7, which are the like terms, and how do you combine them?</w:t>
+      </w:r>
+    </w:p>
+    <w:p>
+      <w:pPr>
+        <w:spacing w:after="60"/>
+      </w:pPr>
+      <w:r>
+        <w:rPr>
+          <w:b/>
+          <w:bCs/>
+          <w:color w:val="1FA6A2"/>
+          <w:sz w:val="20"/>
+          <w:szCs w:val="20"/>
+        </w:rPr>
+        <w:t xml:space="preserve">Level 1 — Start here: </w:t>
+      </w:r>
+      <w:r>
+        <w:rPr>
+          <w:sz w:val="20"/>
+          <w:szCs w:val="20"/>
+        </w:rPr>
+        <w:t xml:space="preserve">Combine the x-terms by adding coefficients; combine the constants separately.</w:t>
+      </w:r>
+    </w:p>
+    <w:p>
+      <w:pPr>
+        <w:spacing w:after="60"/>
+      </w:pPr>
+      <w:r>
+        <w:rPr>
+          <w:sz w:val="21"/>
+          <w:szCs w:val="21"/>
+        </w:rPr>
+        <w:t xml:space="preserve">The like terms are ___ and ___.</w:t>
+      </w:r>
+      <w:r>
+        <w:rPr>
+          <w:i/>
+          <w:iCs/>
+          <w:color w:val="5F6F80"/>
+          <w:sz w:val="19"/>
+          <w:szCs w:val="19"/>
+        </w:rPr>
+        <w:br/>
+        <w:t xml:space="preserve">
+Los términos semejantes son ___ y ___.</w:t>
+      </w:r>
+    </w:p>
+    <w:p>
+      <w:pPr>
+        <w:spacing w:after="60"/>
+      </w:pPr>
+      <w:r>
+        <w:rPr>
+          <w:sz w:val="21"/>
+          <w:szCs w:val="21"/>
+        </w:rPr>
+        <w:t xml:space="preserve">I combine them by ___ to get ___.</w:t>
+      </w:r>
+      <w:r>
+        <w:rPr>
+          <w:i/>
+          <w:iCs/>
+          <w:color w:val="5F6F80"/>
+          <w:sz w:val="19"/>
+          <w:szCs w:val="19"/>
+        </w:rPr>
+        <w:br/>
+        <w:t xml:space="preserve">
+Los combino al ___ para obtener ___.</w:t>
+      </w:r>
+    </w:p>
+    <w:p>
+      <w:pPr>
+        <w:spacing w:after="60"/>
+      </w:pPr>
+      <w:r>
+        <w:rPr>
+          <w:b/>
+          <w:bCs/>
+          <w:color w:val="12355B"/>
+          <w:sz w:val="20"/>
+          <w:szCs w:val="20"/>
+        </w:rPr>
+        <w:t xml:space="preserve">Word bank: </w:t>
+      </w:r>
+      <w:r>
+        <w:rPr>
+          <w:color w:val="1FA6A2"/>
+          <w:sz w:val="20"/>
+          <w:szCs w:val="20"/>
+        </w:rPr>
+        <w:t xml:space="preserve">Like Terms, Combine, Simplify, Coefficient</w:t>
+      </w:r>
+    </w:p>
+    <w:p>
+      <w:pPr>
+        <w:spacing w:after="60"/>
+      </w:pPr>
+      <w:r>
+        <w:rPr>
+          <w:b/>
+          <w:bCs/>
+          <w:color w:val="12355B"/>
+          <w:sz w:val="19"/>
+          <w:szCs w:val="19"/>
+        </w:rPr>
+        <w:t xml:space="preserve">Listen for: </w:t>
+      </w:r>
+      <w:r>
+        <w:rPr>
+          <w:i/>
+          <w:iCs/>
+          <w:color w:val="5F6F80"/>
+          <w:sz w:val="19"/>
+          <w:szCs w:val="19"/>
+        </w:rPr>
+        <w:t xml:space="preserve">A strong answer combines 6x + 2x = 8x and 4 + 7 = 11 to get 8x + 11, adding coefficients of like terms and keeping the variable.</w:t>
+      </w:r>
+    </w:p>
+    <w:p>
+      <w:pPr>
+        <w:spacing w:after="60"/>
+      </w:pPr>
+      <w:r>
+        <w:rPr>
+          <w:b/>
+          <w:bCs/>
+          <w:color w:val="9A6B12"/>
+          <w:sz w:val="20"/>
+          <w:szCs w:val="20"/>
+        </w:rPr>
+        <w:t xml:space="preserve">Level 2: </w:t>
+      </w:r>
+      <w:r>
+        <w:rPr>
+          <w:sz w:val="20"/>
+          <w:szCs w:val="20"/>
+        </w:rPr>
+        <w:t xml:space="preserve">A classmate simplifies 5x + 3 + 2y + 4x as 11xy + 3. Critique the error and give the correct simplified form.</w:t>
+      </w:r>
+    </w:p>
+    <w:p>
+      <w:pPr>
+        <w:spacing w:after="60"/>
+        <w:ind w:left="360"/>
+      </w:pPr>
+      <w:r>
+        <w:rPr>
+          <w:sz w:val="20"/>
+          <w:szCs w:val="20"/>
+        </w:rPr>
+        <w:t xml:space="preserve">• The error is ___ because 5x and 2y are not ___.</w:t>
+      </w:r>
+    </w:p>
+    <w:p>
+      <w:pPr>
+        <w:spacing w:after="60"/>
+        <w:ind w:left="360"/>
+      </w:pPr>
+      <w:r>
+        <w:rPr>
+          <w:sz w:val="20"/>
+          <w:szCs w:val="20"/>
+        </w:rPr>
+        <w:t xml:space="preserve">• The correct simplified form is ___ because I combine only ___.</w:t>
+      </w:r>
+    </w:p>
+    <w:p>
+      <w:pPr>
+        <w:spacing w:after="60"/>
+      </w:pPr>
+      <w:r>
+        <w:rPr>
+          <w:b/>
+          <w:bCs/>
+          <w:color w:val="12355B"/>
+          <w:sz w:val="21"/>
+          <w:szCs w:val="21"/>
+        </w:rPr>
+        <w:t xml:space="preserve">3. [Connect] </w:t>
+      </w:r>
+      <w:r>
+        <w:rPr>
+          <w:b/>
+          <w:bCs/>
+          <w:sz w:val="21"/>
+          <w:szCs w:val="21"/>
+        </w:rPr>
+        <w:t xml:space="preserve">The festival order is (8m + 5) + (3m + 7) + (4m + 2), where m is microphones per stage. What does the simplified expression tell you?</w:t>
+      </w:r>
+    </w:p>
+    <w:p>
+      <w:pPr>
+        <w:spacing w:after="60"/>
+      </w:pPr>
+      <w:r>
+        <w:rPr>
+          <w:b/>
+          <w:bCs/>
+          <w:color w:val="1FA6A2"/>
+          <w:sz w:val="20"/>
+          <w:szCs w:val="20"/>
+        </w:rPr>
+        <w:t xml:space="preserve">Level 1 — Start here: </w:t>
+      </w:r>
+      <w:r>
+        <w:rPr>
+          <w:sz w:val="20"/>
+          <w:szCs w:val="20"/>
+        </w:rPr>
+        <w:t xml:space="preserve">Combine the m-terms and the constants to read the total at a glance.</w:t>
+      </w:r>
+    </w:p>
+    <w:p>
+      <w:pPr>
+        <w:spacing w:after="60"/>
+      </w:pPr>
+      <w:r>
+        <w:rPr>
+          <w:sz w:val="21"/>
+          <w:szCs w:val="21"/>
+        </w:rPr>
+        <w:t xml:space="preserve">The total simplifies to ___m + ___.</w:t>
+      </w:r>
+      <w:r>
+        <w:rPr>
+          <w:i/>
+          <w:iCs/>
+          <w:color w:val="5F6F80"/>
+          <w:sz w:val="19"/>
+          <w:szCs w:val="19"/>
+        </w:rPr>
+        <w:br/>
+        <w:t xml:space="preserve">
+El total se simplifica a ___m + ___.</w:t>
+      </w:r>
+    </w:p>
+    <w:p>
+      <w:pPr>
+        <w:spacing w:after="60"/>
+      </w:pPr>
+      <w:r>
+        <w:rPr>
+          <w:sz w:val="21"/>
+          <w:szCs w:val="21"/>
+        </w:rPr>
+        <w:t xml:space="preserve">The ___m tells us ___ and the constant tells us ___.</w:t>
+      </w:r>
+      <w:r>
+        <w:rPr>
+          <w:i/>
+          <w:iCs/>
+          <w:color w:val="5F6F80"/>
+          <w:sz w:val="19"/>
+          <w:szCs w:val="19"/>
+        </w:rPr>
+        <w:br/>
+        <w:t xml:space="preserve">
+El ___m nos dice ___ y la constante nos dice ___.</w:t>
+      </w:r>
+    </w:p>
+    <w:p>
+      <w:pPr>
+        <w:spacing w:after="60"/>
+      </w:pPr>
+      <w:r>
+        <w:rPr>
+          <w:b/>
+          <w:bCs/>
+          <w:color w:val="12355B"/>
+          <w:sz w:val="20"/>
+          <w:szCs w:val="20"/>
+        </w:rPr>
+        <w:t xml:space="preserve">Word bank: </w:t>
+      </w:r>
+      <w:r>
+        <w:rPr>
+          <w:color w:val="1FA6A2"/>
+          <w:sz w:val="20"/>
+          <w:szCs w:val="20"/>
+        </w:rPr>
+        <w:t xml:space="preserve">Like Terms, Combine, Simplify, Coefficient</w:t>
+      </w:r>
+    </w:p>
+    <w:p>
+      <w:pPr>
+        <w:spacing w:after="60"/>
+      </w:pPr>
+      <w:r>
+        <w:rPr>
+          <w:b/>
+          <w:bCs/>
+          <w:color w:val="12355B"/>
+          <w:sz w:val="19"/>
+          <w:szCs w:val="19"/>
+        </w:rPr>
+        <w:t xml:space="preserve">Listen for: </w:t>
+      </w:r>
+      <w:r>
+        <w:rPr>
+          <w:i/>
+          <w:iCs/>
+          <w:color w:val="5F6F80"/>
+          <w:sz w:val="19"/>
+          <w:szCs w:val="19"/>
+        </w:rPr>
+        <w:t xml:space="preserve">Students simplify to 15m + 14, explaining 15m is the total cables tied to microphones and 14 is the extra fixed cables across stages.</w:t>
+      </w:r>
+    </w:p>
+    <w:p>
+      <w:pPr>
+        <w:spacing w:after="60"/>
+      </w:pPr>
+      <w:r>
+        <w:rPr>
+          <w:b/>
+          <w:bCs/>
+          <w:color w:val="9A6B12"/>
+          <w:sz w:val="20"/>
+          <w:szCs w:val="20"/>
+        </w:rPr>
+        <w:t xml:space="preserve">Level 2: </w:t>
+      </w:r>
+      <w:r>
+        <w:rPr>
+          <w:sz w:val="20"/>
+          <w:szCs w:val="20"/>
+        </w:rPr>
+        <w:t xml:space="preserve">Why is 15m + 14 easier to use for ordering than the original three grouped expressions? Justify how simplifying makes the real problem clearer.</w:t>
+      </w:r>
+    </w:p>
+    <w:p>
+      <w:pPr>
+        <w:spacing w:after="60"/>
+        <w:ind w:left="360"/>
+      </w:pPr>
+      <w:r>
+        <w:rPr>
+          <w:sz w:val="20"/>
+          <w:szCs w:val="20"/>
+        </w:rPr>
+        <w:t xml:space="preserve">• The simplified form is easier because ___.</w:t>
+      </w:r>
+    </w:p>
+    <w:p>
+      <w:pPr>
+        <w:spacing w:after="60"/>
+        <w:ind w:left="360"/>
+      </w:pPr>
+      <w:r>
+        <w:rPr>
+          <w:sz w:val="20"/>
+          <w:szCs w:val="20"/>
+        </w:rPr>
+        <w:t xml:space="preserve">• If each stage had 6 microphones, the total cables would be ___, which is faster to find because ___.</w:t>
+      </w:r>
+    </w:p>
+    <w:p>
+      <w:pPr>
+        <w:pStyle w:val="Heading2"/>
+        <w:pBdr>
+          <w:left w:val="single" w:color="1FA6A2" w:sz="18" w:space="8"/>
+        </w:pBdr>
+        <w:spacing w:after="100" w:before="200"/>
+      </w:pPr>
+      <w:r>
+        <w:rPr>
+          <w:b/>
+          <w:bCs/>
           <w:color w:val="9A6B12"/>
           <w:sz w:val="26"/>
           <w:szCs w:val="26"/>
@@ -883,7 +1487,7 @@
           <w:sz w:val="21"/>
           <w:szCs w:val="21"/>
         </w:rPr>
-        <w:t xml:space="preserve">The like terms are ___.</w:t>
+        <w:t xml:space="preserve">I can add the microphones because they are the ___ type.</w:t>
       </w:r>
       <w:r>
         <w:rPr>
@@ -895,19 +1499,19 @@
         </w:rPr>
         <w:br/>
         <w:t xml:space="preserve">
-Los términos semejantes son ___.</w:t>
-      </w:r>
-    </w:p>
-    <w:p>
-      <w:pPr>
-        <w:spacing w:after="60"/>
-      </w:pPr>
-      <w:r>
-        <w:rPr>
-          <w:sz w:val="21"/>
-          <w:szCs w:val="21"/>
-        </w:rPr>
-        <w:t xml:space="preserve">I combined them to get ___.</w:t>
+Puedo sumar los micrófonos porque son del ___ tipo.</w:t>
+      </w:r>
+    </w:p>
+    <w:p>
+      <w:pPr>
+        <w:spacing w:after="60"/>
+      </w:pPr>
+      <w:r>
+        <w:rPr>
+          <w:sz w:val="21"/>
+          <w:szCs w:val="21"/>
+        </w:rPr>
+        <w:t xml:space="preserve">I cannot mix microphones and stands because they ___.</w:t>
       </w:r>
       <w:r>
         <w:rPr>
@@ -919,19 +1523,19 @@
         </w:rPr>
         <w:br/>
         <w:t xml:space="preserve">
-Los combiné para obtener ___.</w:t>
-      </w:r>
-    </w:p>
-    <w:p>
-      <w:pPr>
-        <w:spacing w:after="60"/>
-      </w:pPr>
-      <w:r>
-        <w:rPr>
-          <w:sz w:val="21"/>
-          <w:szCs w:val="21"/>
-        </w:rPr>
-        <w:t xml:space="preserve">This makes it clearer when ___.</w:t>
+No puedo mezclar micrófonos y soportes porque ___.</w:t>
+      </w:r>
+    </w:p>
+    <w:p>
+      <w:pPr>
+        <w:spacing w:after="60"/>
+      </w:pPr>
+      <w:r>
+        <w:rPr>
+          <w:sz w:val="21"/>
+          <w:szCs w:val="21"/>
+        </w:rPr>
+        <w:t xml:space="preserve">The like terms are ___ and ___.</w:t>
       </w:r>
       <w:r>
         <w:rPr>
@@ -943,7 +1547,7 @@
         </w:rPr>
         <w:br/>
         <w:t xml:space="preserve">
-Esto lo aclara cuando ___.</w:t>
+Los términos semejantes son ___ y ___.</w:t>
       </w:r>
     </w:p>
     <w:p>

--- a/lessons/6-7/downloads/6-7-notes.docx
+++ b/lessons/6-7/downloads/6-7-notes.docx
@@ -385,6 +385,43 @@
       </w:pPr>
       <w:r>
         <w:rPr>
+          <w:b/>
+          <w:bCs/>
+          <w:color w:val="1FA6A2"/>
+          <w:sz w:val="20"/>
+          <w:szCs w:val="20"/>
+        </w:rPr>
+        <w:t xml:space="preserve">Hint (optional): </w:t>
+      </w:r>
+      <w:r>
+        <w:rPr>
+          <w:sz w:val="20"/>
+          <w:szCs w:val="20"/>
+        </w:rPr>
+        <w:t xml:space="preserve">Try starting with the word "Like Terms" or "Combine". Re-read the question and underline what it is asking you to compare or find. Use one number or word from the problem as your evidence.</w:t>
+      </w:r>
+    </w:p>
+    <w:p>
+      <w:pPr>
+        <w:spacing w:after="60"/>
+      </w:pPr>
+      <w:r>
+        <w:rPr>
+          <w:b/>
+          <w:bCs/>
+          <w:color w:val="12355B"/>
+          <w:sz w:val="19"/>
+          <w:szCs w:val="19"/>
+        </w:rPr>
+        <w:t xml:space="preserve">Sentence starters (optional)</w:t>
+      </w:r>
+    </w:p>
+    <w:p>
+      <w:pPr>
+        <w:spacing w:after="60"/>
+      </w:pPr>
+      <w:r>
+        <w:rPr>
           <w:sz w:val="21"/>
           <w:szCs w:val="21"/>
         </w:rPr>
@@ -575,6 +612,43 @@
       </w:pPr>
       <w:r>
         <w:rPr>
+          <w:b/>
+          <w:bCs/>
+          <w:color w:val="1FA6A2"/>
+          <w:sz w:val="20"/>
+          <w:szCs w:val="20"/>
+        </w:rPr>
+        <w:t xml:space="preserve">Hint (optional): </w:t>
+      </w:r>
+      <w:r>
+        <w:rPr>
+          <w:sz w:val="20"/>
+          <w:szCs w:val="20"/>
+        </w:rPr>
+        <w:t xml:space="preserve">Try starting with the word "Like Terms" or "Combine". Re-read the question and underline what it is asking you to compare or find. Use one number or word from the problem as your evidence.</w:t>
+      </w:r>
+    </w:p>
+    <w:p>
+      <w:pPr>
+        <w:spacing w:after="60"/>
+      </w:pPr>
+      <w:r>
+        <w:rPr>
+          <w:b/>
+          <w:bCs/>
+          <w:color w:val="12355B"/>
+          <w:sz w:val="19"/>
+          <w:szCs w:val="19"/>
+        </w:rPr>
+        <w:t xml:space="preserve">Sentence starters (optional)</w:t>
+      </w:r>
+    </w:p>
+    <w:p>
+      <w:pPr>
+        <w:spacing w:after="60"/>
+      </w:pPr>
+      <w:r>
+        <w:rPr>
           <w:sz w:val="21"/>
           <w:szCs w:val="21"/>
         </w:rPr>
@@ -757,6 +831,43 @@
           <w:szCs w:val="20"/>
         </w:rPr>
         <w:t xml:space="preserve">Combine the m-terms and the constants to read the total at a glance.</w:t>
+      </w:r>
+    </w:p>
+    <w:p>
+      <w:pPr>
+        <w:spacing w:after="60"/>
+      </w:pPr>
+      <w:r>
+        <w:rPr>
+          <w:b/>
+          <w:bCs/>
+          <w:color w:val="1FA6A2"/>
+          <w:sz w:val="20"/>
+          <w:szCs w:val="20"/>
+        </w:rPr>
+        <w:t xml:space="preserve">Hint (optional): </w:t>
+      </w:r>
+      <w:r>
+        <w:rPr>
+          <w:sz w:val="20"/>
+          <w:szCs w:val="20"/>
+        </w:rPr>
+        <w:t xml:space="preserve">Try starting with the word "Like Terms" or "Combine". Re-read the question and underline what it is asking you to compare or find. Use one number or word from the problem as your evidence.</w:t>
+      </w:r>
+    </w:p>
+    <w:p>
+      <w:pPr>
+        <w:spacing w:after="60"/>
+      </w:pPr>
+      <w:r>
+        <w:rPr>
+          <w:b/>
+          <w:bCs/>
+          <w:color w:val="12355B"/>
+          <w:sz w:val="19"/>
+          <w:szCs w:val="19"/>
+        </w:rPr>
+        <w:t xml:space="preserve">Sentence starters (optional)</w:t>
       </w:r>
     </w:p>
     <w:p>

--- a/lessons/6-7/downloads/6-7-notes.docx
+++ b/lessons/6-7/downloads/6-7-notes.docx
@@ -97,6 +97,69 @@
       </w:pPr>
       <w:r>
         <w:rPr>
+          <w:i/>
+          <w:iCs/>
+          <w:color w:val="5F6F80"/>
+          <w:sz w:val="19"/>
+          <w:szCs w:val="19"/>
+        </w:rPr>
+        <w:t xml:space="preserve">Picture first, then the word, then a plain-language meaning.</w:t>
+      </w:r>
+    </w:p>
+    <w:p>
+      <w:pPr>
+        <w:keepNext/>
+        <w:spacing w:after="20" w:before="120"/>
+        <w:jc w:val="center"/>
+      </w:pPr>
+      <w:r>
+        <w:drawing>
+          <wp:inline distT="0" distB="0" distL="0" distR="0">
+            <wp:extent cx="1238250" cy="933450"/>
+            <wp:effectExtent t="0" r="0" b="0" l="0"/>
+            <wp:docPr id="1" name="" descr="" title=""/>
+            <wp:cNvGraphicFramePr>
+              <a:graphicFrameLocks xmlns:a="http://schemas.openxmlformats.org/drawingml/2006/main" noChangeAspect="1"/>
+            </wp:cNvGraphicFramePr>
+            <a:graphic xmlns:a="http://schemas.openxmlformats.org/drawingml/2006/main">
+              <a:graphicData uri="http://schemas.openxmlformats.org/drawingml/2006/picture">
+                <pic:pic xmlns:pic="http://schemas.openxmlformats.org/drawingml/2006/picture">
+                  <pic:nvPicPr>
+                    <pic:cNvPr id="0" name="" descr=""/>
+                    <pic:cNvPicPr>
+                      <a:picLocks noChangeAspect="1" noChangeArrowheads="1"/>
+                    </pic:cNvPicPr>
+                  </pic:nvPicPr>
+                  <pic:blipFill>
+                    <a:blip r:embed="rId9" cstate="none"/>
+                    <a:srcRect/>
+                    <a:stretch>
+                      <a:fillRect/>
+                    </a:stretch>
+                  </pic:blipFill>
+                  <pic:spPr bwMode="auto">
+                    <a:xfrm>
+                      <a:off x="0" y="0"/>
+                      <a:ext cx="1238250" cy="933450"/>
+                    </a:xfrm>
+                    <a:prstGeom prst="rect">
+                      <a:avLst/>
+                    </a:prstGeom>
+                  </pic:spPr>
+                </pic:pic>
+              </a:graphicData>
+            </a:graphic>
+          </wp:inline>
+        </w:drawing>
+      </w:r>
+    </w:p>
+    <w:p>
+      <w:pPr>
+        <w:keepNext/>
+        <w:spacing w:after="20"/>
+      </w:pPr>
+      <w:r>
+        <w:rPr>
           <w:b/>
           <w:bCs/>
           <w:color w:val="12355B"/>
@@ -118,7 +181,7 @@
     </w:p>
     <w:p>
       <w:pPr>
-        <w:spacing w:after="60"/>
+        <w:spacing w:after="160"/>
       </w:pPr>
       <w:r>
         <w:rPr>
@@ -130,22 +193,55 @@
     </w:p>
     <w:p>
       <w:pPr>
-        <w:spacing w:after="60"/>
-      </w:pPr>
-      <w:r>
-        <w:rPr>
-          <w:i/>
-          <w:iCs/>
-          <w:color w:val="5F6F80"/>
-          <w:sz w:val="19"/>
-          <w:szCs w:val="19"/>
-        </w:rPr>
-        <w:t xml:space="preserve">5x and 3x are like terms (both x); 5x and 5y are NOT (different variables); 2x and 2x² are NOT (different powers)</w:t>
-      </w:r>
-    </w:p>
-    <w:p>
-      <w:pPr>
-        <w:spacing w:after="60"/>
+        <w:keepNext/>
+        <w:spacing w:after="20" w:before="120"/>
+        <w:jc w:val="center"/>
+      </w:pPr>
+      <w:r>
+        <w:drawing>
+          <wp:inline distT="0" distB="0" distL="0" distR="0">
+            <wp:extent cx="1238250" cy="933450"/>
+            <wp:effectExtent t="0" r="0" b="0" l="0"/>
+            <wp:docPr id="1" name="" descr="" title=""/>
+            <wp:cNvGraphicFramePr>
+              <a:graphicFrameLocks xmlns:a="http://schemas.openxmlformats.org/drawingml/2006/main" noChangeAspect="1"/>
+            </wp:cNvGraphicFramePr>
+            <a:graphic xmlns:a="http://schemas.openxmlformats.org/drawingml/2006/main">
+              <a:graphicData uri="http://schemas.openxmlformats.org/drawingml/2006/picture">
+                <pic:pic xmlns:pic="http://schemas.openxmlformats.org/drawingml/2006/picture">
+                  <pic:nvPicPr>
+                    <pic:cNvPr id="0" name="" descr=""/>
+                    <pic:cNvPicPr>
+                      <a:picLocks noChangeAspect="1" noChangeArrowheads="1"/>
+                    </pic:cNvPicPr>
+                  </pic:nvPicPr>
+                  <pic:blipFill>
+                    <a:blip r:embed="rId10" cstate="none"/>
+                    <a:srcRect/>
+                    <a:stretch>
+                      <a:fillRect/>
+                    </a:stretch>
+                  </pic:blipFill>
+                  <pic:spPr bwMode="auto">
+                    <a:xfrm>
+                      <a:off x="0" y="0"/>
+                      <a:ext cx="1238250" cy="933450"/>
+                    </a:xfrm>
+                    <a:prstGeom prst="rect">
+                      <a:avLst/>
+                    </a:prstGeom>
+                  </pic:spPr>
+                </pic:pic>
+              </a:graphicData>
+            </a:graphic>
+          </wp:inline>
+        </w:drawing>
+      </w:r>
+    </w:p>
+    <w:p>
+      <w:pPr>
+        <w:keepNext/>
+        <w:spacing w:after="20"/>
       </w:pPr>
       <w:r>
         <w:rPr>
@@ -170,7 +266,7 @@
     </w:p>
     <w:p>
       <w:pPr>
-        <w:spacing w:after="60"/>
+        <w:spacing w:after="160"/>
       </w:pPr>
       <w:r>
         <w:rPr>
@@ -182,22 +278,55 @@
     </w:p>
     <w:p>
       <w:pPr>
-        <w:spacing w:after="60"/>
-      </w:pPr>
-      <w:r>
-        <w:rPr>
-          <w:i/>
-          <w:iCs/>
-          <w:color w:val="5F6F80"/>
-          <w:sz w:val="19"/>
-          <w:szCs w:val="19"/>
-        </w:rPr>
-        <w:t xml:space="preserve">8m + 3m = 11m — add the coefficients (8 + 3 = 11) and keep the variable (m)</w:t>
-      </w:r>
-    </w:p>
-    <w:p>
-      <w:pPr>
-        <w:spacing w:after="60"/>
+        <w:keepNext/>
+        <w:spacing w:after="20" w:before="120"/>
+        <w:jc w:val="center"/>
+      </w:pPr>
+      <w:r>
+        <w:drawing>
+          <wp:inline distT="0" distB="0" distL="0" distR="0">
+            <wp:extent cx="1238250" cy="933450"/>
+            <wp:effectExtent t="0" r="0" b="0" l="0"/>
+            <wp:docPr id="1" name="" descr="" title=""/>
+            <wp:cNvGraphicFramePr>
+              <a:graphicFrameLocks xmlns:a="http://schemas.openxmlformats.org/drawingml/2006/main" noChangeAspect="1"/>
+            </wp:cNvGraphicFramePr>
+            <a:graphic xmlns:a="http://schemas.openxmlformats.org/drawingml/2006/main">
+              <a:graphicData uri="http://schemas.openxmlformats.org/drawingml/2006/picture">
+                <pic:pic xmlns:pic="http://schemas.openxmlformats.org/drawingml/2006/picture">
+                  <pic:nvPicPr>
+                    <pic:cNvPr id="0" name="" descr=""/>
+                    <pic:cNvPicPr>
+                      <a:picLocks noChangeAspect="1" noChangeArrowheads="1"/>
+                    </pic:cNvPicPr>
+                  </pic:nvPicPr>
+                  <pic:blipFill>
+                    <a:blip r:embed="rId11" cstate="none"/>
+                    <a:srcRect/>
+                    <a:stretch>
+                      <a:fillRect/>
+                    </a:stretch>
+                  </pic:blipFill>
+                  <pic:spPr bwMode="auto">
+                    <a:xfrm>
+                      <a:off x="0" y="0"/>
+                      <a:ext cx="1238250" cy="933450"/>
+                    </a:xfrm>
+                    <a:prstGeom prst="rect">
+                      <a:avLst/>
+                    </a:prstGeom>
+                  </pic:spPr>
+                </pic:pic>
+              </a:graphicData>
+            </a:graphic>
+          </wp:inline>
+        </w:drawing>
+      </w:r>
+    </w:p>
+    <w:p>
+      <w:pPr>
+        <w:keepNext/>
+        <w:spacing w:after="20"/>
       </w:pPr>
       <w:r>
         <w:rPr>
@@ -222,7 +351,7 @@
     </w:p>
     <w:p>
       <w:pPr>
-        <w:spacing w:after="60"/>
+        <w:spacing w:after="160"/>
       </w:pPr>
       <w:r>
         <w:rPr>
@@ -234,22 +363,55 @@
     </w:p>
     <w:p>
       <w:pPr>
-        <w:spacing w:after="60"/>
-      </w:pPr>
-      <w:r>
-        <w:rPr>
-          <w:i/>
-          <w:iCs/>
-          <w:color w:val="5F6F80"/>
-          <w:sz w:val="19"/>
-          <w:szCs w:val="19"/>
-        </w:rPr>
-        <w:t xml:space="preserve">2a + 5a + 3 simplifies to 7a + 3 — the two a-terms combine, the constant stays</w:t>
-      </w:r>
-    </w:p>
-    <w:p>
-      <w:pPr>
-        <w:spacing w:after="60"/>
+        <w:keepNext/>
+        <w:spacing w:after="20" w:before="120"/>
+        <w:jc w:val="center"/>
+      </w:pPr>
+      <w:r>
+        <w:drawing>
+          <wp:inline distT="0" distB="0" distL="0" distR="0">
+            <wp:extent cx="1238250" cy="933450"/>
+            <wp:effectExtent t="0" r="0" b="0" l="0"/>
+            <wp:docPr id="1" name="" descr="" title=""/>
+            <wp:cNvGraphicFramePr>
+              <a:graphicFrameLocks xmlns:a="http://schemas.openxmlformats.org/drawingml/2006/main" noChangeAspect="1"/>
+            </wp:cNvGraphicFramePr>
+            <a:graphic xmlns:a="http://schemas.openxmlformats.org/drawingml/2006/main">
+              <a:graphicData uri="http://schemas.openxmlformats.org/drawingml/2006/picture">
+                <pic:pic xmlns:pic="http://schemas.openxmlformats.org/drawingml/2006/picture">
+                  <pic:nvPicPr>
+                    <pic:cNvPr id="0" name="" descr=""/>
+                    <pic:cNvPicPr>
+                      <a:picLocks noChangeAspect="1" noChangeArrowheads="1"/>
+                    </pic:cNvPicPr>
+                  </pic:nvPicPr>
+                  <pic:blipFill>
+                    <a:blip r:embed="rId9" cstate="none"/>
+                    <a:srcRect/>
+                    <a:stretch>
+                      <a:fillRect/>
+                    </a:stretch>
+                  </pic:blipFill>
+                  <pic:spPr bwMode="auto">
+                    <a:xfrm>
+                      <a:off x="0" y="0"/>
+                      <a:ext cx="1238250" cy="933450"/>
+                    </a:xfrm>
+                    <a:prstGeom prst="rect">
+                      <a:avLst/>
+                    </a:prstGeom>
+                  </pic:spPr>
+                </pic:pic>
+              </a:graphicData>
+            </a:graphic>
+          </wp:inline>
+        </w:drawing>
+      </w:r>
+    </w:p>
+    <w:p>
+      <w:pPr>
+        <w:keepNext/>
+        <w:spacing w:after="20"/>
       </w:pPr>
       <w:r>
         <w:rPr>
@@ -274,7 +436,7 @@
     </w:p>
     <w:p>
       <w:pPr>
-        <w:spacing w:after="60"/>
+        <w:spacing w:after="160"/>
       </w:pPr>
       <w:r>
         <w:rPr>
@@ -282,21 +444,6 @@
           <w:szCs w:val="21"/>
         </w:rPr>
         <w:t xml:space="preserve">The number in front of a letter, like the 3 in 3x.</w:t>
-      </w:r>
-    </w:p>
-    <w:p>
-      <w:pPr>
-        <w:spacing w:after="60"/>
-      </w:pPr>
-      <w:r>
-        <w:rPr>
-          <w:i/>
-          <w:iCs/>
-          <w:color w:val="5F6F80"/>
-          <w:sz w:val="19"/>
-          <w:szCs w:val="19"/>
-        </w:rPr>
-        <w:t xml:space="preserve">In 9x, the coefficient is 9 — it tells you 'nine groups of x'; if x = 2, then 9x = 18</w:t>
       </w:r>
     </w:p>
     <w:p>

--- a/lessons/6-7/downloads/6-7-notes.docx
+++ b/lessons/6-7/downloads/6-7-notes.docx
@@ -444,6 +444,176 @@
           <w:szCs w:val="21"/>
         </w:rPr>
         <w:t xml:space="preserve">The number in front of a letter, like the 3 in 3x.</w:t>
+      </w:r>
+    </w:p>
+    <w:p>
+      <w:pPr>
+        <w:keepNext/>
+        <w:spacing w:after="20" w:before="120"/>
+        <w:jc w:val="center"/>
+      </w:pPr>
+      <w:r>
+        <w:drawing>
+          <wp:inline distT="0" distB="0" distL="0" distR="0">
+            <wp:extent cx="1238250" cy="933450"/>
+            <wp:effectExtent t="0" r="0" b="0" l="0"/>
+            <wp:docPr id="1" name="" descr="" title=""/>
+            <wp:cNvGraphicFramePr>
+              <a:graphicFrameLocks xmlns:a="http://schemas.openxmlformats.org/drawingml/2006/main" noChangeAspect="1"/>
+            </wp:cNvGraphicFramePr>
+            <a:graphic xmlns:a="http://schemas.openxmlformats.org/drawingml/2006/main">
+              <a:graphicData uri="http://schemas.openxmlformats.org/drawingml/2006/picture">
+                <pic:pic xmlns:pic="http://schemas.openxmlformats.org/drawingml/2006/picture">
+                  <pic:nvPicPr>
+                    <pic:cNvPr id="0" name="" descr=""/>
+                    <pic:cNvPicPr>
+                      <a:picLocks noChangeAspect="1" noChangeArrowheads="1"/>
+                    </pic:cNvPicPr>
+                  </pic:nvPicPr>
+                  <pic:blipFill>
+                    <a:blip r:embed="rId12" cstate="none"/>
+                    <a:srcRect/>
+                    <a:stretch>
+                      <a:fillRect/>
+                    </a:stretch>
+                  </pic:blipFill>
+                  <pic:spPr bwMode="auto">
+                    <a:xfrm>
+                      <a:off x="0" y="0"/>
+                      <a:ext cx="1238250" cy="933450"/>
+                    </a:xfrm>
+                    <a:prstGeom prst="rect">
+                      <a:avLst/>
+                    </a:prstGeom>
+                  </pic:spPr>
+                </pic:pic>
+              </a:graphicData>
+            </a:graphic>
+          </wp:inline>
+        </w:drawing>
+      </w:r>
+    </w:p>
+    <w:p>
+      <w:pPr>
+        <w:keepNext/>
+        <w:spacing w:after="20"/>
+      </w:pPr>
+      <w:r>
+        <w:rPr>
+          <w:b/>
+          <w:bCs/>
+          <w:color w:val="12355B"/>
+          <w:sz w:val="23"/>
+          <w:szCs w:val="23"/>
+        </w:rPr>
+        <w:t xml:space="preserve">Term</w:t>
+      </w:r>
+      <w:r>
+        <w:rPr>
+          <w:i/>
+          <w:iCs/>
+          <w:color w:val="5F6F80"/>
+          <w:sz w:val="20"/>
+          <w:szCs w:val="20"/>
+        </w:rPr>
+        <w:t xml:space="preserve">  ·  Término</w:t>
+      </w:r>
+    </w:p>
+    <w:p>
+      <w:pPr>
+        <w:spacing w:after="160"/>
+      </w:pPr>
+      <w:r>
+        <w:rPr>
+          <w:sz w:val="21"/>
+          <w:szCs w:val="21"/>
+        </w:rPr>
+        <w:t xml:space="preserve">A single number, variable, or product of them, separated by + or − signs.</w:t>
+      </w:r>
+    </w:p>
+    <w:p>
+      <w:pPr>
+        <w:keepNext/>
+        <w:spacing w:after="20" w:before="120"/>
+        <w:jc w:val="center"/>
+      </w:pPr>
+      <w:r>
+        <w:drawing>
+          <wp:inline distT="0" distB="0" distL="0" distR="0">
+            <wp:extent cx="1238250" cy="933450"/>
+            <wp:effectExtent t="0" r="0" b="0" l="0"/>
+            <wp:docPr id="1" name="" descr="" title=""/>
+            <wp:cNvGraphicFramePr>
+              <a:graphicFrameLocks xmlns:a="http://schemas.openxmlformats.org/drawingml/2006/main" noChangeAspect="1"/>
+            </wp:cNvGraphicFramePr>
+            <a:graphic xmlns:a="http://schemas.openxmlformats.org/drawingml/2006/main">
+              <a:graphicData uri="http://schemas.openxmlformats.org/drawingml/2006/picture">
+                <pic:pic xmlns:pic="http://schemas.openxmlformats.org/drawingml/2006/picture">
+                  <pic:nvPicPr>
+                    <pic:cNvPr id="0" name="" descr=""/>
+                    <pic:cNvPicPr>
+                      <a:picLocks noChangeAspect="1" noChangeArrowheads="1"/>
+                    </pic:cNvPicPr>
+                  </pic:nvPicPr>
+                  <pic:blipFill>
+                    <a:blip r:embed="rId13" cstate="none"/>
+                    <a:srcRect/>
+                    <a:stretch>
+                      <a:fillRect/>
+                    </a:stretch>
+                  </pic:blipFill>
+                  <pic:spPr bwMode="auto">
+                    <a:xfrm>
+                      <a:off x="0" y="0"/>
+                      <a:ext cx="1238250" cy="933450"/>
+                    </a:xfrm>
+                    <a:prstGeom prst="rect">
+                      <a:avLst/>
+                    </a:prstGeom>
+                  </pic:spPr>
+                </pic:pic>
+              </a:graphicData>
+            </a:graphic>
+          </wp:inline>
+        </w:drawing>
+      </w:r>
+    </w:p>
+    <w:p>
+      <w:pPr>
+        <w:keepNext/>
+        <w:spacing w:after="20"/>
+      </w:pPr>
+      <w:r>
+        <w:rPr>
+          <w:b/>
+          <w:bCs/>
+          <w:color w:val="12355B"/>
+          <w:sz w:val="23"/>
+          <w:szCs w:val="23"/>
+        </w:rPr>
+        <w:t xml:space="preserve">Distributive property</w:t>
+      </w:r>
+      <w:r>
+        <w:rPr>
+          <w:i/>
+          <w:iCs/>
+          <w:color w:val="5F6F80"/>
+          <w:sz w:val="20"/>
+          <w:szCs w:val="20"/>
+        </w:rPr>
+        <w:t xml:space="preserve">  ·  Propiedad distributiva</w:t>
+      </w:r>
+    </w:p>
+    <w:p>
+      <w:pPr>
+        <w:spacing w:after="160"/>
+      </w:pPr>
+      <w:r>
+        <w:rPr>
+          <w:sz w:val="21"/>
+          <w:szCs w:val="21"/>
+        </w:rPr>
+        <w:t xml:space="preserve">Multiplying a sum by a number means multiplying each part by that number.</w:t>
       </w:r>
     </w:p>
     <w:p>

--- a/lessons/6-7/downloads/6-7-notes.docx
+++ b/lessons/6-7/downloads/6-7-notes.docx
@@ -1377,7 +1377,7 @@
           <w:sz w:val="24"/>
           <w:szCs w:val="24"/>
         </w:rPr>
-        <w:t xml:space="preserve">Try the Model</w:t>
+        <w:t xml:space="preserve">Solved Example</w:t>
       </w:r>
       <w:r>
         <w:rPr>
@@ -1387,90 +1387,152 @@
           <w:sz w:val="19"/>
           <w:szCs w:val="19"/>
         </w:rPr>
-        <w:t xml:space="preserve">   step through it together</w:t>
-      </w:r>
-    </w:p>
-    <w:p>
-      <w:pPr>
-        <w:spacing w:after="80"/>
-      </w:pPr>
-      <w:r>
-        <w:rPr>
-          <w:sz w:val="21"/>
-          <w:szCs w:val="21"/>
-        </w:rPr>
-        <w:t xml:space="preserve">Identify the like terms in each expression. Group the terms that can be combined.</w:t>
-      </w:r>
-    </w:p>
-    <w:p>
-      <w:pPr>
+        <w:t xml:space="preserve">   I Do — watch each step</w:t>
+      </w:r>
+    </w:p>
+    <w:p>
+      <w:pPr>
+        <w:keepNext/>
         <w:spacing w:after="40"/>
       </w:pPr>
       <w:r>
-        <w:t xml:space="preserve"/>
-      </w:r>
-    </w:p>
-    <w:tbl>
-      <w:tblPr>
-        <w:tblW w:type="pct" w:w="100%"/>
-        <w:tblBorders>
-          <w:top w:val="single" w:color="C7D2DD" w:sz="6"/>
-          <w:left w:val="single" w:color="C7D2DD" w:sz="6"/>
-          <w:bottom w:val="single" w:color="C7D2DD" w:sz="6"/>
-          <w:right w:val="single" w:color="C7D2DD" w:sz="6"/>
-          <w:insideH w:val="single" w:color="auto" w:sz="4"/>
-          <w:insideV w:val="single" w:color="auto" w:sz="4"/>
-        </w:tblBorders>
-      </w:tblPr>
-      <w:tblGrid>
-        <w:gridCol w:w="100"/>
-      </w:tblGrid>
-      <w:tr>
-        <w:tc>
-          <w:tcPr>
-            <w:shd w:fill="E6F4F3" w:color="auto" w:val="clear"/>
-            <w:tcMar>
-              <w:top w:type="dxa" w:w="60"/>
-              <w:left w:type="dxa" w:w="120"/>
-              <w:bottom w:type="dxa" w:w="60"/>
-              <w:right w:type="dxa" w:w="120"/>
-            </w:tcMar>
-          </w:tcPr>
-          <w:p>
-            <w:pPr>
-              <w:spacing w:after="0" w:line="320"/>
-            </w:pPr>
-            <w:r>
-              <w:t xml:space="preserve"/>
-            </w:r>
-          </w:p>
-          <w:p>
-            <w:pPr>
-              <w:spacing w:after="0" w:line="320"/>
-            </w:pPr>
-            <w:r>
-              <w:t xml:space="preserve"/>
-            </w:r>
-          </w:p>
-          <w:p>
-            <w:pPr>
-              <w:spacing w:after="0" w:line="320"/>
-            </w:pPr>
-            <w:r>
-              <w:t xml:space="preserve"/>
-            </w:r>
-          </w:p>
-          <w:p>
-            <w:pPr>
-              <w:spacing w:after="0" w:line="320"/>
-            </w:pPr>
-            <w:r>
-              <w:t xml:space="preserve"/>
-            </w:r>
-          </w:p>
-        </w:tc>
-      </w:tr>
-    </w:tbl>
+        <w:rPr>
+          <w:b/>
+          <w:bCs/>
+          <w:color w:val="12355B"/>
+          <w:sz w:val="21"/>
+          <w:szCs w:val="21"/>
+        </w:rPr>
+        <w:t xml:space="preserve">Problem:  </w:t>
+      </w:r>
+      <w:r>
+        <w:rPr>
+          <w:sz w:val="21"/>
+          <w:szCs w:val="21"/>
+        </w:rPr>
+        <w:t xml:space="preserve">Simplify 7x + 3x.</w:t>
+      </w:r>
+    </w:p>
+    <w:p>
+      <w:pPr>
+        <w:spacing w:after="30"/>
+        <w:ind w:left="420"/>
+      </w:pPr>
+      <w:r>
+        <w:rPr>
+          <w:sz w:val="20"/>
+          <w:szCs w:val="20"/>
+        </w:rPr>
+        <w:t xml:space="preserve">A)  10x</w:t>
+      </w:r>
+    </w:p>
+    <w:p>
+      <w:pPr>
+        <w:spacing w:after="30"/>
+        <w:ind w:left="420"/>
+      </w:pPr>
+      <w:r>
+        <w:rPr>
+          <w:sz w:val="20"/>
+          <w:szCs w:val="20"/>
+        </w:rPr>
+        <w:t xml:space="preserve">B)  10x²</w:t>
+      </w:r>
+    </w:p>
+    <w:p>
+      <w:pPr>
+        <w:spacing w:after="30"/>
+        <w:ind w:left="420"/>
+      </w:pPr>
+      <w:r>
+        <w:rPr>
+          <w:sz w:val="20"/>
+          <w:szCs w:val="20"/>
+        </w:rPr>
+        <w:t xml:space="preserve">C)  21x</w:t>
+      </w:r>
+    </w:p>
+    <w:p>
+      <w:pPr>
+        <w:spacing w:after="30"/>
+        <w:ind w:left="420"/>
+      </w:pPr>
+      <w:r>
+        <w:rPr>
+          <w:sz w:val="20"/>
+          <w:szCs w:val="20"/>
+        </w:rPr>
+        <w:t xml:space="preserve">D)  73x</w:t>
+      </w:r>
+    </w:p>
+    <w:p>
+      <w:pPr>
+        <w:spacing w:after="20" w:before="50"/>
+      </w:pPr>
+      <w:r>
+        <w:rPr>
+          <w:b/>
+          <w:bCs/>
+          <w:color w:val="1FA6A2"/>
+          <w:sz w:val="21"/>
+          <w:szCs w:val="21"/>
+        </w:rPr>
+        <w:t xml:space="preserve">Step 1:  </w:t>
+      </w:r>
+      <w:r>
+        <w:rPr>
+          <w:sz w:val="21"/>
+          <w:szCs w:val="21"/>
+        </w:rPr>
+        <w:t xml:space="preserve">7x + 3x = 10x.</w:t>
+      </w:r>
+    </w:p>
+    <w:p>
+      <w:pPr>
+        <w:spacing w:after="20" w:before="50"/>
+      </w:pPr>
+      <w:r>
+        <w:rPr>
+          <w:b/>
+          <w:bCs/>
+          <w:color w:val="1FA6A2"/>
+          <w:sz w:val="21"/>
+          <w:szCs w:val="21"/>
+        </w:rPr>
+        <w:t xml:space="preserve">Step 2:  </w:t>
+      </w:r>
+      <w:r>
+        <w:rPr>
+          <w:sz w:val="21"/>
+          <w:szCs w:val="21"/>
+        </w:rPr>
+        <w:t xml:space="preserve">Add the coefficients: 7 + 3 = 10.</w:t>
+      </w:r>
+    </w:p>
+    <w:p>
+      <w:pPr>
+        <w:spacing w:after="40" w:before="60"/>
+      </w:pPr>
+      <w:r>
+        <w:rPr>
+          <w:b/>
+          <w:bCs/>
+          <w:color w:val="12355B"/>
+          <w:sz w:val="21"/>
+          <w:szCs w:val="21"/>
+        </w:rPr>
+        <w:t xml:space="preserve">Answer:  </w:t>
+      </w:r>
+      <w:r>
+        <w:rPr>
+          <w:b/>
+          <w:bCs/>
+          <w:sz w:val="21"/>
+          <w:szCs w:val="21"/>
+        </w:rPr>
+        <w:t xml:space="preserve">A. 10x</w:t>
+      </w:r>
+    </w:p>
     <w:p>
       <w:pPr>
         <w:pStyle w:val="Heading1"/>
@@ -1515,6 +1577,170 @@
           <w:szCs w:val="19"/>
         </w:rPr>
         <w:t xml:space="preserve">   We Do — work with your class</w:t>
+      </w:r>
+    </w:p>
+    <w:p>
+      <w:pPr>
+        <w:keepNext/>
+        <w:spacing w:after="40" w:before="40"/>
+      </w:pPr>
+      <w:r>
+        <w:rPr>
+          <w:b/>
+          <w:bCs/>
+          <w:color w:val="12355B"/>
+          <w:sz w:val="21"/>
+          <w:szCs w:val="21"/>
+        </w:rPr>
+        <w:t xml:space="preserve">Problem:  </w:t>
+      </w:r>
+      <w:r>
+        <w:rPr>
+          <w:sz w:val="21"/>
+          <w:szCs w:val="21"/>
+        </w:rPr>
+        <w:t xml:space="preserve">Simplify 9n + 4 + 2n.</w:t>
+      </w:r>
+    </w:p>
+    <w:p>
+      <w:pPr>
+        <w:spacing w:after="30"/>
+        <w:ind w:left="420"/>
+      </w:pPr>
+      <w:r>
+        <w:rPr>
+          <w:sz w:val="20"/>
+          <w:szCs w:val="20"/>
+        </w:rPr>
+        <w:t xml:space="preserve">A)  11n + 4</w:t>
+      </w:r>
+    </w:p>
+    <w:p>
+      <w:pPr>
+        <w:spacing w:after="30"/>
+        <w:ind w:left="420"/>
+      </w:pPr>
+      <w:r>
+        <w:rPr>
+          <w:sz w:val="20"/>
+          <w:szCs w:val="20"/>
+        </w:rPr>
+        <w:t xml:space="preserve">B)  15n</w:t>
+      </w:r>
+    </w:p>
+    <w:p>
+      <w:pPr>
+        <w:spacing w:after="30"/>
+        <w:ind w:left="420"/>
+      </w:pPr>
+      <w:r>
+        <w:rPr>
+          <w:sz w:val="20"/>
+          <w:szCs w:val="20"/>
+        </w:rPr>
+        <w:t xml:space="preserve">C)  11n² + 4</w:t>
+      </w:r>
+    </w:p>
+    <w:p>
+      <w:pPr>
+        <w:spacing w:after="30"/>
+        <w:ind w:left="420"/>
+      </w:pPr>
+      <w:r>
+        <w:rPr>
+          <w:sz w:val="20"/>
+          <w:szCs w:val="20"/>
+        </w:rPr>
+        <w:t xml:space="preserve">D)  92n + 4</w:t>
+      </w:r>
+    </w:p>
+    <w:p>
+      <w:pPr>
+        <w:keepNext/>
+        <w:spacing w:after="0" w:before="50"/>
+      </w:pPr>
+      <w:r>
+        <w:rPr>
+          <w:b/>
+          <w:bCs/>
+          <w:color w:val="6B4FA0"/>
+          <w:sz w:val="21"/>
+          <w:szCs w:val="21"/>
+        </w:rPr>
+        <w:t xml:space="preserve">Step 1:</w:t>
+      </w:r>
+    </w:p>
+    <w:p>
+      <w:pPr>
+        <w:pBdr>
+          <w:bottom w:val="single" w:color="AFBECC" w:sz="6"/>
+        </w:pBdr>
+        <w:spacing w:after="30" w:before="150"/>
+      </w:pPr>
+      <w:r>
+        <w:t xml:space="preserve"/>
+      </w:r>
+    </w:p>
+    <w:p>
+      <w:pPr>
+        <w:keepNext/>
+        <w:spacing w:after="0" w:before="50"/>
+      </w:pPr>
+      <w:r>
+        <w:rPr>
+          <w:b/>
+          <w:bCs/>
+          <w:color w:val="6B4FA0"/>
+          <w:sz w:val="21"/>
+          <w:szCs w:val="21"/>
+        </w:rPr>
+        <w:t xml:space="preserve">Step 2:</w:t>
+      </w:r>
+    </w:p>
+    <w:p>
+      <w:pPr>
+        <w:pBdr>
+          <w:bottom w:val="single" w:color="AFBECC" w:sz="6"/>
+        </w:pBdr>
+        <w:spacing w:after="30" w:before="150"/>
+      </w:pPr>
+      <w:r>
+        <w:t xml:space="preserve"/>
+      </w:r>
+    </w:p>
+    <w:p>
+      <w:pPr>
+        <w:keepNext/>
+        <w:spacing w:after="0" w:before="60"/>
+      </w:pPr>
+      <w:r>
+        <w:rPr>
+          <w:b/>
+          <w:bCs/>
+          <w:color w:val="12355B"/>
+          <w:sz w:val="21"/>
+          <w:szCs w:val="21"/>
+        </w:rPr>
+        <w:t xml:space="preserve">Answer:</w:t>
+      </w:r>
+    </w:p>
+    <w:p>
+      <w:pPr>
+        <w:pBdr>
+          <w:bottom w:val="single" w:color="AFBECC" w:sz="6"/>
+        </w:pBdr>
+        <w:spacing w:after="30" w:before="150"/>
+      </w:pPr>
+      <w:r>
+        <w:t xml:space="preserve"/>
+      </w:r>
+    </w:p>
+    <w:p>
+      <w:pPr>
+        <w:spacing w:after="80"/>
+      </w:pPr>
+      <w:r>
+        <w:t xml:space="preserve"/>
       </w:r>
     </w:p>
     <w:tbl>
@@ -2034,7 +2260,7 @@
           <w:sz w:val="21"/>
           <w:szCs w:val="21"/>
         </w:rPr>
-        <w:t xml:space="preserve">Simplify 7x + 3x.</w:t>
+        <w:t xml:space="preserve">Which pair are like terms?</w:t>
       </w:r>
     </w:p>
     <w:p>
@@ -2047,7 +2273,7 @@
           <w:sz w:val="20"/>
           <w:szCs w:val="20"/>
         </w:rPr>
-        <w:t xml:space="preserve">A)  10x</w:t>
+        <w:t xml:space="preserve">A)  6x and 2x</w:t>
       </w:r>
     </w:p>
     <w:p>
@@ -2060,7 +2286,7 @@
           <w:sz w:val="20"/>
           <w:szCs w:val="20"/>
         </w:rPr>
-        <w:t xml:space="preserve">B)  10x²</w:t>
+        <w:t xml:space="preserve">B)  6x and 6y</w:t>
       </w:r>
     </w:p>
     <w:p>
@@ -2073,7 +2299,7 @@
           <w:sz w:val="20"/>
           <w:szCs w:val="20"/>
         </w:rPr>
-        <w:t xml:space="preserve">C)  21x</w:t>
+        <w:t xml:space="preserve">C)  6x and 6</w:t>
       </w:r>
     </w:p>
     <w:p>
@@ -2086,7 +2312,7 @@
           <w:sz w:val="20"/>
           <w:szCs w:val="20"/>
         </w:rPr>
-        <w:t xml:space="preserve">D)  73x</w:t>
+        <w:t xml:space="preserve">D)  6x and 2x²</w:t>
       </w:r>
     </w:p>
     <w:p>
@@ -2164,7 +2390,7 @@
           <w:sz w:val="21"/>
           <w:szCs w:val="21"/>
         </w:rPr>
-        <w:t xml:space="preserve">Simplify 9n + 4 + 2n.</w:t>
+        <w:t xml:space="preserve">Simplify 5a + 3 + 2a.</w:t>
       </w:r>
     </w:p>
     <w:p>
@@ -2177,7 +2403,7 @@
           <w:sz w:val="20"/>
           <w:szCs w:val="20"/>
         </w:rPr>
-        <w:t xml:space="preserve">A)  11n + 4</w:t>
+        <w:t xml:space="preserve">A)  7a + 3</w:t>
       </w:r>
     </w:p>
     <w:p>
@@ -2190,7 +2416,7 @@
           <w:sz w:val="20"/>
           <w:szCs w:val="20"/>
         </w:rPr>
-        <w:t xml:space="preserve">B)  15n</w:t>
+        <w:t xml:space="preserve">B)  10a</w:t>
       </w:r>
     </w:p>
     <w:p>
@@ -2203,7 +2429,7 @@
           <w:sz w:val="20"/>
           <w:szCs w:val="20"/>
         </w:rPr>
-        <w:t xml:space="preserve">C)  11n² + 4</w:t>
+        <w:t xml:space="preserve">C)  7a² + 3</w:t>
       </w:r>
     </w:p>
     <w:p>
@@ -2216,7 +2442,7 @@
           <w:sz w:val="20"/>
           <w:szCs w:val="20"/>
         </w:rPr>
-        <w:t xml:space="preserve">D)  92n + 4</w:t>
+        <w:t xml:space="preserve">D)  52a + 3</w:t>
       </w:r>
     </w:p>
     <w:p>
@@ -2294,7 +2520,7 @@
           <w:sz w:val="21"/>
           <w:szCs w:val="21"/>
         </w:rPr>
-        <w:t xml:space="preserve">Which pair are like terms?</w:t>
+        <w:t xml:space="preserve">Simplify: 4x + 3 + 2x.</w:t>
       </w:r>
     </w:p>
     <w:p>
@@ -2307,7 +2533,7 @@
           <w:sz w:val="20"/>
           <w:szCs w:val="20"/>
         </w:rPr>
-        <w:t xml:space="preserve">A)  6x and 2x</w:t>
+        <w:t xml:space="preserve">A)  6x + 3</w:t>
       </w:r>
     </w:p>
     <w:p>
@@ -2320,7 +2546,7 @@
           <w:sz w:val="20"/>
           <w:szCs w:val="20"/>
         </w:rPr>
-        <w:t xml:space="preserve">B)  6x and 6y</w:t>
+        <w:t xml:space="preserve">B)  9x</w:t>
       </w:r>
     </w:p>
     <w:p>
@@ -2333,7 +2559,7 @@
           <w:sz w:val="20"/>
           <w:szCs w:val="20"/>
         </w:rPr>
-        <w:t xml:space="preserve">C)  6x and 6</w:t>
+        <w:t xml:space="preserve">C)  6x + 5</w:t>
       </w:r>
     </w:p>
     <w:p>
@@ -2346,7 +2572,7 @@
           <w:sz w:val="20"/>
           <w:szCs w:val="20"/>
         </w:rPr>
-        <w:t xml:space="preserve">D)  6x and 2x²</w:t>
+        <w:t xml:space="preserve">D)  4x + 5</w:t>
       </w:r>
     </w:p>
     <w:p>
@@ -2424,7 +2650,7 @@
           <w:sz w:val="21"/>
           <w:szCs w:val="21"/>
         </w:rPr>
-        <w:t xml:space="preserve">Simplify 5a + 3 + 2a.</w:t>
+        <w:t xml:space="preserve">Simplify: 7y − 2y + 5.</w:t>
       </w:r>
     </w:p>
     <w:p>
@@ -2437,7 +2663,7 @@
           <w:sz w:val="20"/>
           <w:szCs w:val="20"/>
         </w:rPr>
-        <w:t xml:space="preserve">A)  7a + 3</w:t>
+        <w:t xml:space="preserve">A)  5y + 5</w:t>
       </w:r>
     </w:p>
     <w:p>
@@ -2450,7 +2676,7 @@
           <w:sz w:val="20"/>
           <w:szCs w:val="20"/>
         </w:rPr>
-        <w:t xml:space="preserve">B)  10a</w:t>
+        <w:t xml:space="preserve">B)  9y + 5</w:t>
       </w:r>
     </w:p>
     <w:p>
@@ -2463,7 +2689,7 @@
           <w:sz w:val="20"/>
           <w:szCs w:val="20"/>
         </w:rPr>
-        <w:t xml:space="preserve">C)  7a² + 3</w:t>
+        <w:t xml:space="preserve">C)  5y − 5</w:t>
       </w:r>
     </w:p>
     <w:p>
@@ -2476,7 +2702,7 @@
           <w:sz w:val="20"/>
           <w:szCs w:val="20"/>
         </w:rPr>
-        <w:t xml:space="preserve">D)  52a + 3</w:t>
+        <w:t xml:space="preserve">D)  10y</w:t>
       </w:r>
     </w:p>
     <w:p>
@@ -3189,6 +3415,64 @@
           <w:sz w:val="24"/>
           <w:szCs w:val="24"/>
         </w:rPr>
+        <w:t xml:space="preserve">Worked Notes (I Do / We Do)</w:t>
+      </w:r>
+    </w:p>
+    <w:p>
+      <w:pPr>
+        <w:spacing w:after="80"/>
+      </w:pPr>
+      <w:r>
+        <w:rPr>
+          <w:b/>
+          <w:bCs/>
+          <w:sz w:val="21"/>
+          <w:szCs w:val="21"/>
+        </w:rPr>
+        <w:t xml:space="preserve">I Do:  </w:t>
+      </w:r>
+      <w:r>
+        <w:rPr>
+          <w:sz w:val="21"/>
+          <w:szCs w:val="21"/>
+        </w:rPr>
+        <w:t xml:space="preserve">A. 10x</w:t>
+      </w:r>
+    </w:p>
+    <w:p>
+      <w:pPr>
+        <w:spacing w:after="80"/>
+      </w:pPr>
+      <w:r>
+        <w:rPr>
+          <w:b/>
+          <w:bCs/>
+          <w:sz w:val="21"/>
+          <w:szCs w:val="21"/>
+        </w:rPr>
+        <w:t xml:space="preserve">We Do:  </w:t>
+      </w:r>
+      <w:r>
+        <w:rPr>
+          <w:sz w:val="21"/>
+          <w:szCs w:val="21"/>
+        </w:rPr>
+        <w:t xml:space="preserve">A. 11n + 4</w:t>
+      </w:r>
+    </w:p>
+    <w:p>
+      <w:pPr>
+        <w:pStyle w:val="Heading2"/>
+        <w:spacing w:after="80" w:before="180"/>
+      </w:pPr>
+      <w:r>
+        <w:rPr>
+          <w:b/>
+          <w:bCs/>
+          <w:color w:val="12355B"/>
+          <w:sz w:val="24"/>
+          <w:szCs w:val="24"/>
+        </w:rPr>
         <w:t xml:space="preserve">Independent Practice</w:t>
       </w:r>
     </w:p>
@@ -3210,7 +3494,7 @@
           <w:sz w:val="21"/>
           <w:szCs w:val="21"/>
         </w:rPr>
-        <w:t xml:space="preserve">A)  10x</w:t>
+        <w:t xml:space="preserve">A)  6x and 2x</w:t>
       </w:r>
       <w:r>
         <w:rPr>
@@ -3220,7 +3504,7 @@
           <w:sz w:val="19"/>
           <w:szCs w:val="19"/>
         </w:rPr>
-        <w:t xml:space="preserve">  — 7x + 3x = 10x. Add the coefficients: 7 + 3 = 10.</w:t>
+        <w:t xml:space="preserve">  — 6x and 2x are like terms because they both have the same variable (x) raised to the same power (1).</w:t>
       </w:r>
     </w:p>
     <w:p>
@@ -3241,7 +3525,7 @@
           <w:sz w:val="21"/>
           <w:szCs w:val="21"/>
         </w:rPr>
-        <w:t xml:space="preserve">A)  11n + 4</w:t>
+        <w:t xml:space="preserve">A)  7a + 3</w:t>
       </w:r>
       <w:r>
         <w:rPr>
@@ -3251,7 +3535,7 @@
           <w:sz w:val="19"/>
           <w:szCs w:val="19"/>
         </w:rPr>
-        <w:t xml:space="preserve">  — 9n + 2n = 11n. The constant 4 has no like term, so it stays. Result: 11n + 4.</w:t>
+        <w:t xml:space="preserve">  — 5a + 2a = 7a. The constant 3 stays. Result: 7a + 3.</w:t>
       </w:r>
     </w:p>
     <w:p>
@@ -3272,7 +3556,7 @@
           <w:sz w:val="21"/>
           <w:szCs w:val="21"/>
         </w:rPr>
-        <w:t xml:space="preserve">A)  6x and 2x</w:t>
+        <w:t xml:space="preserve">A)  6x + 3</w:t>
       </w:r>
       <w:r>
         <w:rPr>
@@ -3282,7 +3566,7 @@
           <w:sz w:val="19"/>
           <w:szCs w:val="19"/>
         </w:rPr>
-        <w:t xml:space="preserve">  — 6x and 2x are like terms because they both have the same variable (x) raised to the same power (1).</w:t>
+        <w:t xml:space="preserve">  — Combine like terms 4x + 2x = 6x, then add 3: 6x + 3.</w:t>
       </w:r>
     </w:p>
     <w:p>
@@ -3303,7 +3587,7 @@
           <w:sz w:val="21"/>
           <w:szCs w:val="21"/>
         </w:rPr>
-        <w:t xml:space="preserve">A)  7a + 3</w:t>
+        <w:t xml:space="preserve">A)  5y + 5</w:t>
       </w:r>
       <w:r>
         <w:rPr>
@@ -3313,7 +3597,7 @@
           <w:sz w:val="19"/>
           <w:szCs w:val="19"/>
         </w:rPr>
-        <w:t xml:space="preserve">  — 5a + 2a = 7a. The constant 3 stays. Result: 7a + 3.</w:t>
+        <w:t xml:space="preserve">  — 7y − 2y = 5y, so 5y + 5.</w:t>
       </w:r>
     </w:p>
     <w:p>

--- a/lessons/6-7/downloads/6-7-notes.docx
+++ b/lessons/6-7/downloads/6-7-notes.docx
@@ -1177,6 +1177,238 @@
     <w:p>
       <w:pPr>
         <w:pStyle w:val="Heading1"/>
+        <w:pBdr>
+          <w:bottom w:val="single" w:color="1FA6A2" w:sz="14" w:space="6"/>
+        </w:pBdr>
+        <w:spacing w:after="140" w:before="260"/>
+      </w:pPr>
+      <w:r>
+        <w:rPr>
+          <w:b/>
+          <w:bCs/>
+          <w:color w:val="12355B"/>
+          <w:sz w:val="30"/>
+          <w:szCs w:val="30"/>
+        </w:rPr>
+        <w:t xml:space="preserve">Guided Notes</w:t>
+      </w:r>
+    </w:p>
+    <w:p>
+      <w:pPr>
+        <w:spacing w:after="100"/>
+      </w:pPr>
+      <w:r>
+        <w:rPr>
+          <w:i/>
+          <w:iCs/>
+          <w:color w:val="5F6F80"/>
+          <w:sz w:val="19"/>
+          <w:szCs w:val="19"/>
+        </w:rPr>
+        <w:t xml:space="preserve">Fill in each blank as we go. Use the Word Bank to help you.</w:t>
+      </w:r>
+    </w:p>
+    <w:tbl>
+      <w:tblPr>
+        <w:tblW w:type="pct" w:w="100%"/>
+        <w:tblBorders>
+          <w:top w:val="single" w:color="BBD0DE" w:sz="8"/>
+          <w:left w:val="single" w:color="BBD0DE" w:sz="8"/>
+          <w:bottom w:val="single" w:color="BBD0DE" w:sz="8"/>
+          <w:right w:val="single" w:color="BBD0DE" w:sz="8"/>
+          <w:insideH w:val="single" w:color="auto" w:sz="4"/>
+          <w:insideV w:val="single" w:color="auto" w:sz="4"/>
+        </w:tblBorders>
+      </w:tblPr>
+      <w:tblGrid>
+        <w:gridCol w:w="100"/>
+      </w:tblGrid>
+      <w:tr>
+        <w:tc>
+          <w:tcPr>
+            <w:shd w:fill="EEF4F8" w:color="auto" w:val="clear"/>
+            <w:tcMar>
+              <w:top w:type="dxa" w:w="120"/>
+              <w:left w:type="dxa" w:w="180"/>
+              <w:bottom w:type="dxa" w:w="120"/>
+              <w:right w:type="dxa" w:w="180"/>
+            </w:tcMar>
+          </w:tcPr>
+          <w:p>
+            <w:pPr>
+              <w:spacing w:after="40"/>
+            </w:pPr>
+            <w:r>
+              <w:rPr>
+                <w:b/>
+                <w:bCs/>
+                <w:color w:val="1FA6A2"/>
+                <w:sz w:val="18"/>
+                <w:szCs w:val="18"/>
+              </w:rPr>
+              <w:t xml:space="preserve">WORD BANK</w:t>
+            </w:r>
+          </w:p>
+          <w:p>
+            <w:pPr>
+              <w:spacing w:after="80"/>
+            </w:pPr>
+            <w:r>
+              <w:rPr>
+                <w:b/>
+                <w:bCs/>
+                <w:sz w:val="21"/>
+                <w:szCs w:val="21"/>
+              </w:rPr>
+              <w:t xml:space="preserve">Like Terms      •      Combine      •      Simplify      •      Coefficient      •      Term      •      Distributive property</w:t>
+            </w:r>
+          </w:p>
+        </w:tc>
+      </w:tr>
+    </w:tbl>
+    <w:p>
+      <w:pPr>
+        <w:spacing w:after="80"/>
+      </w:pPr>
+      <w:r>
+        <w:t xml:space="preserve"/>
+      </w:r>
+    </w:p>
+    <w:p>
+      <w:pPr>
+        <w:spacing w:after="120" w:before="80"/>
+      </w:pPr>
+      <w:r>
+        <w:rPr>
+          <w:b/>
+          <w:bCs/>
+          <w:color w:val="12355B"/>
+          <w:sz w:val="22"/>
+          <w:szCs w:val="22"/>
+        </w:rPr>
+        <w:t xml:space="preserve">1.  </w:t>
+      </w:r>
+      <w:r>
+        <w:rPr>
+          <w:sz w:val="22"/>
+          <w:szCs w:val="22"/>
+        </w:rPr>
+        <w:t xml:space="preserve">Terms with the same variable part, like 3y and 8y, are ___.</w:t>
+      </w:r>
+    </w:p>
+    <w:p>
+      <w:pPr>
+        <w:spacing w:after="120" w:before="80"/>
+      </w:pPr>
+      <w:r>
+        <w:rPr>
+          <w:b/>
+          <w:bCs/>
+          <w:color w:val="12355B"/>
+          <w:sz w:val="22"/>
+          <w:szCs w:val="22"/>
+        </w:rPr>
+        <w:t xml:space="preserve">2.  </w:t>
+      </w:r>
+      <w:r>
+        <w:rPr>
+          <w:sz w:val="22"/>
+          <w:szCs w:val="22"/>
+        </w:rPr>
+        <w:t xml:space="preserve">To add or subtract like terms into a single term is to ___ them.</w:t>
+      </w:r>
+    </w:p>
+    <w:p>
+      <w:pPr>
+        <w:spacing w:after="120" w:before="80"/>
+      </w:pPr>
+      <w:r>
+        <w:rPr>
+          <w:b/>
+          <w:bCs/>
+          <w:color w:val="12355B"/>
+          <w:sz w:val="22"/>
+          <w:szCs w:val="22"/>
+        </w:rPr>
+        <w:t xml:space="preserve">3.  </w:t>
+      </w:r>
+      <w:r>
+        <w:rPr>
+          <w:sz w:val="22"/>
+          <w:szCs w:val="22"/>
+        </w:rPr>
+        <w:t xml:space="preserve">To write an expression in its shortest equal form is to ___ it.</w:t>
+      </w:r>
+    </w:p>
+    <w:p>
+      <w:pPr>
+        <w:spacing w:after="120" w:before="80"/>
+      </w:pPr>
+      <w:r>
+        <w:rPr>
+          <w:b/>
+          <w:bCs/>
+          <w:color w:val="12355B"/>
+          <w:sz w:val="22"/>
+          <w:szCs w:val="22"/>
+        </w:rPr>
+        <w:t xml:space="preserve">4.  </w:t>
+      </w:r>
+      <w:r>
+        <w:rPr>
+          <w:sz w:val="22"/>
+          <w:szCs w:val="22"/>
+        </w:rPr>
+        <w:t xml:space="preserve">The number multiplied by a variable is the ___.</w:t>
+      </w:r>
+    </w:p>
+    <w:p>
+      <w:pPr>
+        <w:spacing w:after="120" w:before="80"/>
+      </w:pPr>
+      <w:r>
+        <w:rPr>
+          <w:b/>
+          <w:bCs/>
+          <w:color w:val="12355B"/>
+          <w:sz w:val="22"/>
+          <w:szCs w:val="22"/>
+        </w:rPr>
+        <w:t xml:space="preserve">5.  </w:t>
+      </w:r>
+      <w:r>
+        <w:rPr>
+          <w:sz w:val="22"/>
+          <w:szCs w:val="22"/>
+        </w:rPr>
+        <w:t xml:space="preserve">A number or variable separated by + or − signs is a ___.</w:t>
+      </w:r>
+    </w:p>
+    <w:p>
+      <w:pPr>
+        <w:spacing w:after="120" w:before="80"/>
+      </w:pPr>
+      <w:r>
+        <w:rPr>
+          <w:b/>
+          <w:bCs/>
+          <w:color w:val="12355B"/>
+          <w:sz w:val="22"/>
+          <w:szCs w:val="22"/>
+        </w:rPr>
+        <w:t xml:space="preserve">6.  </w:t>
+      </w:r>
+      <w:r>
+        <w:rPr>
+          <w:sz w:val="22"/>
+          <w:szCs w:val="22"/>
+        </w:rPr>
+        <w:t xml:space="preserve">Multiplying each part of a sum by a number uses the ___ property.</w:t>
+      </w:r>
+    </w:p>
+    <w:p>
+      <w:pPr>
+        <w:pStyle w:val="Heading1"/>
         <w:pageBreakBefore/>
         <w:pBdr>
           <w:bottom w:val="single" w:color="1FA6A2" w:sz="14" w:space="6"/>
@@ -2179,6 +2411,87 @@
     </w:p>
     <w:p>
       <w:pPr>
+        <w:spacing w:after="40" w:before="80"/>
+      </w:pPr>
+      <w:r>
+        <w:rPr>
+          <w:b/>
+          <w:bCs/>
+          <w:color w:val="12355B"/>
+          <w:sz w:val="21"/>
+          <w:szCs w:val="21"/>
+        </w:rPr>
+        <w:t xml:space="preserve">4. </w:t>
+      </w:r>
+      <w:r>
+        <w:rPr>
+          <w:b/>
+          <w:bCs/>
+          <w:color w:val="6B4FA0"/>
+          <w:sz w:val="19"/>
+          <w:szCs w:val="19"/>
+        </w:rPr>
+        <w:t xml:space="preserve">[Practice] </w:t>
+      </w:r>
+      <w:r>
+        <w:rPr>
+          <w:b/>
+          <w:bCs/>
+          <w:sz w:val="21"/>
+          <w:szCs w:val="21"/>
+        </w:rPr>
+        <w:t xml:space="preserve">During practice on Simplify Algebraic Expressions, what strategy did you use when a problem felt tricky?</w:t>
+      </w:r>
+    </w:p>
+    <w:p>
+      <w:pPr>
+        <w:spacing w:after="60"/>
+      </w:pPr>
+      <w:r>
+        <w:rPr>
+          <w:color w:val="1A2733"/>
+          <w:sz w:val="21"/>
+          <w:szCs w:val="21"/>
+        </w:rPr>
+        <w:t xml:space="preserve">Start with:  The like terms are ___ and ___.</w:t>
+      </w:r>
+      <w:r>
+        <w:rPr>
+          <w:i/>
+          <w:iCs/>
+          <w:color w:val="5F6F80"/>
+          <w:sz w:val="19"/>
+          <w:szCs w:val="19"/>
+        </w:rPr>
+        <w:br/>
+        <w:t xml:space="preserve">Los términos semejantes son ___ y ___.</w:t>
+      </w:r>
+    </w:p>
+    <w:p>
+      <w:pPr>
+        <w:spacing w:after="80"/>
+      </w:pPr>
+      <w:r>
+        <w:rPr>
+          <w:b/>
+          <w:bCs/>
+          <w:color w:val="12355B"/>
+          <w:sz w:val="19"/>
+          <w:szCs w:val="19"/>
+        </w:rPr>
+        <w:t xml:space="preserve">Word bank:  </w:t>
+      </w:r>
+      <w:r>
+        <w:rPr>
+          <w:color w:val="1FA6A2"/>
+          <w:sz w:val="19"/>
+          <w:szCs w:val="19"/>
+        </w:rPr>
+        <w:t xml:space="preserve">Like Terms,  Combine,  Simplify,  Coefficient</w:t>
+      </w:r>
+    </w:p>
+    <w:p>
+      <w:pPr>
         <w:pStyle w:val="Heading1"/>
         <w:pageBreakBefore/>
         <w:pBdr>
@@ -2520,7 +2833,7 @@
           <w:sz w:val="21"/>
           <w:szCs w:val="21"/>
         </w:rPr>
-        <w:t xml:space="preserve">Simplify: 4x + 3 + 2x.</w:t>
+        <w:t xml:space="preserve">The board shows 3x + 5x on one channel. Simplify it.</w:t>
       </w:r>
     </w:p>
     <w:p>
@@ -2533,7 +2846,7 @@
           <w:sz w:val="20"/>
           <w:szCs w:val="20"/>
         </w:rPr>
-        <w:t xml:space="preserve">A)  6x + 3</w:t>
+        <w:t xml:space="preserve">A)  8x</w:t>
       </w:r>
     </w:p>
     <w:p>
@@ -2546,7 +2859,7 @@
           <w:sz w:val="20"/>
           <w:szCs w:val="20"/>
         </w:rPr>
-        <w:t xml:space="preserve">B)  9x</w:t>
+        <w:t xml:space="preserve">B)  15x</w:t>
       </w:r>
     </w:p>
     <w:p>
@@ -2559,7 +2872,7 @@
           <w:sz w:val="20"/>
           <w:szCs w:val="20"/>
         </w:rPr>
-        <w:t xml:space="preserve">C)  6x + 5</w:t>
+        <w:t xml:space="preserve">C)  8x²</w:t>
       </w:r>
     </w:p>
     <w:p>
@@ -2572,7 +2885,7 @@
           <w:sz w:val="20"/>
           <w:szCs w:val="20"/>
         </w:rPr>
-        <w:t xml:space="preserve">D)  4x + 5</w:t>
+        <w:t xml:space="preserve">D)  35x</w:t>
       </w:r>
     </w:p>
     <w:p>
@@ -2650,7 +2963,7 @@
           <w:sz w:val="21"/>
           <w:szCs w:val="21"/>
         </w:rPr>
-        <w:t xml:space="preserve">Simplify: 7y − 2y + 5.</w:t>
+        <w:t xml:space="preserve">Simplify the track: 4a + 2 + a.</w:t>
       </w:r>
     </w:p>
     <w:p>
@@ -2663,7 +2976,7 @@
           <w:sz w:val="20"/>
           <w:szCs w:val="20"/>
         </w:rPr>
-        <w:t xml:space="preserve">A)  5y + 5</w:t>
+        <w:t xml:space="preserve">A)  5a + 2</w:t>
       </w:r>
     </w:p>
     <w:p>
@@ -2676,7 +2989,7 @@
           <w:sz w:val="20"/>
           <w:szCs w:val="20"/>
         </w:rPr>
-        <w:t xml:space="preserve">B)  9y + 5</w:t>
+        <w:t xml:space="preserve">B)  7a</w:t>
       </w:r>
     </w:p>
     <w:p>
@@ -2689,7 +3002,7 @@
           <w:sz w:val="20"/>
           <w:szCs w:val="20"/>
         </w:rPr>
-        <w:t xml:space="preserve">C)  5y − 5</w:t>
+        <w:t xml:space="preserve">C)  5a²+ 2</w:t>
       </w:r>
     </w:p>
     <w:p>
@@ -2702,7 +3015,7 @@
           <w:sz w:val="20"/>
           <w:szCs w:val="20"/>
         </w:rPr>
-        <w:t xml:space="preserve">D)  10y</w:t>
+        <w:t xml:space="preserve">D)  6a</w:t>
       </w:r>
     </w:p>
     <w:p>
@@ -2775,33 +3088,7 @@
           <w:sz w:val="30"/>
           <w:szCs w:val="30"/>
         </w:rPr>
-        <w:t xml:space="preserve">Write About the Math</w:t>
-      </w:r>
-    </w:p>
-    <w:p>
-      <w:pPr>
-        <w:pStyle w:val="Heading2"/>
-        <w:spacing w:after="80" w:before="180"/>
-      </w:pPr>
-      <w:r>
-        <w:rPr>
-          <w:b/>
-          <w:bCs/>
-          <w:color w:val="12355B"/>
-          <w:sz w:val="24"/>
-          <w:szCs w:val="24"/>
-        </w:rPr>
-        <w:t xml:space="preserve">Build Strong Sentences</w:t>
-      </w:r>
-      <w:r>
-        <w:rPr>
-          <w:i/>
-          <w:iCs/>
-          <w:color w:val="B97A12"/>
-          <w:sz w:val="19"/>
-          <w:szCs w:val="19"/>
-        </w:rPr>
-        <w:t xml:space="preserve">   The Writing Revolution</w:t>
+        <w:t xml:space="preserve">Exit Ticket</w:t>
       </w:r>
     </w:p>
     <w:p>
@@ -2816,435 +3103,86 @@
           <w:sz w:val="19"/>
           <w:szCs w:val="19"/>
         </w:rPr>
-        <w:t xml:space="preserve">I can explain my steps using the words like terms, combine, simplify, and coefficient.</w:t>
-      </w:r>
-    </w:p>
-    <w:p>
-      <w:pPr>
-        <w:pStyle w:val="Heading2"/>
-        <w:spacing w:after="80" w:before="180"/>
-      </w:pPr>
-      <w:r>
-        <w:rPr>
-          <w:b/>
-          <w:bCs/>
-          <w:color w:val="12355B"/>
-          <w:sz w:val="24"/>
-          <w:szCs w:val="24"/>
-        </w:rPr>
-        <w:t xml:space="preserve">1. Kernel Sentence</w:t>
-      </w:r>
-      <w:r>
-        <w:rPr>
-          <w:i/>
-          <w:iCs/>
-          <w:color w:val="1FA6A2"/>
-          <w:sz w:val="19"/>
-          <w:szCs w:val="19"/>
-        </w:rPr>
-        <w:t xml:space="preserve">   subject + verb</w:t>
-      </w:r>
-    </w:p>
-    <w:tbl>
-      <w:tblPr>
-        <w:tblW w:type="pct" w:w="100%"/>
-        <w:tblBorders>
-          <w:top w:val="single" w:color="B97A12" w:sz="8"/>
-          <w:left w:val="single" w:color="B97A12" w:sz="8"/>
-          <w:bottom w:val="single" w:color="B97A12" w:sz="8"/>
-          <w:right w:val="single" w:color="B97A12" w:sz="8"/>
-          <w:insideH w:val="single" w:color="auto" w:sz="4"/>
-          <w:insideV w:val="single" w:color="auto" w:sz="4"/>
-        </w:tblBorders>
-      </w:tblPr>
-      <w:tblGrid>
-        <w:gridCol w:w="100"/>
-      </w:tblGrid>
-      <w:tr>
-        <w:tc>
-          <w:tcPr>
-            <w:shd w:fill="FBF3E2" w:color="auto" w:val="clear"/>
-            <w:tcMar>
-              <w:top w:type="dxa" w:w="120"/>
-              <w:left w:type="dxa" w:w="180"/>
-              <w:bottom w:type="dxa" w:w="120"/>
-              <w:right w:type="dxa" w:w="180"/>
-            </w:tcMar>
-          </w:tcPr>
-          <w:p>
-            <w:pPr>
-              <w:spacing w:after="0"/>
-            </w:pPr>
-            <w:r>
-              <w:rPr>
-                <w:b/>
-                <w:bCs/>
-                <w:color w:val="1FA6A2"/>
-                <w:sz w:val="20"/>
-                <w:szCs w:val="20"/>
-              </w:rPr>
-              <w:t xml:space="preserve">Model:  </w:t>
-            </w:r>
-            <w:r>
-              <w:rPr>
-                <w:sz w:val="20"/>
-                <w:szCs w:val="20"/>
-              </w:rPr>
-              <w:t xml:space="preserve">Simplify is to write an expression in its shortest form.</w:t>
-            </w:r>
-          </w:p>
-        </w:tc>
-      </w:tr>
-    </w:tbl>
+        <w:t xml:space="preserve">Answer on your own. This shows what you learned today.</w:t>
+      </w:r>
+    </w:p>
+    <w:p>
+      <w:pPr>
+        <w:spacing w:after="80" w:before="80"/>
+      </w:pPr>
+      <w:r>
+        <w:rPr>
+          <w:color w:val="B97A12"/>
+          <w:sz w:val="22"/>
+          <w:szCs w:val="22"/>
+        </w:rPr>
+        <w:t xml:space="preserve">★  </w:t>
+      </w:r>
+      <w:r>
+        <w:rPr>
+          <w:b/>
+          <w:bCs/>
+          <w:sz w:val="22"/>
+          <w:szCs w:val="22"/>
+        </w:rPr>
+        <w:t xml:space="preserve">Simplify 6x + 3 + 2x + 5.</w:t>
+      </w:r>
+    </w:p>
+    <w:p>
+      <w:pPr>
+        <w:spacing w:after="60"/>
+        <w:ind w:left="420"/>
+      </w:pPr>
+      <w:r>
+        <w:rPr>
+          <w:sz w:val="21"/>
+          <w:szCs w:val="21"/>
+        </w:rPr>
+        <w:t xml:space="preserve">A)  8x + 8</w:t>
+      </w:r>
+    </w:p>
+    <w:p>
+      <w:pPr>
+        <w:spacing w:after="60"/>
+        <w:ind w:left="420"/>
+      </w:pPr>
+      <w:r>
+        <w:rPr>
+          <w:sz w:val="21"/>
+          <w:szCs w:val="21"/>
+        </w:rPr>
+        <w:t xml:space="preserve">B)  8x² + 8</w:t>
+      </w:r>
+    </w:p>
+    <w:p>
+      <w:pPr>
+        <w:spacing w:after="60"/>
+        <w:ind w:left="420"/>
+      </w:pPr>
+      <w:r>
+        <w:rPr>
+          <w:sz w:val="21"/>
+          <w:szCs w:val="21"/>
+        </w:rPr>
+        <w:t xml:space="preserve">C)  62x + 35</w:t>
+      </w:r>
+    </w:p>
+    <w:p>
+      <w:pPr>
+        <w:spacing w:after="60"/>
+        <w:ind w:left="420"/>
+      </w:pPr>
+      <w:r>
+        <w:rPr>
+          <w:sz w:val="21"/>
+          <w:szCs w:val="21"/>
+        </w:rPr>
+        <w:t xml:space="preserve">D)  16x</w:t>
+      </w:r>
+    </w:p>
     <w:p>
       <w:pPr>
         <w:spacing w:after="40"/>
-      </w:pPr>
-      <w:r>
-        <w:t xml:space="preserve"/>
-      </w:r>
-    </w:p>
-    <w:p>
-      <w:pPr>
-        <w:spacing w:after="60"/>
-      </w:pPr>
-      <w:r>
-        <w:rPr>
-          <w:color w:val="1A2733"/>
-          <w:sz w:val="21"/>
-          <w:szCs w:val="21"/>
-        </w:rPr>
-        <w:t xml:space="preserve">Write a kernel sentence about simplify. Use a subject and a verb.</w:t>
-      </w:r>
-      <w:r>
-        <w:rPr>
-          <w:i/>
-          <w:iCs/>
-          <w:color w:val="5F6F80"/>
-          <w:sz w:val="19"/>
-          <w:szCs w:val="19"/>
-        </w:rPr>
-        <w:br/>
-        <w:t xml:space="preserve">Escribe una oración base sobre simplificar. Usa un sujeto y un verbo.</w:t>
-      </w:r>
-    </w:p>
-    <w:p>
-      <w:pPr>
-        <w:pBdr>
-          <w:bottom w:val="single" w:color="AFBECC" w:sz="6"/>
-        </w:pBdr>
-        <w:spacing w:after="30" w:before="150"/>
-      </w:pPr>
-      <w:r>
-        <w:t xml:space="preserve"/>
-      </w:r>
-    </w:p>
-    <w:p>
-      <w:pPr>
-        <w:pBdr>
-          <w:bottom w:val="single" w:color="AFBECC" w:sz="6"/>
-        </w:pBdr>
-        <w:spacing w:after="30" w:before="150"/>
-      </w:pPr>
-      <w:r>
-        <w:t xml:space="preserve"/>
-      </w:r>
-    </w:p>
-    <w:p>
-      <w:pPr>
-        <w:pStyle w:val="Heading2"/>
-        <w:spacing w:after="80" w:before="180"/>
-      </w:pPr>
-      <w:r>
-        <w:rPr>
-          <w:b/>
-          <w:bCs/>
-          <w:color w:val="12355B"/>
-          <w:sz w:val="24"/>
-          <w:szCs w:val="24"/>
-        </w:rPr>
-        <w:t xml:space="preserve">2. Sentence Expansion</w:t>
-      </w:r>
-      <w:r>
-        <w:rPr>
-          <w:i/>
-          <w:iCs/>
-          <w:color w:val="1FA6A2"/>
-          <w:sz w:val="19"/>
-          <w:szCs w:val="19"/>
-        </w:rPr>
-        <w:t xml:space="preserve">   because · but · so</w:t>
-      </w:r>
-    </w:p>
-    <w:p>
-      <w:pPr>
-        <w:spacing w:after="80"/>
-      </w:pPr>
-      <w:r>
-        <w:rPr>
-          <w:b/>
-          <w:bCs/>
-          <w:color w:val="1FA6A2"/>
-          <w:sz w:val="20"/>
-          <w:szCs w:val="20"/>
-        </w:rPr>
-        <w:t xml:space="preserve">Kernel:  </w:t>
-      </w:r>
-      <w:r>
-        <w:rPr>
-          <w:sz w:val="20"/>
-          <w:szCs w:val="20"/>
-        </w:rPr>
-        <w:t xml:space="preserve">Simplify matters in math</w:t>
-      </w:r>
-    </w:p>
-    <w:p>
-      <w:pPr>
-        <w:spacing w:after="80"/>
-      </w:pPr>
-      <w:r>
-        <w:rPr>
-          <w:b/>
-          <w:bCs/>
-          <w:color w:val="12355B"/>
-          <w:sz w:val="21"/>
-          <w:szCs w:val="21"/>
-        </w:rPr>
-        <w:t xml:space="preserve">because  </w:t>
-      </w:r>
-      <w:r>
-        <w:rPr>
-          <w:sz w:val="21"/>
-          <w:szCs w:val="21"/>
-        </w:rPr>
-        <w:t xml:space="preserve">Simplify matters in math because ___.</w:t>
-      </w:r>
-      <w:r>
-        <w:rPr>
-          <w:i/>
-          <w:iCs/>
-          <w:color w:val="5F6F80"/>
-          <w:sz w:val="19"/>
-          <w:szCs w:val="19"/>
-        </w:rPr>
-        <w:br/>
-        <w:t xml:space="preserve">Simplificar importa en matemáticas porque ___.</w:t>
-      </w:r>
-    </w:p>
-    <w:p>
-      <w:pPr>
-        <w:pBdr>
-          <w:bottom w:val="single" w:color="AFBECC" w:sz="6"/>
-        </w:pBdr>
-        <w:spacing w:after="30" w:before="150"/>
-      </w:pPr>
-      <w:r>
-        <w:t xml:space="preserve"/>
-      </w:r>
-    </w:p>
-    <w:p>
-      <w:pPr>
-        <w:spacing w:after="80"/>
-      </w:pPr>
-      <w:r>
-        <w:rPr>
-          <w:b/>
-          <w:bCs/>
-          <w:color w:val="12355B"/>
-          <w:sz w:val="21"/>
-          <w:szCs w:val="21"/>
-        </w:rPr>
-        <w:t xml:space="preserve">but  </w:t>
-      </w:r>
-      <w:r>
-        <w:rPr>
-          <w:sz w:val="21"/>
-          <w:szCs w:val="21"/>
-        </w:rPr>
-        <w:t xml:space="preserve">Simplify matters in math, but ___.</w:t>
-      </w:r>
-      <w:r>
-        <w:rPr>
-          <w:i/>
-          <w:iCs/>
-          <w:color w:val="5F6F80"/>
-          <w:sz w:val="19"/>
-          <w:szCs w:val="19"/>
-        </w:rPr>
-        <w:br/>
-        <w:t xml:space="preserve">Simplificar importa en matemáticas, pero ___.</w:t>
-      </w:r>
-    </w:p>
-    <w:p>
-      <w:pPr>
-        <w:pBdr>
-          <w:bottom w:val="single" w:color="AFBECC" w:sz="6"/>
-        </w:pBdr>
-        <w:spacing w:after="30" w:before="150"/>
-      </w:pPr>
-      <w:r>
-        <w:t xml:space="preserve"/>
-      </w:r>
-    </w:p>
-    <w:p>
-      <w:pPr>
-        <w:spacing w:after="80"/>
-      </w:pPr>
-      <w:r>
-        <w:rPr>
-          <w:b/>
-          <w:bCs/>
-          <w:color w:val="12355B"/>
-          <w:sz w:val="21"/>
-          <w:szCs w:val="21"/>
-        </w:rPr>
-        <w:t xml:space="preserve">so  </w:t>
-      </w:r>
-      <w:r>
-        <w:rPr>
-          <w:sz w:val="21"/>
-          <w:szCs w:val="21"/>
-        </w:rPr>
-        <w:t xml:space="preserve">Simplify matters in math, so ___.</w:t>
-      </w:r>
-      <w:r>
-        <w:rPr>
-          <w:i/>
-          <w:iCs/>
-          <w:color w:val="5F6F80"/>
-          <w:sz w:val="19"/>
-          <w:szCs w:val="19"/>
-        </w:rPr>
-        <w:br/>
-        <w:t xml:space="preserve">Simplificar importa en matemáticas, entonces ___.</w:t>
-      </w:r>
-    </w:p>
-    <w:p>
-      <w:pPr>
-        <w:pBdr>
-          <w:bottom w:val="single" w:color="AFBECC" w:sz="6"/>
-        </w:pBdr>
-        <w:spacing w:after="30" w:before="150"/>
-      </w:pPr>
-      <w:r>
-        <w:t xml:space="preserve"/>
-      </w:r>
-    </w:p>
-    <w:p>
-      <w:pPr>
-        <w:pStyle w:val="Heading2"/>
-        <w:spacing w:after="80" w:before="180"/>
-      </w:pPr>
-      <w:r>
-        <w:rPr>
-          <w:b/>
-          <w:bCs/>
-          <w:color w:val="12355B"/>
-          <w:sz w:val="24"/>
-          <w:szCs w:val="24"/>
-        </w:rPr>
-        <w:t xml:space="preserve">3. Explain Your Reasoning</w:t>
-      </w:r>
-      <w:r>
-        <w:rPr>
-          <w:i/>
-          <w:iCs/>
-          <w:color w:val="1FA6A2"/>
-          <w:sz w:val="19"/>
-          <w:szCs w:val="19"/>
-        </w:rPr>
-        <w:t xml:space="preserve">   use a sentence starter</w:t>
-      </w:r>
-    </w:p>
-    <w:p>
-      <w:pPr>
-        <w:spacing w:after="60"/>
-      </w:pPr>
-      <w:r>
-        <w:rPr>
-          <w:color w:val="1A2733"/>
-          <w:sz w:val="21"/>
-          <w:szCs w:val="21"/>
-        </w:rPr>
-        <w:t xml:space="preserve">I can add the microphones because they are the ___ type.</w:t>
-      </w:r>
-      <w:r>
-        <w:rPr>
-          <w:i/>
-          <w:iCs/>
-          <w:color w:val="5F6F80"/>
-          <w:sz w:val="19"/>
-          <w:szCs w:val="19"/>
-        </w:rPr>
-        <w:br/>
-        <w:t xml:space="preserve">Puedo sumar los micrófonos porque son del ___ tipo.</w:t>
-      </w:r>
-    </w:p>
-    <w:p>
-      <w:pPr>
-        <w:spacing w:after="60"/>
-      </w:pPr>
-      <w:r>
-        <w:rPr>
-          <w:color w:val="1A2733"/>
-          <w:sz w:val="21"/>
-          <w:szCs w:val="21"/>
-        </w:rPr>
-        <w:t xml:space="preserve">I cannot mix microphones and stands because they ___.</w:t>
-      </w:r>
-      <w:r>
-        <w:rPr>
-          <w:i/>
-          <w:iCs/>
-          <w:color w:val="5F6F80"/>
-          <w:sz w:val="19"/>
-          <w:szCs w:val="19"/>
-        </w:rPr>
-        <w:br/>
-        <w:t xml:space="preserve">No puedo mezclar micrófonos y soportes porque ___.</w:t>
-      </w:r>
-    </w:p>
-    <w:p>
-      <w:pPr>
-        <w:spacing w:after="60"/>
-      </w:pPr>
-      <w:r>
-        <w:rPr>
-          <w:color w:val="1A2733"/>
-          <w:sz w:val="21"/>
-          <w:szCs w:val="21"/>
-        </w:rPr>
-        <w:t xml:space="preserve">The like terms are ___ and ___.</w:t>
-      </w:r>
-      <w:r>
-        <w:rPr>
-          <w:i/>
-          <w:iCs/>
-          <w:color w:val="5F6F80"/>
-          <w:sz w:val="19"/>
-          <w:szCs w:val="19"/>
-        </w:rPr>
-        <w:br/>
-        <w:t xml:space="preserve">Los términos semejantes son ___ y ___.</w:t>
-      </w:r>
-    </w:p>
-    <w:p>
-      <w:pPr>
-        <w:pBdr>
-          <w:bottom w:val="single" w:color="AFBECC" w:sz="6"/>
-        </w:pBdr>
-        <w:spacing w:after="30" w:before="150"/>
-      </w:pPr>
-      <w:r>
-        <w:t xml:space="preserve"/>
-      </w:r>
-    </w:p>
-    <w:p>
-      <w:pPr>
-        <w:pBdr>
-          <w:bottom w:val="single" w:color="AFBECC" w:sz="6"/>
-        </w:pBdr>
-        <w:spacing w:after="30" w:before="150"/>
       </w:pPr>
       <w:r>
         <w:t xml:space="preserve"/>
@@ -3267,7 +3205,7 @@
           <w:sz w:val="30"/>
           <w:szCs w:val="30"/>
         </w:rPr>
-        <w:t xml:space="preserve">Exit Ticket</w:t>
+        <w:t xml:space="preserve">Answer Key &amp; Teacher Guide</w:t>
       </w:r>
     </w:p>
     <w:p>
@@ -3282,115 +3220,245 @@
           <w:sz w:val="19"/>
           <w:szCs w:val="19"/>
         </w:rPr>
-        <w:t xml:space="preserve">Answer on your own. This shows what you learned today.</w:t>
-      </w:r>
-    </w:p>
-    <w:p>
-      <w:pPr>
-        <w:spacing w:after="80" w:before="80"/>
-      </w:pPr>
-      <w:r>
-        <w:rPr>
-          <w:color w:val="B97A12"/>
-          <w:sz w:val="22"/>
-          <w:szCs w:val="22"/>
-        </w:rPr>
-        <w:t xml:space="preserve">★  </w:t>
-      </w:r>
-      <w:r>
-        <w:rPr>
-          <w:b/>
-          <w:bCs/>
-          <w:sz w:val="22"/>
-          <w:szCs w:val="22"/>
-        </w:rPr>
-        <w:t xml:space="preserve">Simplify 6x + 3 + 2x + 5.</w:t>
-      </w:r>
-    </w:p>
-    <w:p>
-      <w:pPr>
-        <w:spacing w:after="60"/>
-        <w:ind w:left="420"/>
-      </w:pPr>
-      <w:r>
-        <w:rPr>
-          <w:sz w:val="21"/>
-          <w:szCs w:val="21"/>
-        </w:rPr>
-        <w:t xml:space="preserve">A)  8x + 8</w:t>
-      </w:r>
-    </w:p>
-    <w:p>
-      <w:pPr>
-        <w:spacing w:after="60"/>
-        <w:ind w:left="420"/>
-      </w:pPr>
-      <w:r>
-        <w:rPr>
-          <w:sz w:val="21"/>
-          <w:szCs w:val="21"/>
-        </w:rPr>
-        <w:t xml:space="preserve">B)  8x² + 8</w:t>
-      </w:r>
-    </w:p>
-    <w:p>
-      <w:pPr>
-        <w:spacing w:after="60"/>
-        <w:ind w:left="420"/>
-      </w:pPr>
-      <w:r>
-        <w:rPr>
-          <w:sz w:val="21"/>
-          <w:szCs w:val="21"/>
-        </w:rPr>
-        <w:t xml:space="preserve">C)  62x + 35</w:t>
-      </w:r>
-    </w:p>
-    <w:p>
-      <w:pPr>
-        <w:spacing w:after="60"/>
-        <w:ind w:left="420"/>
-      </w:pPr>
-      <w:r>
-        <w:rPr>
-          <w:sz w:val="21"/>
-          <w:szCs w:val="21"/>
-        </w:rPr>
-        <w:t xml:space="preserve">D)  16x</w:t>
-      </w:r>
-    </w:p>
-    <w:p>
-      <w:pPr>
-        <w:spacing w:after="40"/>
-      </w:pPr>
-      <w:r>
-        <w:t xml:space="preserve"/>
-      </w:r>
-    </w:p>
-    <w:p>
-      <w:pPr>
-        <w:pStyle w:val="Heading1"/>
-        <w:pageBreakBefore/>
-        <w:pBdr>
-          <w:bottom w:val="single" w:color="1FA6A2" w:sz="14" w:space="6"/>
-        </w:pBdr>
-        <w:spacing w:after="140" w:before="0"/>
-      </w:pPr>
-      <w:r>
-        <w:rPr>
-          <w:b/>
-          <w:bCs/>
-          <w:color w:val="12355B"/>
-          <w:sz w:val="30"/>
-          <w:szCs w:val="30"/>
-        </w:rPr>
-        <w:t xml:space="preserve">Answer Key &amp; Teacher Guide</w:t>
-      </w:r>
-    </w:p>
-    <w:p>
-      <w:pPr>
-        <w:spacing w:after="100"/>
-      </w:pPr>
+        <w:t xml:space="preserve">Teacher reference — remove or fold back before distributing to students.</w:t>
+      </w:r>
+    </w:p>
+    <w:p>
+      <w:pPr>
+        <w:pStyle w:val="Heading2"/>
+        <w:spacing w:after="80" w:before="180"/>
+      </w:pPr>
+      <w:r>
+        <w:rPr>
+          <w:b/>
+          <w:bCs/>
+          <w:color w:val="12355B"/>
+          <w:sz w:val="24"/>
+          <w:szCs w:val="24"/>
+        </w:rPr>
+        <w:t xml:space="preserve">Guided Notes (Fill-in)</w:t>
+      </w:r>
+    </w:p>
+    <w:p>
+      <w:pPr>
+        <w:spacing w:after="80"/>
+      </w:pPr>
+      <w:r>
+        <w:rPr>
+          <w:b/>
+          <w:bCs/>
+          <w:sz w:val="21"/>
+          <w:szCs w:val="21"/>
+        </w:rPr>
+        <w:t xml:space="preserve">Notes 1:  </w:t>
+      </w:r>
+      <w:r>
+        <w:rPr>
+          <w:sz w:val="21"/>
+          <w:szCs w:val="21"/>
+        </w:rPr>
+        <w:t xml:space="preserve">Like Terms</w:t>
+      </w:r>
+    </w:p>
+    <w:p>
+      <w:pPr>
+        <w:spacing w:after="80"/>
+      </w:pPr>
+      <w:r>
+        <w:rPr>
+          <w:b/>
+          <w:bCs/>
+          <w:sz w:val="21"/>
+          <w:szCs w:val="21"/>
+        </w:rPr>
+        <w:t xml:space="preserve">Notes 2:  </w:t>
+      </w:r>
+      <w:r>
+        <w:rPr>
+          <w:sz w:val="21"/>
+          <w:szCs w:val="21"/>
+        </w:rPr>
+        <w:t xml:space="preserve">Combine</w:t>
+      </w:r>
+    </w:p>
+    <w:p>
+      <w:pPr>
+        <w:spacing w:after="80"/>
+      </w:pPr>
+      <w:r>
+        <w:rPr>
+          <w:b/>
+          <w:bCs/>
+          <w:sz w:val="21"/>
+          <w:szCs w:val="21"/>
+        </w:rPr>
+        <w:t xml:space="preserve">Notes 3:  </w:t>
+      </w:r>
+      <w:r>
+        <w:rPr>
+          <w:sz w:val="21"/>
+          <w:szCs w:val="21"/>
+        </w:rPr>
+        <w:t xml:space="preserve">Simplify</w:t>
+      </w:r>
+    </w:p>
+    <w:p>
+      <w:pPr>
+        <w:spacing w:after="80"/>
+      </w:pPr>
+      <w:r>
+        <w:rPr>
+          <w:b/>
+          <w:bCs/>
+          <w:sz w:val="21"/>
+          <w:szCs w:val="21"/>
+        </w:rPr>
+        <w:t xml:space="preserve">Notes 4:  </w:t>
+      </w:r>
+      <w:r>
+        <w:rPr>
+          <w:sz w:val="21"/>
+          <w:szCs w:val="21"/>
+        </w:rPr>
+        <w:t xml:space="preserve">Coefficient</w:t>
+      </w:r>
+    </w:p>
+    <w:p>
+      <w:pPr>
+        <w:spacing w:after="80"/>
+      </w:pPr>
+      <w:r>
+        <w:rPr>
+          <w:b/>
+          <w:bCs/>
+          <w:sz w:val="21"/>
+          <w:szCs w:val="21"/>
+        </w:rPr>
+        <w:t xml:space="preserve">Notes 5:  </w:t>
+      </w:r>
+      <w:r>
+        <w:rPr>
+          <w:sz w:val="21"/>
+          <w:szCs w:val="21"/>
+        </w:rPr>
+        <w:t xml:space="preserve">Term</w:t>
+      </w:r>
+    </w:p>
+    <w:p>
+      <w:pPr>
+        <w:spacing w:after="80"/>
+      </w:pPr>
+      <w:r>
+        <w:rPr>
+          <w:b/>
+          <w:bCs/>
+          <w:sz w:val="21"/>
+          <w:szCs w:val="21"/>
+        </w:rPr>
+        <w:t xml:space="preserve">Notes 6:  </w:t>
+      </w:r>
+      <w:r>
+        <w:rPr>
+          <w:sz w:val="21"/>
+          <w:szCs w:val="21"/>
+        </w:rPr>
+        <w:t xml:space="preserve">Distributive property</w:t>
+      </w:r>
+    </w:p>
+    <w:p>
+      <w:pPr>
+        <w:pStyle w:val="Heading2"/>
+        <w:spacing w:after="80" w:before="180"/>
+      </w:pPr>
+      <w:r>
+        <w:rPr>
+          <w:b/>
+          <w:bCs/>
+          <w:color w:val="12355B"/>
+          <w:sz w:val="24"/>
+          <w:szCs w:val="24"/>
+        </w:rPr>
+        <w:t xml:space="preserve">Worked Notes (I Do / We Do)</w:t>
+      </w:r>
+    </w:p>
+    <w:p>
+      <w:pPr>
+        <w:spacing w:after="80"/>
+      </w:pPr>
+      <w:r>
+        <w:rPr>
+          <w:b/>
+          <w:bCs/>
+          <w:sz w:val="21"/>
+          <w:szCs w:val="21"/>
+        </w:rPr>
+        <w:t xml:space="preserve">I Do:  </w:t>
+      </w:r>
+      <w:r>
+        <w:rPr>
+          <w:sz w:val="21"/>
+          <w:szCs w:val="21"/>
+        </w:rPr>
+        <w:t xml:space="preserve">A. 10x</w:t>
+      </w:r>
+    </w:p>
+    <w:p>
+      <w:pPr>
+        <w:spacing w:after="80"/>
+      </w:pPr>
+      <w:r>
+        <w:rPr>
+          <w:b/>
+          <w:bCs/>
+          <w:sz w:val="21"/>
+          <w:szCs w:val="21"/>
+        </w:rPr>
+        <w:t xml:space="preserve">We Do:  </w:t>
+      </w:r>
+      <w:r>
+        <w:rPr>
+          <w:sz w:val="21"/>
+          <w:szCs w:val="21"/>
+        </w:rPr>
+        <w:t xml:space="preserve">A. 11n + 4</w:t>
+      </w:r>
+    </w:p>
+    <w:p>
+      <w:pPr>
+        <w:pStyle w:val="Heading2"/>
+        <w:spacing w:after="80" w:before="180"/>
+      </w:pPr>
+      <w:r>
+        <w:rPr>
+          <w:b/>
+          <w:bCs/>
+          <w:color w:val="12355B"/>
+          <w:sz w:val="24"/>
+          <w:szCs w:val="24"/>
+        </w:rPr>
+        <w:t xml:space="preserve">Independent Practice</w:t>
+      </w:r>
+    </w:p>
+    <w:p>
+      <w:pPr>
+        <w:spacing w:after="80"/>
+      </w:pPr>
+      <w:r>
+        <w:rPr>
+          <w:b/>
+          <w:bCs/>
+          <w:sz w:val="21"/>
+          <w:szCs w:val="21"/>
+        </w:rPr>
+        <w:t xml:space="preserve">1.  </w:t>
+      </w:r>
+      <w:r>
+        <w:rPr>
+          <w:sz w:val="21"/>
+          <w:szCs w:val="21"/>
+        </w:rPr>
+        <w:t xml:space="preserve">A)  6x and 2x</w:t>
+      </w:r>
       <w:r>
         <w:rPr>
           <w:i/>
@@ -3399,23 +3467,7 @@
           <w:sz w:val="19"/>
           <w:szCs w:val="19"/>
         </w:rPr>
-        <w:t xml:space="preserve">Teacher reference — remove or fold back before distributing to students.</w:t>
-      </w:r>
-    </w:p>
-    <w:p>
-      <w:pPr>
-        <w:pStyle w:val="Heading2"/>
-        <w:spacing w:after="80" w:before="180"/>
-      </w:pPr>
-      <w:r>
-        <w:rPr>
-          <w:b/>
-          <w:bCs/>
-          <w:color w:val="12355B"/>
-          <w:sz w:val="24"/>
-          <w:szCs w:val="24"/>
-        </w:rPr>
-        <w:t xml:space="preserve">Worked Notes (I Do / We Do)</w:t>
+        <w:t xml:space="preserve">  — 6x and 2x are like terms because they both have the same variable (x) raised to the same power (1).</w:t>
       </w:r>
     </w:p>
     <w:p>
@@ -3429,72 +3481,14 @@
           <w:sz w:val="21"/>
           <w:szCs w:val="21"/>
         </w:rPr>
-        <w:t xml:space="preserve">I Do:  </w:t>
-      </w:r>
-      <w:r>
-        <w:rPr>
-          <w:sz w:val="21"/>
-          <w:szCs w:val="21"/>
-        </w:rPr>
-        <w:t xml:space="preserve">A. 10x</w:t>
-      </w:r>
-    </w:p>
-    <w:p>
-      <w:pPr>
-        <w:spacing w:after="80"/>
-      </w:pPr>
-      <w:r>
-        <w:rPr>
-          <w:b/>
-          <w:bCs/>
-          <w:sz w:val="21"/>
-          <w:szCs w:val="21"/>
-        </w:rPr>
-        <w:t xml:space="preserve">We Do:  </w:t>
-      </w:r>
-      <w:r>
-        <w:rPr>
-          <w:sz w:val="21"/>
-          <w:szCs w:val="21"/>
-        </w:rPr>
-        <w:t xml:space="preserve">A. 11n + 4</w:t>
-      </w:r>
-    </w:p>
-    <w:p>
-      <w:pPr>
-        <w:pStyle w:val="Heading2"/>
-        <w:spacing w:after="80" w:before="180"/>
-      </w:pPr>
-      <w:r>
-        <w:rPr>
-          <w:b/>
-          <w:bCs/>
-          <w:color w:val="12355B"/>
-          <w:sz w:val="24"/>
-          <w:szCs w:val="24"/>
-        </w:rPr>
-        <w:t xml:space="preserve">Independent Practice</w:t>
-      </w:r>
-    </w:p>
-    <w:p>
-      <w:pPr>
-        <w:spacing w:after="80"/>
-      </w:pPr>
-      <w:r>
-        <w:rPr>
-          <w:b/>
-          <w:bCs/>
-          <w:sz w:val="21"/>
-          <w:szCs w:val="21"/>
-        </w:rPr>
-        <w:t xml:space="preserve">1.  </w:t>
-      </w:r>
-      <w:r>
-        <w:rPr>
-          <w:sz w:val="21"/>
-          <w:szCs w:val="21"/>
-        </w:rPr>
-        <w:t xml:space="preserve">A)  6x and 2x</w:t>
+        <w:t xml:space="preserve">2.  </w:t>
+      </w:r>
+      <w:r>
+        <w:rPr>
+          <w:sz w:val="21"/>
+          <w:szCs w:val="21"/>
+        </w:rPr>
+        <w:t xml:space="preserve">A)  7a + 3</w:t>
       </w:r>
       <w:r>
         <w:rPr>
@@ -3504,7 +3498,7 @@
           <w:sz w:val="19"/>
           <w:szCs w:val="19"/>
         </w:rPr>
-        <w:t xml:space="preserve">  — 6x and 2x are like terms because they both have the same variable (x) raised to the same power (1).</w:t>
+        <w:t xml:space="preserve">  — 5a + 2a = 7a. The constant 3 stays. Result: 7a + 3.</w:t>
       </w:r>
     </w:p>
     <w:p>
@@ -3518,14 +3512,14 @@
           <w:sz w:val="21"/>
           <w:szCs w:val="21"/>
         </w:rPr>
-        <w:t xml:space="preserve">2.  </w:t>
-      </w:r>
-      <w:r>
-        <w:rPr>
-          <w:sz w:val="21"/>
-          <w:szCs w:val="21"/>
-        </w:rPr>
-        <w:t xml:space="preserve">A)  7a + 3</w:t>
+        <w:t xml:space="preserve">3.  </w:t>
+      </w:r>
+      <w:r>
+        <w:rPr>
+          <w:sz w:val="21"/>
+          <w:szCs w:val="21"/>
+        </w:rPr>
+        <w:t xml:space="preserve">A)  8x</w:t>
       </w:r>
       <w:r>
         <w:rPr>
@@ -3535,7 +3529,7 @@
           <w:sz w:val="19"/>
           <w:szCs w:val="19"/>
         </w:rPr>
-        <w:t xml:space="preserve">  — 5a + 2a = 7a. The constant 3 stays. Result: 7a + 3.</w:t>
+        <w:t xml:space="preserve">  — 3x and 5x are like terms, so add the coefficients: 3 + 5 = 8. The variable x stays, giving 8x.</w:t>
       </w:r>
     </w:p>
     <w:p>
@@ -3549,14 +3543,14 @@
           <w:sz w:val="21"/>
           <w:szCs w:val="21"/>
         </w:rPr>
-        <w:t xml:space="preserve">3.  </w:t>
-      </w:r>
-      <w:r>
-        <w:rPr>
-          <w:sz w:val="21"/>
-          <w:szCs w:val="21"/>
-        </w:rPr>
-        <w:t xml:space="preserve">A)  6x + 3</w:t>
+        <w:t xml:space="preserve">4.  </w:t>
+      </w:r>
+      <w:r>
+        <w:rPr>
+          <w:sz w:val="21"/>
+          <w:szCs w:val="21"/>
+        </w:rPr>
+        <w:t xml:space="preserve">A)  5a + 2</w:t>
       </w:r>
       <w:r>
         <w:rPr>
@@ -3566,7 +3560,23 @@
           <w:sz w:val="19"/>
           <w:szCs w:val="19"/>
         </w:rPr>
-        <w:t xml:space="preserve">  — Combine like terms 4x + 2x = 6x, then add 3: 6x + 3.</w:t>
+        <w:t xml:space="preserve">  — 4a + a = 5a (remember a means 1a). The 2 has no like term, so it stays. Result: 5a + 2.</w:t>
+      </w:r>
+    </w:p>
+    <w:p>
+      <w:pPr>
+        <w:pStyle w:val="Heading2"/>
+        <w:spacing w:after="80" w:before="180"/>
+      </w:pPr>
+      <w:r>
+        <w:rPr>
+          <w:b/>
+          <w:bCs/>
+          <w:color w:val="12355B"/>
+          <w:sz w:val="24"/>
+          <w:szCs w:val="24"/>
+        </w:rPr>
+        <w:t xml:space="preserve">Exit Ticket</w:t>
       </w:r>
     </w:p>
     <w:p>
@@ -3575,19 +3585,10 @@
       </w:pPr>
       <w:r>
         <w:rPr>
-          <w:b/>
-          <w:bCs/>
-          <w:sz w:val="21"/>
-          <w:szCs w:val="21"/>
-        </w:rPr>
-        <w:t xml:space="preserve">4.  </w:t>
-      </w:r>
-      <w:r>
-        <w:rPr>
-          <w:sz w:val="21"/>
-          <w:szCs w:val="21"/>
-        </w:rPr>
-        <w:t xml:space="preserve">A)  5y + 5</w:t>
+          <w:sz w:val="21"/>
+          <w:szCs w:val="21"/>
+        </w:rPr>
+        <w:t xml:space="preserve">A)  8x + 8</w:t>
       </w:r>
       <w:r>
         <w:rPr>
@@ -3597,173 +3598,7 @@
           <w:sz w:val="19"/>
           <w:szCs w:val="19"/>
         </w:rPr>
-        <w:t xml:space="preserve">  — 7y − 2y = 5y, so 5y + 5.</w:t>
-      </w:r>
-    </w:p>
-    <w:p>
-      <w:pPr>
-        <w:pStyle w:val="Heading2"/>
-        <w:spacing w:after="80" w:before="180"/>
-      </w:pPr>
-      <w:r>
-        <w:rPr>
-          <w:b/>
-          <w:bCs/>
-          <w:color w:val="12355B"/>
-          <w:sz w:val="24"/>
-          <w:szCs w:val="24"/>
-        </w:rPr>
-        <w:t xml:space="preserve">Exit Ticket</w:t>
-      </w:r>
-    </w:p>
-    <w:p>
-      <w:pPr>
-        <w:spacing w:after="80"/>
-      </w:pPr>
-      <w:r>
-        <w:rPr>
-          <w:sz w:val="21"/>
-          <w:szCs w:val="21"/>
-        </w:rPr>
-        <w:t xml:space="preserve">A)  8x + 8</w:t>
-      </w:r>
-      <w:r>
-        <w:rPr>
-          <w:i/>
-          <w:iCs/>
-          <w:color w:val="5F6F80"/>
-          <w:sz w:val="19"/>
-          <w:szCs w:val="19"/>
-        </w:rPr>
         <w:t xml:space="preserve">  — 6x + 2x = 8x and 3 + 5 = 8, so the simplified expression is 8x + 8.</w:t>
-      </w:r>
-    </w:p>
-    <w:p>
-      <w:pPr>
-        <w:pStyle w:val="Heading2"/>
-        <w:spacing w:after="80" w:before="180"/>
-      </w:pPr>
-      <w:r>
-        <w:rPr>
-          <w:b/>
-          <w:bCs/>
-          <w:color w:val="12355B"/>
-          <w:sz w:val="24"/>
-          <w:szCs w:val="24"/>
-        </w:rPr>
-        <w:t xml:space="preserve">Writing (TWR) — what to look for</w:t>
-      </w:r>
-    </w:p>
-    <w:p>
-      <w:pPr>
-        <w:spacing w:after="80"/>
-      </w:pPr>
-      <w:r>
-        <w:rPr>
-          <w:sz w:val="20"/>
-          <w:szCs w:val="20"/>
-        </w:rPr>
-        <w:t xml:space="preserve">Kernel sentence: a complete sentence needs a subject and a verb. Example: Simplify is to write an expression in its shortest form.</w:t>
-      </w:r>
-    </w:p>
-    <w:p>
-      <w:pPr>
-        <w:spacing w:after="80"/>
-      </w:pPr>
-      <w:r>
-        <w:rPr>
-          <w:sz w:val="20"/>
-          <w:szCs w:val="20"/>
-        </w:rPr>
-        <w:t xml:space="preserve">Expansion: because = reason, but = contrast/exception, so = result. Answers vary; each must keep the kernel idea.</w:t>
-      </w:r>
-    </w:p>
-    <w:p>
-      <w:pPr>
-        <w:pStyle w:val="Heading2"/>
-        <w:spacing w:after="80" w:before="180"/>
-      </w:pPr>
-      <w:r>
-        <w:rPr>
-          <w:b/>
-          <w:bCs/>
-          <w:color w:val="12355B"/>
-          <w:sz w:val="24"/>
-          <w:szCs w:val="24"/>
-        </w:rPr>
-        <w:t xml:space="preserve">Turn &amp; Talk — listen for</w:t>
-      </w:r>
-    </w:p>
-    <w:p>
-      <w:pPr>
-        <w:spacing w:after="80"/>
-      </w:pPr>
-      <w:r>
-        <w:rPr>
-          <w:b/>
-          <w:bCs/>
-          <w:sz w:val="19"/>
-          <w:szCs w:val="19"/>
-        </w:rPr>
-        <w:t xml:space="preserve">1.  </w:t>
-      </w:r>
-      <w:r>
-        <w:rPr>
-          <w:i/>
-          <w:iCs/>
-          <w:color w:val="5F6F80"/>
-          <w:sz w:val="19"/>
-          <w:szCs w:val="19"/>
-        </w:rPr>
-        <w:t xml:space="preserve">Students explain microphones combine with microphones (4 + 2 + 6 = 12) but not with stands, connecting this to combining like terms in algebra.</w:t>
-      </w:r>
-    </w:p>
-    <w:p>
-      <w:pPr>
-        <w:spacing w:after="80"/>
-      </w:pPr>
-      <w:r>
-        <w:rPr>
-          <w:b/>
-          <w:bCs/>
-          <w:sz w:val="19"/>
-          <w:szCs w:val="19"/>
-        </w:rPr>
-        <w:t xml:space="preserve">2.  </w:t>
-      </w:r>
-      <w:r>
-        <w:rPr>
-          <w:i/>
-          <w:iCs/>
-          <w:color w:val="5F6F80"/>
-          <w:sz w:val="19"/>
-          <w:szCs w:val="19"/>
-        </w:rPr>
-        <w:t xml:space="preserve">A strong answer combines 6x + 2x = 8x and 4 + 7 = 11 to get 8x + 11, adding coefficients of like terms and keeping the variable.</w:t>
-      </w:r>
-    </w:p>
-    <w:p>
-      <w:pPr>
-        <w:spacing w:after="80"/>
-      </w:pPr>
-      <w:r>
-        <w:rPr>
-          <w:b/>
-          <w:bCs/>
-          <w:sz w:val="19"/>
-          <w:szCs w:val="19"/>
-        </w:rPr>
-        <w:t xml:space="preserve">3.  </w:t>
-      </w:r>
-      <w:r>
-        <w:rPr>
-          <w:i/>
-          <w:iCs/>
-          <w:color w:val="5F6F80"/>
-          <w:sz w:val="19"/>
-          <w:szCs w:val="19"/>
-        </w:rPr>
-        <w:t xml:space="preserve">Students simplify to 15m + 14, explaining 15m is the total cables tied to microphones and 14 is the extra fixed cables across stages.</w:t>
       </w:r>
     </w:p>
     <w:sectPr>

--- a/lessons/6-7/downloads/6-7-notes.docx
+++ b/lessons/6-7/downloads/6-7-notes.docx
@@ -3186,419 +3186,6 @@
       </w:pPr>
       <w:r>
         <w:t xml:space="preserve"/>
-      </w:r>
-    </w:p>
-    <w:p>
-      <w:pPr>
-        <w:pStyle w:val="Heading1"/>
-        <w:pageBreakBefore/>
-        <w:pBdr>
-          <w:bottom w:val="single" w:color="1FA6A2" w:sz="14" w:space="6"/>
-        </w:pBdr>
-        <w:spacing w:after="140" w:before="0"/>
-      </w:pPr>
-      <w:r>
-        <w:rPr>
-          <w:b/>
-          <w:bCs/>
-          <w:color w:val="12355B"/>
-          <w:sz w:val="30"/>
-          <w:szCs w:val="30"/>
-        </w:rPr>
-        <w:t xml:space="preserve">Answer Key &amp; Teacher Guide</w:t>
-      </w:r>
-    </w:p>
-    <w:p>
-      <w:pPr>
-        <w:spacing w:after="100"/>
-      </w:pPr>
-      <w:r>
-        <w:rPr>
-          <w:i/>
-          <w:iCs/>
-          <w:color w:val="5F6F80"/>
-          <w:sz w:val="19"/>
-          <w:szCs w:val="19"/>
-        </w:rPr>
-        <w:t xml:space="preserve">Teacher reference — remove or fold back before distributing to students.</w:t>
-      </w:r>
-    </w:p>
-    <w:p>
-      <w:pPr>
-        <w:pStyle w:val="Heading2"/>
-        <w:spacing w:after="80" w:before="180"/>
-      </w:pPr>
-      <w:r>
-        <w:rPr>
-          <w:b/>
-          <w:bCs/>
-          <w:color w:val="12355B"/>
-          <w:sz w:val="24"/>
-          <w:szCs w:val="24"/>
-        </w:rPr>
-        <w:t xml:space="preserve">Guided Notes (Fill-in)</w:t>
-      </w:r>
-    </w:p>
-    <w:p>
-      <w:pPr>
-        <w:spacing w:after="80"/>
-      </w:pPr>
-      <w:r>
-        <w:rPr>
-          <w:b/>
-          <w:bCs/>
-          <w:sz w:val="21"/>
-          <w:szCs w:val="21"/>
-        </w:rPr>
-        <w:t xml:space="preserve">Notes 1:  </w:t>
-      </w:r>
-      <w:r>
-        <w:rPr>
-          <w:sz w:val="21"/>
-          <w:szCs w:val="21"/>
-        </w:rPr>
-        <w:t xml:space="preserve">Like Terms</w:t>
-      </w:r>
-    </w:p>
-    <w:p>
-      <w:pPr>
-        <w:spacing w:after="80"/>
-      </w:pPr>
-      <w:r>
-        <w:rPr>
-          <w:b/>
-          <w:bCs/>
-          <w:sz w:val="21"/>
-          <w:szCs w:val="21"/>
-        </w:rPr>
-        <w:t xml:space="preserve">Notes 2:  </w:t>
-      </w:r>
-      <w:r>
-        <w:rPr>
-          <w:sz w:val="21"/>
-          <w:szCs w:val="21"/>
-        </w:rPr>
-        <w:t xml:space="preserve">Combine</w:t>
-      </w:r>
-    </w:p>
-    <w:p>
-      <w:pPr>
-        <w:spacing w:after="80"/>
-      </w:pPr>
-      <w:r>
-        <w:rPr>
-          <w:b/>
-          <w:bCs/>
-          <w:sz w:val="21"/>
-          <w:szCs w:val="21"/>
-        </w:rPr>
-        <w:t xml:space="preserve">Notes 3:  </w:t>
-      </w:r>
-      <w:r>
-        <w:rPr>
-          <w:sz w:val="21"/>
-          <w:szCs w:val="21"/>
-        </w:rPr>
-        <w:t xml:space="preserve">Simplify</w:t>
-      </w:r>
-    </w:p>
-    <w:p>
-      <w:pPr>
-        <w:spacing w:after="80"/>
-      </w:pPr>
-      <w:r>
-        <w:rPr>
-          <w:b/>
-          <w:bCs/>
-          <w:sz w:val="21"/>
-          <w:szCs w:val="21"/>
-        </w:rPr>
-        <w:t xml:space="preserve">Notes 4:  </w:t>
-      </w:r>
-      <w:r>
-        <w:rPr>
-          <w:sz w:val="21"/>
-          <w:szCs w:val="21"/>
-        </w:rPr>
-        <w:t xml:space="preserve">Coefficient</w:t>
-      </w:r>
-    </w:p>
-    <w:p>
-      <w:pPr>
-        <w:spacing w:after="80"/>
-      </w:pPr>
-      <w:r>
-        <w:rPr>
-          <w:b/>
-          <w:bCs/>
-          <w:sz w:val="21"/>
-          <w:szCs w:val="21"/>
-        </w:rPr>
-        <w:t xml:space="preserve">Notes 5:  </w:t>
-      </w:r>
-      <w:r>
-        <w:rPr>
-          <w:sz w:val="21"/>
-          <w:szCs w:val="21"/>
-        </w:rPr>
-        <w:t xml:space="preserve">Term</w:t>
-      </w:r>
-    </w:p>
-    <w:p>
-      <w:pPr>
-        <w:spacing w:after="80"/>
-      </w:pPr>
-      <w:r>
-        <w:rPr>
-          <w:b/>
-          <w:bCs/>
-          <w:sz w:val="21"/>
-          <w:szCs w:val="21"/>
-        </w:rPr>
-        <w:t xml:space="preserve">Notes 6:  </w:t>
-      </w:r>
-      <w:r>
-        <w:rPr>
-          <w:sz w:val="21"/>
-          <w:szCs w:val="21"/>
-        </w:rPr>
-        <w:t xml:space="preserve">Distributive property</w:t>
-      </w:r>
-    </w:p>
-    <w:p>
-      <w:pPr>
-        <w:pStyle w:val="Heading2"/>
-        <w:spacing w:after="80" w:before="180"/>
-      </w:pPr>
-      <w:r>
-        <w:rPr>
-          <w:b/>
-          <w:bCs/>
-          <w:color w:val="12355B"/>
-          <w:sz w:val="24"/>
-          <w:szCs w:val="24"/>
-        </w:rPr>
-        <w:t xml:space="preserve">Worked Notes (I Do / We Do)</w:t>
-      </w:r>
-    </w:p>
-    <w:p>
-      <w:pPr>
-        <w:spacing w:after="80"/>
-      </w:pPr>
-      <w:r>
-        <w:rPr>
-          <w:b/>
-          <w:bCs/>
-          <w:sz w:val="21"/>
-          <w:szCs w:val="21"/>
-        </w:rPr>
-        <w:t xml:space="preserve">I Do:  </w:t>
-      </w:r>
-      <w:r>
-        <w:rPr>
-          <w:sz w:val="21"/>
-          <w:szCs w:val="21"/>
-        </w:rPr>
-        <w:t xml:space="preserve">A. 10x</w:t>
-      </w:r>
-    </w:p>
-    <w:p>
-      <w:pPr>
-        <w:spacing w:after="80"/>
-      </w:pPr>
-      <w:r>
-        <w:rPr>
-          <w:b/>
-          <w:bCs/>
-          <w:sz w:val="21"/>
-          <w:szCs w:val="21"/>
-        </w:rPr>
-        <w:t xml:space="preserve">We Do:  </w:t>
-      </w:r>
-      <w:r>
-        <w:rPr>
-          <w:sz w:val="21"/>
-          <w:szCs w:val="21"/>
-        </w:rPr>
-        <w:t xml:space="preserve">A. 11n + 4</w:t>
-      </w:r>
-    </w:p>
-    <w:p>
-      <w:pPr>
-        <w:pStyle w:val="Heading2"/>
-        <w:spacing w:after="80" w:before="180"/>
-      </w:pPr>
-      <w:r>
-        <w:rPr>
-          <w:b/>
-          <w:bCs/>
-          <w:color w:val="12355B"/>
-          <w:sz w:val="24"/>
-          <w:szCs w:val="24"/>
-        </w:rPr>
-        <w:t xml:space="preserve">Independent Practice</w:t>
-      </w:r>
-    </w:p>
-    <w:p>
-      <w:pPr>
-        <w:spacing w:after="80"/>
-      </w:pPr>
-      <w:r>
-        <w:rPr>
-          <w:b/>
-          <w:bCs/>
-          <w:sz w:val="21"/>
-          <w:szCs w:val="21"/>
-        </w:rPr>
-        <w:t xml:space="preserve">1.  </w:t>
-      </w:r>
-      <w:r>
-        <w:rPr>
-          <w:sz w:val="21"/>
-          <w:szCs w:val="21"/>
-        </w:rPr>
-        <w:t xml:space="preserve">A)  6x and 2x</w:t>
-      </w:r>
-      <w:r>
-        <w:rPr>
-          <w:i/>
-          <w:iCs/>
-          <w:color w:val="5F6F80"/>
-          <w:sz w:val="19"/>
-          <w:szCs w:val="19"/>
-        </w:rPr>
-        <w:t xml:space="preserve">  — 6x and 2x are like terms because they both have the same variable (x) raised to the same power (1).</w:t>
-      </w:r>
-    </w:p>
-    <w:p>
-      <w:pPr>
-        <w:spacing w:after="80"/>
-      </w:pPr>
-      <w:r>
-        <w:rPr>
-          <w:b/>
-          <w:bCs/>
-          <w:sz w:val="21"/>
-          <w:szCs w:val="21"/>
-        </w:rPr>
-        <w:t xml:space="preserve">2.  </w:t>
-      </w:r>
-      <w:r>
-        <w:rPr>
-          <w:sz w:val="21"/>
-          <w:szCs w:val="21"/>
-        </w:rPr>
-        <w:t xml:space="preserve">A)  7a + 3</w:t>
-      </w:r>
-      <w:r>
-        <w:rPr>
-          <w:i/>
-          <w:iCs/>
-          <w:color w:val="5F6F80"/>
-          <w:sz w:val="19"/>
-          <w:szCs w:val="19"/>
-        </w:rPr>
-        <w:t xml:space="preserve">  — 5a + 2a = 7a. The constant 3 stays. Result: 7a + 3.</w:t>
-      </w:r>
-    </w:p>
-    <w:p>
-      <w:pPr>
-        <w:spacing w:after="80"/>
-      </w:pPr>
-      <w:r>
-        <w:rPr>
-          <w:b/>
-          <w:bCs/>
-          <w:sz w:val="21"/>
-          <w:szCs w:val="21"/>
-        </w:rPr>
-        <w:t xml:space="preserve">3.  </w:t>
-      </w:r>
-      <w:r>
-        <w:rPr>
-          <w:sz w:val="21"/>
-          <w:szCs w:val="21"/>
-        </w:rPr>
-        <w:t xml:space="preserve">A)  8x</w:t>
-      </w:r>
-      <w:r>
-        <w:rPr>
-          <w:i/>
-          <w:iCs/>
-          <w:color w:val="5F6F80"/>
-          <w:sz w:val="19"/>
-          <w:szCs w:val="19"/>
-        </w:rPr>
-        <w:t xml:space="preserve">  — 3x and 5x are like terms, so add the coefficients: 3 + 5 = 8. The variable x stays, giving 8x.</w:t>
-      </w:r>
-    </w:p>
-    <w:p>
-      <w:pPr>
-        <w:spacing w:after="80"/>
-      </w:pPr>
-      <w:r>
-        <w:rPr>
-          <w:b/>
-          <w:bCs/>
-          <w:sz w:val="21"/>
-          <w:szCs w:val="21"/>
-        </w:rPr>
-        <w:t xml:space="preserve">4.  </w:t>
-      </w:r>
-      <w:r>
-        <w:rPr>
-          <w:sz w:val="21"/>
-          <w:szCs w:val="21"/>
-        </w:rPr>
-        <w:t xml:space="preserve">A)  5a + 2</w:t>
-      </w:r>
-      <w:r>
-        <w:rPr>
-          <w:i/>
-          <w:iCs/>
-          <w:color w:val="5F6F80"/>
-          <w:sz w:val="19"/>
-          <w:szCs w:val="19"/>
-        </w:rPr>
-        <w:t xml:space="preserve">  — 4a + a = 5a (remember a means 1a). The 2 has no like term, so it stays. Result: 5a + 2.</w:t>
-      </w:r>
-    </w:p>
-    <w:p>
-      <w:pPr>
-        <w:pStyle w:val="Heading2"/>
-        <w:spacing w:after="80" w:before="180"/>
-      </w:pPr>
-      <w:r>
-        <w:rPr>
-          <w:b/>
-          <w:bCs/>
-          <w:color w:val="12355B"/>
-          <w:sz w:val="24"/>
-          <w:szCs w:val="24"/>
-        </w:rPr>
-        <w:t xml:space="preserve">Exit Ticket</w:t>
-      </w:r>
-    </w:p>
-    <w:p>
-      <w:pPr>
-        <w:spacing w:after="80"/>
-      </w:pPr>
-      <w:r>
-        <w:rPr>
-          <w:sz w:val="21"/>
-          <w:szCs w:val="21"/>
-        </w:rPr>
-        <w:t xml:space="preserve">A)  8x + 8</w:t>
-      </w:r>
-      <w:r>
-        <w:rPr>
-          <w:i/>
-          <w:iCs/>
-          <w:color w:val="5F6F80"/>
-          <w:sz w:val="19"/>
-          <w:szCs w:val="19"/>
-        </w:rPr>
-        <w:t xml:space="preserve">  — 6x + 2x = 8x and 3 + 5 = 8, so the simplified expression is 8x + 8.</w:t>
       </w:r>
     </w:p>
     <w:sectPr>

--- a/lessons/6-7/downloads/6-7-notes.docx
+++ b/lessons/6-7/downloads/6-7-notes.docx
@@ -14,7 +14,7 @@
           <w:sz w:val="18"/>
           <w:szCs w:val="18"/>
         </w:rPr>
-        <w:t xml:space="preserve">UNIT 6  ·  LESSON 7      STANDARD 6.EE.3</w:t>
+        <w:t xml:space="preserve">UNIT 6  ·  LESSON 7      STANDARD 6.AT.7</w:t>
       </w:r>
     </w:p>
     <w:p>
@@ -2553,6 +2553,32 @@
     </w:p>
     <w:p>
       <w:pPr>
+        <w:pStyle w:val="Heading2"/>
+        <w:spacing w:after="80" w:before="180"/>
+      </w:pPr>
+      <w:r>
+        <w:rPr>
+          <w:b/>
+          <w:bCs/>
+          <w:color w:val="12355B"/>
+          <w:sz w:val="24"/>
+          <w:szCs w:val="24"/>
+        </w:rPr>
+        <w:t xml:space="preserve">Level 1 Support</w:t>
+      </w:r>
+      <w:r>
+        <w:rPr>
+          <w:i/>
+          <w:iCs/>
+          <w:color w:val="1FA6A2"/>
+          <w:sz w:val="19"/>
+          <w:szCs w:val="19"/>
+        </w:rPr>
+        <w:t xml:space="preserve">   extra scaffolding</w:t>
+      </w:r>
+    </w:p>
+    <w:p>
+      <w:pPr>
         <w:keepNext/>
         <w:spacing w:after="60" w:before="160"/>
       </w:pPr>
@@ -2756,266 +2782,6 @@
           <w:szCs w:val="20"/>
         </w:rPr>
         <w:t xml:space="preserve">D)  52a + 3</w:t>
-      </w:r>
-    </w:p>
-    <w:p>
-      <w:pPr>
-        <w:spacing w:after="20"/>
-      </w:pPr>
-      <w:r>
-        <w:t xml:space="preserve"/>
-      </w:r>
-    </w:p>
-    <w:tbl>
-      <w:tblPr>
-        <w:tblW w:type="pct" w:w="100%"/>
-        <w:tblBorders>
-          <w:top w:val="single" w:color="C7D2DD" w:sz="6"/>
-          <w:left w:val="single" w:color="C7D2DD" w:sz="6"/>
-          <w:bottom w:val="single" w:color="C7D2DD" w:sz="6"/>
-          <w:right w:val="single" w:color="C7D2DD" w:sz="6"/>
-          <w:insideH w:val="single" w:color="auto" w:sz="4"/>
-          <w:insideV w:val="single" w:color="auto" w:sz="4"/>
-        </w:tblBorders>
-      </w:tblPr>
-      <w:tblGrid>
-        <w:gridCol w:w="100"/>
-      </w:tblGrid>
-      <w:tr>
-        <w:tc>
-          <w:tcPr>
-            <w:shd w:fill="FBF3E2" w:color="auto" w:val="clear"/>
-            <w:tcMar>
-              <w:top w:type="dxa" w:w="60"/>
-              <w:left w:type="dxa" w:w="120"/>
-              <w:bottom w:type="dxa" w:w="60"/>
-              <w:right w:type="dxa" w:w="120"/>
-            </w:tcMar>
-          </w:tcPr>
-          <w:p>
-            <w:pPr>
-              <w:spacing w:after="0" w:line="320"/>
-            </w:pPr>
-            <w:r>
-              <w:t xml:space="preserve"/>
-            </w:r>
-          </w:p>
-          <w:p>
-            <w:pPr>
-              <w:spacing w:after="0" w:line="320"/>
-            </w:pPr>
-            <w:r>
-              <w:t xml:space="preserve"/>
-            </w:r>
-          </w:p>
-        </w:tc>
-      </w:tr>
-    </w:tbl>
-    <w:p>
-      <w:pPr>
-        <w:keepNext/>
-        <w:spacing w:after="60" w:before="160"/>
-      </w:pPr>
-      <w:r>
-        <w:rPr>
-          <w:b/>
-          <w:bCs/>
-          <w:color w:val="12355B"/>
-          <w:sz w:val="22"/>
-          <w:szCs w:val="22"/>
-        </w:rPr>
-        <w:t xml:space="preserve">3.  </w:t>
-      </w:r>
-      <w:r>
-        <w:rPr>
-          <w:b/>
-          <w:bCs/>
-          <w:sz w:val="21"/>
-          <w:szCs w:val="21"/>
-        </w:rPr>
-        <w:t xml:space="preserve">The board shows 3x + 5x on one channel. Simplify it.</w:t>
-      </w:r>
-    </w:p>
-    <w:p>
-      <w:pPr>
-        <w:spacing w:after="40"/>
-        <w:ind w:left="420"/>
-      </w:pPr>
-      <w:r>
-        <w:rPr>
-          <w:sz w:val="20"/>
-          <w:szCs w:val="20"/>
-        </w:rPr>
-        <w:t xml:space="preserve">A)  8x</w:t>
-      </w:r>
-    </w:p>
-    <w:p>
-      <w:pPr>
-        <w:spacing w:after="40"/>
-        <w:ind w:left="420"/>
-      </w:pPr>
-      <w:r>
-        <w:rPr>
-          <w:sz w:val="20"/>
-          <w:szCs w:val="20"/>
-        </w:rPr>
-        <w:t xml:space="preserve">B)  15x</w:t>
-      </w:r>
-    </w:p>
-    <w:p>
-      <w:pPr>
-        <w:spacing w:after="40"/>
-        <w:ind w:left="420"/>
-      </w:pPr>
-      <w:r>
-        <w:rPr>
-          <w:sz w:val="20"/>
-          <w:szCs w:val="20"/>
-        </w:rPr>
-        <w:t xml:space="preserve">C)  8x²</w:t>
-      </w:r>
-    </w:p>
-    <w:p>
-      <w:pPr>
-        <w:spacing w:after="40"/>
-        <w:ind w:left="420"/>
-      </w:pPr>
-      <w:r>
-        <w:rPr>
-          <w:sz w:val="20"/>
-          <w:szCs w:val="20"/>
-        </w:rPr>
-        <w:t xml:space="preserve">D)  35x</w:t>
-      </w:r>
-    </w:p>
-    <w:p>
-      <w:pPr>
-        <w:spacing w:after="20"/>
-      </w:pPr>
-      <w:r>
-        <w:t xml:space="preserve"/>
-      </w:r>
-    </w:p>
-    <w:tbl>
-      <w:tblPr>
-        <w:tblW w:type="pct" w:w="100%"/>
-        <w:tblBorders>
-          <w:top w:val="single" w:color="C7D2DD" w:sz="6"/>
-          <w:left w:val="single" w:color="C7D2DD" w:sz="6"/>
-          <w:bottom w:val="single" w:color="C7D2DD" w:sz="6"/>
-          <w:right w:val="single" w:color="C7D2DD" w:sz="6"/>
-          <w:insideH w:val="single" w:color="auto" w:sz="4"/>
-          <w:insideV w:val="single" w:color="auto" w:sz="4"/>
-        </w:tblBorders>
-      </w:tblPr>
-      <w:tblGrid>
-        <w:gridCol w:w="100"/>
-      </w:tblGrid>
-      <w:tr>
-        <w:tc>
-          <w:tcPr>
-            <w:shd w:fill="FBF3E2" w:color="auto" w:val="clear"/>
-            <w:tcMar>
-              <w:top w:type="dxa" w:w="60"/>
-              <w:left w:type="dxa" w:w="120"/>
-              <w:bottom w:type="dxa" w:w="60"/>
-              <w:right w:type="dxa" w:w="120"/>
-            </w:tcMar>
-          </w:tcPr>
-          <w:p>
-            <w:pPr>
-              <w:spacing w:after="0" w:line="320"/>
-            </w:pPr>
-            <w:r>
-              <w:t xml:space="preserve"/>
-            </w:r>
-          </w:p>
-          <w:p>
-            <w:pPr>
-              <w:spacing w:after="0" w:line="320"/>
-            </w:pPr>
-            <w:r>
-              <w:t xml:space="preserve"/>
-            </w:r>
-          </w:p>
-        </w:tc>
-      </w:tr>
-    </w:tbl>
-    <w:p>
-      <w:pPr>
-        <w:keepNext/>
-        <w:spacing w:after="60" w:before="160"/>
-      </w:pPr>
-      <w:r>
-        <w:rPr>
-          <w:b/>
-          <w:bCs/>
-          <w:color w:val="12355B"/>
-          <w:sz w:val="22"/>
-          <w:szCs w:val="22"/>
-        </w:rPr>
-        <w:t xml:space="preserve">4.  </w:t>
-      </w:r>
-      <w:r>
-        <w:rPr>
-          <w:b/>
-          <w:bCs/>
-          <w:sz w:val="21"/>
-          <w:szCs w:val="21"/>
-        </w:rPr>
-        <w:t xml:space="preserve">Simplify the track: 4a + 2 + a.</w:t>
-      </w:r>
-    </w:p>
-    <w:p>
-      <w:pPr>
-        <w:spacing w:after="40"/>
-        <w:ind w:left="420"/>
-      </w:pPr>
-      <w:r>
-        <w:rPr>
-          <w:sz w:val="20"/>
-          <w:szCs w:val="20"/>
-        </w:rPr>
-        <w:t xml:space="preserve">A)  5a + 2</w:t>
-      </w:r>
-    </w:p>
-    <w:p>
-      <w:pPr>
-        <w:spacing w:after="40"/>
-        <w:ind w:left="420"/>
-      </w:pPr>
-      <w:r>
-        <w:rPr>
-          <w:sz w:val="20"/>
-          <w:szCs w:val="20"/>
-        </w:rPr>
-        <w:t xml:space="preserve">B)  7a</w:t>
-      </w:r>
-    </w:p>
-    <w:p>
-      <w:pPr>
-        <w:spacing w:after="40"/>
-        <w:ind w:left="420"/>
-      </w:pPr>
-      <w:r>
-        <w:rPr>
-          <w:sz w:val="20"/>
-          <w:szCs w:val="20"/>
-        </w:rPr>
-        <w:t xml:space="preserve">C)  5a²+ 2</w:t>
-      </w:r>
-    </w:p>
-    <w:p>
-      <w:pPr>
-        <w:spacing w:after="40"/>
-        <w:ind w:left="420"/>
-      </w:pPr>
-      <w:r>
-        <w:rPr>
-          <w:sz w:val="20"/>
-          <w:szCs w:val="20"/>
-        </w:rPr>
-        <w:t xml:space="preserve">D)  6a</w:t>
       </w:r>
     </w:p>
     <w:p>

--- a/lessons/6-7/downloads/6-7-notes.docx
+++ b/lessons/6-7/downloads/6-7-notes.docx
@@ -1404,6 +1404,1302 @@
           <w:szCs w:val="22"/>
         </w:rPr>
         <w:t xml:space="preserve">Multiplying each part of a sum by a number uses the ___ property.</w:t>
+      </w:r>
+    </w:p>
+    <w:p>
+      <w:pPr>
+        <w:pStyle w:val="Heading1"/>
+        <w:pageBreakBefore/>
+        <w:pBdr>
+          <w:bottom w:val="single" w:color="1FA6A2" w:sz="14" w:space="6"/>
+        </w:pBdr>
+        <w:spacing w:after="140" w:before="0"/>
+      </w:pPr>
+      <w:r>
+        <w:rPr>
+          <w:b/>
+          <w:bCs/>
+          <w:color w:val="12355B"/>
+          <w:sz w:val="30"/>
+          <w:szCs w:val="30"/>
+        </w:rPr>
+        <w:t xml:space="preserve">Write About the Math</w:t>
+      </w:r>
+    </w:p>
+    <w:p>
+      <w:pPr>
+        <w:spacing w:after="100"/>
+      </w:pPr>
+      <w:r>
+        <w:rPr>
+          <w:i/>
+          <w:iCs/>
+          <w:color w:val="5F6F80"/>
+          <w:sz w:val="19"/>
+          <w:szCs w:val="19"/>
+        </w:rPr>
+        <w:t xml:space="preserve">Use the support level you need. Every level answers the same math question.</w:t>
+      </w:r>
+    </w:p>
+    <w:p>
+      <w:pPr>
+        <w:pStyle w:val="Heading2"/>
+        <w:spacing w:after="80" w:before="180"/>
+      </w:pPr>
+      <w:r>
+        <w:rPr>
+          <w:b/>
+          <w:bCs/>
+          <w:color w:val="12355B"/>
+          <w:sz w:val="24"/>
+          <w:szCs w:val="24"/>
+        </w:rPr>
+        <w:t xml:space="preserve">1. Understand the Question</w:t>
+      </w:r>
+      <w:r>
+        <w:rPr>
+          <w:i/>
+          <w:iCs/>
+          <w:color w:val="B97A12"/>
+          <w:sz w:val="19"/>
+          <w:szCs w:val="19"/>
+        </w:rPr>
+        <w:t xml:space="preserve">   explain</w:t>
+      </w:r>
+    </w:p>
+    <w:tbl>
+      <w:tblPr>
+        <w:tblW w:type="pct" w:w="100%"/>
+        <w:tblBorders>
+          <w:top w:val="single" w:color="1FA6A2" w:sz="8"/>
+          <w:left w:val="single" w:color="1FA6A2" w:sz="8"/>
+          <w:bottom w:val="single" w:color="1FA6A2" w:sz="8"/>
+          <w:right w:val="single" w:color="1FA6A2" w:sz="8"/>
+          <w:insideH w:val="single" w:color="auto" w:sz="4"/>
+          <w:insideV w:val="single" w:color="auto" w:sz="4"/>
+        </w:tblBorders>
+      </w:tblPr>
+      <w:tblGrid>
+        <w:gridCol w:w="100"/>
+      </w:tblGrid>
+      <w:tr>
+        <w:tc>
+          <w:tcPr>
+            <w:shd w:fill="E6F4F3" w:color="auto" w:val="clear"/>
+            <w:tcMar>
+              <w:top w:type="dxa" w:w="120"/>
+              <w:left w:type="dxa" w:w="180"/>
+              <w:bottom w:type="dxa" w:w="120"/>
+              <w:right w:type="dxa" w:w="180"/>
+            </w:tcMar>
+          </w:tcPr>
+          <w:p>
+            <w:pPr>
+              <w:spacing w:after="60"/>
+            </w:pPr>
+            <w:r>
+              <w:rPr>
+                <w:color w:val="1A2733"/>
+                <w:sz w:val="21"/>
+                <w:szCs w:val="21"/>
+              </w:rPr>
+              <w:t xml:space="preserve">To simplify 6x + 4 + 2x + 7, which are the like terms, and how do you combine them?</w:t>
+            </w:r>
+          </w:p>
+          <w:p>
+            <w:pPr>
+              <w:spacing w:after="0"/>
+            </w:pPr>
+            <w:r>
+              <w:rPr>
+                <w:b/>
+                <w:bCs/>
+                <w:color w:val="12355B"/>
+                <w:sz w:val="20"/>
+                <w:szCs w:val="20"/>
+              </w:rPr>
+              <w:t xml:space="preserve">Your job:  </w:t>
+            </w:r>
+            <w:r>
+              <w:rPr>
+                <w:sz w:val="20"/>
+                <w:szCs w:val="20"/>
+              </w:rPr>
+              <w:t xml:space="preserve">Answer the question. Use math evidence. Explain how the evidence proves your answer.</w:t>
+            </w:r>
+            <w:r>
+              <w:rPr>
+                <w:i/>
+                <w:iCs/>
+                <w:color w:val="5F6F80"/>
+                <w:sz w:val="18"/>
+                <w:szCs w:val="18"/>
+              </w:rPr>
+              <w:br/>
+              <w:t xml:space="preserve">Responde la pregunta. Usa evidencia matemática. Explica cómo la evidencia demuestra tu respuesta.</w:t>
+            </w:r>
+          </w:p>
+        </w:tc>
+      </w:tr>
+    </w:tbl>
+    <w:p>
+      <w:pPr>
+        <w:pStyle w:val="Heading2"/>
+        <w:spacing w:after="80" w:before="180"/>
+      </w:pPr>
+      <w:r>
+        <w:rPr>
+          <w:b/>
+          <w:bCs/>
+          <w:color w:val="12355B"/>
+          <w:sz w:val="24"/>
+          <w:szCs w:val="24"/>
+        </w:rPr>
+        <w:t xml:space="preserve">2. Plan Your Math Words</w:t>
+      </w:r>
+      <w:r>
+        <w:rPr>
+          <w:i/>
+          <w:iCs/>
+          <w:color w:val="1FA6A2"/>
+          <w:sz w:val="19"/>
+          <w:szCs w:val="19"/>
+        </w:rPr>
+        <w:t xml:space="preserve">   check at least two</w:t>
+      </w:r>
+    </w:p>
+    <w:p>
+      <w:pPr>
+        <w:spacing w:after="60"/>
+      </w:pPr>
+      <w:r>
+        <w:rPr>
+          <w:b/>
+          <w:bCs/>
+          <w:color w:val="1FA6A2"/>
+          <w:sz w:val="22"/>
+          <w:szCs w:val="22"/>
+        </w:rPr>
+        <w:t xml:space="preserve">☐  </w:t>
+      </w:r>
+      <w:r>
+        <w:rPr>
+          <w:b/>
+          <w:bCs/>
+          <w:color w:val="12355B"/>
+          <w:sz w:val="20"/>
+          <w:szCs w:val="20"/>
+        </w:rPr>
+        <w:t xml:space="preserve">Like Terms — </w:t>
+      </w:r>
+      <w:r>
+        <w:rPr>
+          <w:sz w:val="20"/>
+          <w:szCs w:val="20"/>
+        </w:rPr>
+        <w:t xml:space="preserve">Terms with the same letter, like 2x and 5x.</w:t>
+      </w:r>
+      <w:r>
+        <w:rPr>
+          <w:i/>
+          <w:iCs/>
+          <w:color w:val="5F6F80"/>
+          <w:sz w:val="18"/>
+          <w:szCs w:val="18"/>
+        </w:rPr>
+        <w:br/>
+        <w:t xml:space="preserve">Términos semejantes — Términos con la misma letra, como 2x y 5x.</w:t>
+      </w:r>
+    </w:p>
+    <w:p>
+      <w:pPr>
+        <w:spacing w:after="60"/>
+      </w:pPr>
+      <w:r>
+        <w:rPr>
+          <w:b/>
+          <w:bCs/>
+          <w:color w:val="1FA6A2"/>
+          <w:sz w:val="22"/>
+          <w:szCs w:val="22"/>
+        </w:rPr>
+        <w:t xml:space="preserve">☐  </w:t>
+      </w:r>
+      <w:r>
+        <w:rPr>
+          <w:b/>
+          <w:bCs/>
+          <w:color w:val="12355B"/>
+          <w:sz w:val="20"/>
+          <w:szCs w:val="20"/>
+        </w:rPr>
+        <w:t xml:space="preserve">Combine — </w:t>
+      </w:r>
+      <w:r>
+        <w:rPr>
+          <w:sz w:val="20"/>
+          <w:szCs w:val="20"/>
+        </w:rPr>
+        <w:t xml:space="preserve">To add or subtract terms with the same letter into one.</w:t>
+      </w:r>
+      <w:r>
+        <w:rPr>
+          <w:i/>
+          <w:iCs/>
+          <w:color w:val="5F6F80"/>
+          <w:sz w:val="18"/>
+          <w:szCs w:val="18"/>
+        </w:rPr>
+        <w:br/>
+        <w:t xml:space="preserve">Combinar — Sumar o restar términos con la misma letra en uno solo.</w:t>
+      </w:r>
+    </w:p>
+    <w:p>
+      <w:pPr>
+        <w:spacing w:after="60"/>
+      </w:pPr>
+      <w:r>
+        <w:rPr>
+          <w:b/>
+          <w:bCs/>
+          <w:color w:val="1FA6A2"/>
+          <w:sz w:val="22"/>
+          <w:szCs w:val="22"/>
+        </w:rPr>
+        <w:t xml:space="preserve">☐  </w:t>
+      </w:r>
+      <w:r>
+        <w:rPr>
+          <w:b/>
+          <w:bCs/>
+          <w:color w:val="12355B"/>
+          <w:sz w:val="20"/>
+          <w:szCs w:val="20"/>
+        </w:rPr>
+        <w:t xml:space="preserve">Simplify — </w:t>
+      </w:r>
+      <w:r>
+        <w:rPr>
+          <w:sz w:val="20"/>
+          <w:szCs w:val="20"/>
+        </w:rPr>
+        <w:t xml:space="preserve">To write an expression in its shortest form.</w:t>
+      </w:r>
+      <w:r>
+        <w:rPr>
+          <w:i/>
+          <w:iCs/>
+          <w:color w:val="5F6F80"/>
+          <w:sz w:val="18"/>
+          <w:szCs w:val="18"/>
+        </w:rPr>
+        <w:br/>
+        <w:t xml:space="preserve">Simplificar — Escribir una expresión en su forma más corta.</w:t>
+      </w:r>
+    </w:p>
+    <w:p>
+      <w:pPr>
+        <w:spacing w:after="60"/>
+      </w:pPr>
+      <w:r>
+        <w:rPr>
+          <w:b/>
+          <w:bCs/>
+          <w:color w:val="1FA6A2"/>
+          <w:sz w:val="22"/>
+          <w:szCs w:val="22"/>
+        </w:rPr>
+        <w:t xml:space="preserve">☐  </w:t>
+      </w:r>
+      <w:r>
+        <w:rPr>
+          <w:b/>
+          <w:bCs/>
+          <w:color w:val="12355B"/>
+          <w:sz w:val="20"/>
+          <w:szCs w:val="20"/>
+        </w:rPr>
+        <w:t xml:space="preserve">Coefficient — </w:t>
+      </w:r>
+      <w:r>
+        <w:rPr>
+          <w:sz w:val="20"/>
+          <w:szCs w:val="20"/>
+        </w:rPr>
+        <w:t xml:space="preserve">The number in front of a letter, like the 3 in 3x.</w:t>
+      </w:r>
+      <w:r>
+        <w:rPr>
+          <w:i/>
+          <w:iCs/>
+          <w:color w:val="5F6F80"/>
+          <w:sz w:val="18"/>
+          <w:szCs w:val="18"/>
+        </w:rPr>
+        <w:br/>
+        <w:t xml:space="preserve">Coeficiente — El número frente a una letra, como el 3 en 3x.</w:t>
+      </w:r>
+    </w:p>
+    <w:p>
+      <w:pPr>
+        <w:spacing w:after="60"/>
+      </w:pPr>
+      <w:r>
+        <w:rPr>
+          <w:b/>
+          <w:bCs/>
+          <w:color w:val="1FA6A2"/>
+          <w:sz w:val="22"/>
+          <w:szCs w:val="22"/>
+        </w:rPr>
+        <w:t xml:space="preserve">☐  </w:t>
+      </w:r>
+      <w:r>
+        <w:rPr>
+          <w:b/>
+          <w:bCs/>
+          <w:color w:val="12355B"/>
+          <w:sz w:val="20"/>
+          <w:szCs w:val="20"/>
+        </w:rPr>
+        <w:t xml:space="preserve">Term — </w:t>
+      </w:r>
+      <w:r>
+        <w:rPr>
+          <w:sz w:val="20"/>
+          <w:szCs w:val="20"/>
+        </w:rPr>
+        <w:t xml:space="preserve">A single number, variable, or product of them, separated by + or − signs.</w:t>
+      </w:r>
+      <w:r>
+        <w:rPr>
+          <w:i/>
+          <w:iCs/>
+          <w:color w:val="5F6F80"/>
+          <w:sz w:val="18"/>
+          <w:szCs w:val="18"/>
+        </w:rPr>
+        <w:br/>
+        <w:t xml:space="preserve">Término — Un solo número, variable o producto de ellos, separado por signos + o −.</w:t>
+      </w:r>
+    </w:p>
+    <w:tbl>
+      <w:tblPr>
+        <w:tblW w:type="pct" w:w="100%"/>
+        <w:tblBorders>
+          <w:top w:val="single" w:color="1FA6A2" w:sz="8"/>
+          <w:left w:val="single" w:color="1FA6A2" w:sz="8"/>
+          <w:bottom w:val="single" w:color="1FA6A2" w:sz="8"/>
+          <w:right w:val="single" w:color="1FA6A2" w:sz="8"/>
+          <w:insideH w:val="single" w:color="auto" w:sz="4"/>
+          <w:insideV w:val="single" w:color="auto" w:sz="4"/>
+        </w:tblBorders>
+      </w:tblPr>
+      <w:tblGrid>
+        <w:gridCol w:w="100"/>
+      </w:tblGrid>
+      <w:tr>
+        <w:tc>
+          <w:tcPr>
+            <w:shd w:fill="F7FFFD" w:color="auto" w:val="clear"/>
+            <w:tcMar>
+              <w:top w:type="dxa" w:w="120"/>
+              <w:left w:type="dxa" w:w="180"/>
+              <w:bottom w:type="dxa" w:w="120"/>
+              <w:right w:type="dxa" w:w="180"/>
+            </w:tcMar>
+          </w:tcPr>
+          <w:p>
+            <w:pPr>
+              <w:spacing w:after="50"/>
+            </w:pPr>
+            <w:r>
+              <w:rPr>
+                <w:b/>
+                <w:bCs/>
+                <w:color w:val="1FA6A2"/>
+                <w:sz w:val="20"/>
+                <w:szCs w:val="20"/>
+              </w:rPr>
+              <w:t xml:space="preserve">Say it first:  </w:t>
+            </w:r>
+            <w:r>
+              <w:rPr>
+                <w:sz w:val="20"/>
+                <w:szCs w:val="20"/>
+              </w:rPr>
+              <w:t xml:space="preserve">Say your idea to a partner or quietly to yourself before you write.</w:t>
+            </w:r>
+          </w:p>
+          <w:p>
+            <w:pPr>
+              <w:spacing w:after="60"/>
+            </w:pPr>
+            <w:r>
+              <w:rPr>
+                <w:color w:val="1A2733"/>
+                <w:sz w:val="21"/>
+                <w:szCs w:val="21"/>
+              </w:rPr>
+              <w:t xml:space="preserve">The like terms are ___ and ___.</w:t>
+            </w:r>
+            <w:r>
+              <w:rPr>
+                <w:i/>
+                <w:iCs/>
+                <w:color w:val="5F6F80"/>
+                <w:sz w:val="19"/>
+                <w:szCs w:val="19"/>
+              </w:rPr>
+              <w:br/>
+              <w:t xml:space="preserve">Los términos semejantes son ___ y ___.</w:t>
+            </w:r>
+          </w:p>
+        </w:tc>
+      </w:tr>
+    </w:tbl>
+    <w:p>
+      <w:pPr>
+        <w:pStyle w:val="Heading2"/>
+        <w:spacing w:after="80" w:before="180"/>
+      </w:pPr>
+      <w:r>
+        <w:rPr>
+          <w:b/>
+          <w:bCs/>
+          <w:color w:val="12355B"/>
+          <w:sz w:val="24"/>
+          <w:szCs w:val="24"/>
+        </w:rPr>
+        <w:t xml:space="preserve">3. Build Your Explanation</w:t>
+      </w:r>
+      <w:r>
+        <w:rPr>
+          <w:i/>
+          <w:iCs/>
+          <w:color w:val="B97A12"/>
+          <w:sz w:val="19"/>
+          <w:szCs w:val="19"/>
+        </w:rPr>
+        <w:t xml:space="preserve">   choose your support</w:t>
+      </w:r>
+    </w:p>
+    <w:tbl>
+      <w:tblPr>
+        <w:tblW w:type="pct" w:w="100%"/>
+        <w:tblBorders>
+          <w:top w:val="single" w:color="BBD0DE" w:sz="8"/>
+          <w:left w:val="single" w:color="BBD0DE" w:sz="8"/>
+          <w:bottom w:val="single" w:color="BBD0DE" w:sz="8"/>
+          <w:right w:val="single" w:color="BBD0DE" w:sz="8"/>
+          <w:insideH w:val="single" w:color="auto" w:sz="4"/>
+          <w:insideV w:val="single" w:color="auto" w:sz="4"/>
+        </w:tblBorders>
+      </w:tblPr>
+      <w:tblGrid>
+        <w:gridCol w:w="100"/>
+      </w:tblGrid>
+      <w:tr>
+        <w:tc>
+          <w:tcPr>
+            <w:shd w:fill="EEF4F8" w:color="auto" w:val="clear"/>
+            <w:tcMar>
+              <w:top w:type="dxa" w:w="120"/>
+              <w:left w:type="dxa" w:w="180"/>
+              <w:bottom w:type="dxa" w:w="120"/>
+              <w:right w:type="dxa" w:w="180"/>
+            </w:tcMar>
+          </w:tcPr>
+          <w:p>
+            <w:pPr>
+              <w:spacing w:after="50"/>
+            </w:pPr>
+            <w:r>
+              <w:rPr>
+                <w:i/>
+                <w:iCs/>
+                <w:color w:val="5F6F80"/>
+                <w:sz w:val="19"/>
+                <w:szCs w:val="19"/>
+              </w:rPr>
+              <w:t xml:space="preserve">This model shows the parts of an explanation. It does not answer your writing question.</w:t>
+            </w:r>
+          </w:p>
+          <w:p>
+            <w:pPr>
+              <w:spacing w:after="80"/>
+            </w:pPr>
+            <w:r>
+              <w:rPr>
+                <w:b/>
+                <w:bCs/>
+                <w:color w:val="12355B"/>
+                <w:sz w:val="19"/>
+                <w:szCs w:val="19"/>
+              </w:rPr>
+              <w:t xml:space="preserve">Claim:  </w:t>
+            </w:r>
+            <w:r>
+              <w:rPr>
+                <w:sz w:val="19"/>
+                <w:szCs w:val="19"/>
+              </w:rPr>
+              <w:t xml:space="preserve">You can only combine items of the same type, just like like terms.</w:t>
+            </w:r>
+          </w:p>
+          <w:p>
+            <w:pPr>
+              <w:spacing w:after="80"/>
+            </w:pPr>
+            <w:r>
+              <w:rPr>
+                <w:b/>
+                <w:bCs/>
+                <w:color w:val="12355B"/>
+                <w:sz w:val="19"/>
+                <w:szCs w:val="19"/>
+              </w:rPr>
+              <w:t xml:space="preserve">Evidence:  </w:t>
+            </w:r>
+            <w:r>
+              <w:rPr>
+                <w:sz w:val="19"/>
+                <w:szCs w:val="19"/>
+              </w:rPr>
+              <w:t xml:space="preserve">Students explain microphones combine with microphones (4 + 2 + 6 = 12) but not with stands, connecting this to combining like terms in algebra.</w:t>
+            </w:r>
+          </w:p>
+          <w:p>
+            <w:pPr>
+              <w:spacing w:after="80"/>
+            </w:pPr>
+            <w:r>
+              <w:rPr>
+                <w:b/>
+                <w:bCs/>
+                <w:color w:val="12355B"/>
+                <w:sz w:val="19"/>
+                <w:szCs w:val="19"/>
+              </w:rPr>
+              <w:t xml:space="preserve">Reasoning:  </w:t>
+            </w:r>
+            <w:r>
+              <w:rPr>
+                <w:sz w:val="19"/>
+                <w:szCs w:val="19"/>
+              </w:rPr>
+              <w:t xml:space="preserve">This evidence connects the definition of simplify to the mathematical claim.</w:t>
+            </w:r>
+          </w:p>
+        </w:tc>
+      </w:tr>
+    </w:tbl>
+    <w:p>
+      <w:pPr>
+        <w:pStyle w:val="Heading2"/>
+        <w:spacing w:after="80" w:before="180"/>
+      </w:pPr>
+      <w:r>
+        <w:rPr>
+          <w:b/>
+          <w:bCs/>
+          <w:color w:val="12355B"/>
+          <w:sz w:val="24"/>
+          <w:szCs w:val="24"/>
+        </w:rPr>
+        <w:t xml:space="preserve">Start</w:t>
+      </w:r>
+      <w:r>
+        <w:rPr>
+          <w:i/>
+          <w:iCs/>
+          <w:color w:val="1FA6A2"/>
+          <w:sz w:val="19"/>
+          <w:szCs w:val="19"/>
+        </w:rPr>
+        <w:t xml:space="preserve">   Most language support</w:t>
+      </w:r>
+    </w:p>
+    <w:p>
+      <w:pPr>
+        <w:spacing w:after="60"/>
+      </w:pPr>
+      <w:r>
+        <w:rPr>
+          <w:color w:val="1A2733"/>
+          <w:sz w:val="21"/>
+          <w:szCs w:val="21"/>
+        </w:rPr>
+        <w:t xml:space="preserve">Complete the frames. Use the word bank.</w:t>
+      </w:r>
+      <w:r>
+        <w:rPr>
+          <w:i/>
+          <w:iCs/>
+          <w:color w:val="5F6F80"/>
+          <w:sz w:val="19"/>
+          <w:szCs w:val="19"/>
+        </w:rPr>
+        <w:br/>
+        <w:t xml:space="preserve">Completa las oraciones. Usa el banco de palabras.</w:t>
+      </w:r>
+    </w:p>
+    <w:p>
+      <w:pPr>
+        <w:spacing w:after="60"/>
+      </w:pPr>
+      <w:r>
+        <w:rPr>
+          <w:color w:val="1A2733"/>
+          <w:sz w:val="21"/>
+          <w:szCs w:val="21"/>
+        </w:rPr>
+        <w:t xml:space="preserve">The like terms are ___ and ___.</w:t>
+      </w:r>
+      <w:r>
+        <w:rPr>
+          <w:i/>
+          <w:iCs/>
+          <w:color w:val="5F6F80"/>
+          <w:sz w:val="19"/>
+          <w:szCs w:val="19"/>
+        </w:rPr>
+        <w:br/>
+        <w:t xml:space="preserve">Los términos semejantes son ___ y ___.</w:t>
+      </w:r>
+    </w:p>
+    <w:p>
+      <w:pPr>
+        <w:spacing w:after="60"/>
+      </w:pPr>
+      <w:r>
+        <w:rPr>
+          <w:color w:val="1A2733"/>
+          <w:sz w:val="21"/>
+          <w:szCs w:val="21"/>
+        </w:rPr>
+        <w:t xml:space="preserve">I combine them by ___ to get ___.</w:t>
+      </w:r>
+      <w:r>
+        <w:rPr>
+          <w:i/>
+          <w:iCs/>
+          <w:color w:val="5F6F80"/>
+          <w:sz w:val="19"/>
+          <w:szCs w:val="19"/>
+        </w:rPr>
+        <w:br/>
+        <w:t xml:space="preserve">Los combino al ___ para obtener ___.</w:t>
+      </w:r>
+    </w:p>
+    <w:tbl>
+      <w:tblPr>
+        <w:tblW w:type="pct" w:w="100%"/>
+        <w:tblBorders>
+          <w:top w:val="single" w:color="C7D2DD" w:sz="6"/>
+          <w:left w:val="single" w:color="C7D2DD" w:sz="6"/>
+          <w:bottom w:val="single" w:color="C7D2DD" w:sz="6"/>
+          <w:right w:val="single" w:color="C7D2DD" w:sz="6"/>
+          <w:insideH w:val="single" w:color="auto" w:sz="4"/>
+          <w:insideV w:val="single" w:color="auto" w:sz="4"/>
+        </w:tblBorders>
+      </w:tblPr>
+      <w:tblGrid>
+        <w:gridCol w:w="100"/>
+      </w:tblGrid>
+      <w:tr>
+        <w:tc>
+          <w:tcPr>
+            <w:shd w:fill="FBF3E2" w:color="auto" w:val="clear"/>
+            <w:tcMar>
+              <w:top w:type="dxa" w:w="60"/>
+              <w:left w:type="dxa" w:w="120"/>
+              <w:bottom w:type="dxa" w:w="60"/>
+              <w:right w:type="dxa" w:w="120"/>
+            </w:tcMar>
+          </w:tcPr>
+          <w:p>
+            <w:pPr>
+              <w:spacing w:after="0" w:line="320"/>
+            </w:pPr>
+            <w:r>
+              <w:t xml:space="preserve"/>
+            </w:r>
+          </w:p>
+          <w:p>
+            <w:pPr>
+              <w:spacing w:after="0" w:line="320"/>
+            </w:pPr>
+            <w:r>
+              <w:t xml:space="preserve"/>
+            </w:r>
+          </w:p>
+          <w:p>
+            <w:pPr>
+              <w:spacing w:after="0" w:line="320"/>
+            </w:pPr>
+            <w:r>
+              <w:t xml:space="preserve"/>
+            </w:r>
+          </w:p>
+        </w:tc>
+      </w:tr>
+    </w:tbl>
+    <w:p>
+      <w:pPr>
+        <w:pStyle w:val="Heading2"/>
+        <w:spacing w:after="80" w:before="180"/>
+      </w:pPr>
+      <w:r>
+        <w:rPr>
+          <w:b/>
+          <w:bCs/>
+          <w:color w:val="12355B"/>
+          <w:sz w:val="24"/>
+          <w:szCs w:val="24"/>
+        </w:rPr>
+        <w:t xml:space="preserve">Build</w:t>
+      </w:r>
+      <w:r>
+        <w:rPr>
+          <w:i/>
+          <w:iCs/>
+          <w:color w:val="B97A12"/>
+          <w:sz w:val="19"/>
+          <w:szCs w:val="19"/>
+        </w:rPr>
+        <w:t xml:space="preserve">   Some language support</w:t>
+      </w:r>
+    </w:p>
+    <w:p>
+      <w:pPr>
+        <w:spacing w:after="60"/>
+      </w:pPr>
+      <w:r>
+        <w:rPr>
+          <w:color w:val="1A2733"/>
+          <w:sz w:val="21"/>
+          <w:szCs w:val="21"/>
+        </w:rPr>
+        <w:t xml:space="preserve">Write two connected sentences. Use because, so, or but.</w:t>
+      </w:r>
+      <w:r>
+        <w:rPr>
+          <w:i/>
+          <w:iCs/>
+          <w:color w:val="5F6F80"/>
+          <w:sz w:val="19"/>
+          <w:szCs w:val="19"/>
+        </w:rPr>
+        <w:br/>
+        <w:t xml:space="preserve">Escribe dos oraciones conectadas. Usa porque, entonces o pero.</w:t>
+      </w:r>
+    </w:p>
+    <w:p>
+      <w:pPr>
+        <w:spacing w:after="60"/>
+      </w:pPr>
+      <w:r>
+        <w:rPr>
+          <w:color w:val="1A2733"/>
+          <w:sz w:val="21"/>
+          <w:szCs w:val="21"/>
+        </w:rPr>
+        <w:t xml:space="preserve">My claim is ___.</w:t>
+      </w:r>
+      <w:r>
+        <w:rPr>
+          <w:i/>
+          <w:iCs/>
+          <w:color w:val="5F6F80"/>
+          <w:sz w:val="19"/>
+          <w:szCs w:val="19"/>
+        </w:rPr>
+        <w:br/>
+        <w:t xml:space="preserve">Mi afirmación es ___.</w:t>
+      </w:r>
+    </w:p>
+    <w:p>
+      <w:pPr>
+        <w:spacing w:after="60"/>
+      </w:pPr>
+      <w:r>
+        <w:rPr>
+          <w:color w:val="1A2733"/>
+          <w:sz w:val="21"/>
+          <w:szCs w:val="21"/>
+        </w:rPr>
+        <w:t xml:space="preserve">I know because ___.</w:t>
+      </w:r>
+      <w:r>
+        <w:rPr>
+          <w:i/>
+          <w:iCs/>
+          <w:color w:val="5F6F80"/>
+          <w:sz w:val="19"/>
+          <w:szCs w:val="19"/>
+        </w:rPr>
+        <w:br/>
+        <w:t xml:space="preserve">Lo sé porque ___.</w:t>
+      </w:r>
+    </w:p>
+    <w:p>
+      <w:pPr>
+        <w:spacing w:after="60"/>
+      </w:pPr>
+      <w:r>
+        <w:rPr>
+          <w:color w:val="1A2733"/>
+          <w:sz w:val="21"/>
+          <w:szCs w:val="21"/>
+        </w:rPr>
+        <w:t xml:space="preserve">So ___.</w:t>
+      </w:r>
+      <w:r>
+        <w:rPr>
+          <w:i/>
+          <w:iCs/>
+          <w:color w:val="5F6F80"/>
+          <w:sz w:val="19"/>
+          <w:szCs w:val="19"/>
+        </w:rPr>
+        <w:br/>
+        <w:t xml:space="preserve">Entonces ___.</w:t>
+      </w:r>
+    </w:p>
+    <w:tbl>
+      <w:tblPr>
+        <w:tblW w:type="pct" w:w="100%"/>
+        <w:tblBorders>
+          <w:top w:val="single" w:color="C7D2DD" w:sz="6"/>
+          <w:left w:val="single" w:color="C7D2DD" w:sz="6"/>
+          <w:bottom w:val="single" w:color="C7D2DD" w:sz="6"/>
+          <w:right w:val="single" w:color="C7D2DD" w:sz="6"/>
+          <w:insideH w:val="single" w:color="auto" w:sz="4"/>
+          <w:insideV w:val="single" w:color="auto" w:sz="4"/>
+        </w:tblBorders>
+      </w:tblPr>
+      <w:tblGrid>
+        <w:gridCol w:w="100"/>
+      </w:tblGrid>
+      <w:tr>
+        <w:tc>
+          <w:tcPr>
+            <w:shd w:fill="FBF3E2" w:color="auto" w:val="clear"/>
+            <w:tcMar>
+              <w:top w:type="dxa" w:w="60"/>
+              <w:left w:type="dxa" w:w="120"/>
+              <w:bottom w:type="dxa" w:w="60"/>
+              <w:right w:type="dxa" w:w="120"/>
+            </w:tcMar>
+          </w:tcPr>
+          <w:p>
+            <w:pPr>
+              <w:spacing w:after="0" w:line="320"/>
+            </w:pPr>
+            <w:r>
+              <w:t xml:space="preserve"/>
+            </w:r>
+          </w:p>
+          <w:p>
+            <w:pPr>
+              <w:spacing w:after="0" w:line="320"/>
+            </w:pPr>
+            <w:r>
+              <w:t xml:space="preserve"/>
+            </w:r>
+          </w:p>
+          <w:p>
+            <w:pPr>
+              <w:spacing w:after="0" w:line="320"/>
+            </w:pPr>
+            <w:r>
+              <w:t xml:space="preserve"/>
+            </w:r>
+          </w:p>
+        </w:tc>
+      </w:tr>
+    </w:tbl>
+    <w:p>
+      <w:pPr>
+        <w:pStyle w:val="Heading2"/>
+        <w:spacing w:after="80" w:before="180"/>
+      </w:pPr>
+      <w:r>
+        <w:rPr>
+          <w:b/>
+          <w:bCs/>
+          <w:color w:val="12355B"/>
+          <w:sz w:val="24"/>
+          <w:szCs w:val="24"/>
+        </w:rPr>
+        <w:t xml:space="preserve">Explain</w:t>
+      </w:r>
+      <w:r>
+        <w:rPr>
+          <w:i/>
+          <w:iCs/>
+          <w:color w:val="B97A12"/>
+          <w:sz w:val="19"/>
+          <w:szCs w:val="19"/>
+        </w:rPr>
+        <w:t xml:space="preserve">   Light language support</w:t>
+      </w:r>
+    </w:p>
+    <w:p>
+      <w:pPr>
+        <w:spacing w:after="60"/>
+      </w:pPr>
+      <w:r>
+        <w:rPr>
+          <w:color w:val="1A2733"/>
+          <w:sz w:val="21"/>
+          <w:szCs w:val="21"/>
+        </w:rPr>
+        <w:t xml:space="preserve">Write a claim, give math evidence, and explain your reasoning.</w:t>
+      </w:r>
+      <w:r>
+        <w:rPr>
+          <w:i/>
+          <w:iCs/>
+          <w:color w:val="5F6F80"/>
+          <w:sz w:val="19"/>
+          <w:szCs w:val="19"/>
+        </w:rPr>
+        <w:br/>
+        <w:t xml:space="preserve">Escribe una afirmación, da evidencia matemática y explica tu razonamiento.</w:t>
+      </w:r>
+    </w:p>
+    <w:p>
+      <w:pPr>
+        <w:spacing w:after="60"/>
+      </w:pPr>
+      <w:r>
+        <w:rPr>
+          <w:color w:val="1A2733"/>
+          <w:sz w:val="21"/>
+          <w:szCs w:val="21"/>
+        </w:rPr>
+        <w:t xml:space="preserve">My claim is ___.</w:t>
+      </w:r>
+      <w:r>
+        <w:rPr>
+          <w:i/>
+          <w:iCs/>
+          <w:color w:val="5F6F80"/>
+          <w:sz w:val="19"/>
+          <w:szCs w:val="19"/>
+        </w:rPr>
+        <w:br/>
+        <w:t xml:space="preserve">Mi afirmación es ___.</w:t>
+      </w:r>
+    </w:p>
+    <w:p>
+      <w:pPr>
+        <w:spacing w:after="60"/>
+      </w:pPr>
+      <w:r>
+        <w:rPr>
+          <w:color w:val="1A2733"/>
+          <w:sz w:val="21"/>
+          <w:szCs w:val="21"/>
+        </w:rPr>
+        <w:t xml:space="preserve">My math evidence is ___.</w:t>
+      </w:r>
+      <w:r>
+        <w:rPr>
+          <w:i/>
+          <w:iCs/>
+          <w:color w:val="5F6F80"/>
+          <w:sz w:val="19"/>
+          <w:szCs w:val="19"/>
+        </w:rPr>
+        <w:br/>
+        <w:t xml:space="preserve">Mi evidencia matemática es ___.</w:t>
+      </w:r>
+    </w:p>
+    <w:p>
+      <w:pPr>
+        <w:spacing w:after="60"/>
+      </w:pPr>
+      <w:r>
+        <w:rPr>
+          <w:color w:val="1A2733"/>
+          <w:sz w:val="21"/>
+          <w:szCs w:val="21"/>
+        </w:rPr>
+        <w:t xml:space="preserve">This proves ___ because ___.</w:t>
+      </w:r>
+      <w:r>
+        <w:rPr>
+          <w:i/>
+          <w:iCs/>
+          <w:color w:val="5F6F80"/>
+          <w:sz w:val="19"/>
+          <w:szCs w:val="19"/>
+        </w:rPr>
+        <w:br/>
+        <w:t xml:space="preserve">Esto demuestra ___ porque ___.</w:t>
+      </w:r>
+    </w:p>
+    <w:tbl>
+      <w:tblPr>
+        <w:tblW w:type="pct" w:w="100%"/>
+        <w:tblBorders>
+          <w:top w:val="single" w:color="C7D2DD" w:sz="6"/>
+          <w:left w:val="single" w:color="C7D2DD" w:sz="6"/>
+          <w:bottom w:val="single" w:color="C7D2DD" w:sz="6"/>
+          <w:right w:val="single" w:color="C7D2DD" w:sz="6"/>
+          <w:insideH w:val="single" w:color="auto" w:sz="4"/>
+          <w:insideV w:val="single" w:color="auto" w:sz="4"/>
+        </w:tblBorders>
+      </w:tblPr>
+      <w:tblGrid>
+        <w:gridCol w:w="100"/>
+      </w:tblGrid>
+      <w:tr>
+        <w:tc>
+          <w:tcPr>
+            <w:shd w:fill="FBF3E2" w:color="auto" w:val="clear"/>
+            <w:tcMar>
+              <w:top w:type="dxa" w:w="60"/>
+              <w:left w:type="dxa" w:w="120"/>
+              <w:bottom w:type="dxa" w:w="60"/>
+              <w:right w:type="dxa" w:w="120"/>
+            </w:tcMar>
+          </w:tcPr>
+          <w:p>
+            <w:pPr>
+              <w:spacing w:after="0" w:line="320"/>
+            </w:pPr>
+            <w:r>
+              <w:t xml:space="preserve"/>
+            </w:r>
+          </w:p>
+          <w:p>
+            <w:pPr>
+              <w:spacing w:after="0" w:line="320"/>
+            </w:pPr>
+            <w:r>
+              <w:t xml:space="preserve"/>
+            </w:r>
+          </w:p>
+          <w:p>
+            <w:pPr>
+              <w:spacing w:after="0" w:line="320"/>
+            </w:pPr>
+            <w:r>
+              <w:t xml:space="preserve"/>
+            </w:r>
+          </w:p>
+          <w:p>
+            <w:pPr>
+              <w:spacing w:after="0" w:line="320"/>
+            </w:pPr>
+            <w:r>
+              <w:t xml:space="preserve"/>
+            </w:r>
+          </w:p>
+          <w:p>
+            <w:pPr>
+              <w:spacing w:after="0" w:line="320"/>
+            </w:pPr>
+            <w:r>
+              <w:t xml:space="preserve"/>
+            </w:r>
+          </w:p>
+        </w:tc>
+      </w:tr>
+    </w:tbl>
+    <w:p>
+      <w:pPr>
+        <w:pStyle w:val="Heading2"/>
+        <w:spacing w:after="80" w:before="180"/>
+      </w:pPr>
+      <w:r>
+        <w:rPr>
+          <w:b/>
+          <w:bCs/>
+          <w:color w:val="12355B"/>
+          <w:sz w:val="24"/>
+          <w:szCs w:val="24"/>
+        </w:rPr>
+        <w:t xml:space="preserve">4. Check Your Explanation</w:t>
+      </w:r>
+      <w:r>
+        <w:rPr>
+          <w:i/>
+          <w:iCs/>
+          <w:color w:val="1FA6A2"/>
+          <w:sz w:val="19"/>
+          <w:szCs w:val="19"/>
+        </w:rPr>
+        <w:t xml:space="preserve">   five quick checks</w:t>
+      </w:r>
+    </w:p>
+    <w:p>
+      <w:pPr>
+        <w:spacing w:after="80"/>
+      </w:pPr>
+      <w:r>
+        <w:rPr>
+          <w:b/>
+          <w:bCs/>
+          <w:color w:val="1FA6A2"/>
+          <w:sz w:val="22"/>
+          <w:szCs w:val="22"/>
+        </w:rPr>
+        <w:t xml:space="preserve">☐  </w:t>
+      </w:r>
+      <w:r>
+        <w:rPr>
+          <w:sz w:val="20"/>
+          <w:szCs w:val="20"/>
+        </w:rPr>
+        <w:t xml:space="preserve">I answered the question.</w:t>
+      </w:r>
+      <w:r>
+        <w:rPr>
+          <w:i/>
+          <w:iCs/>
+          <w:color w:val="5F6F80"/>
+          <w:sz w:val="18"/>
+          <w:szCs w:val="18"/>
+        </w:rPr>
+        <w:br/>
+        <w:t xml:space="preserve">Respondí la pregunta.</w:t>
+      </w:r>
+    </w:p>
+    <w:p>
+      <w:pPr>
+        <w:spacing w:after="80"/>
+      </w:pPr>
+      <w:r>
+        <w:rPr>
+          <w:b/>
+          <w:bCs/>
+          <w:color w:val="1FA6A2"/>
+          <w:sz w:val="22"/>
+          <w:szCs w:val="22"/>
+        </w:rPr>
+        <w:t xml:space="preserve">☐  </w:t>
+      </w:r>
+      <w:r>
+        <w:rPr>
+          <w:sz w:val="20"/>
+          <w:szCs w:val="20"/>
+        </w:rPr>
+        <w:t xml:space="preserve">I used math evidence: numbers, an equation, a model, or a comparison.</w:t>
+      </w:r>
+      <w:r>
+        <w:rPr>
+          <w:i/>
+          <w:iCs/>
+          <w:color w:val="5F6F80"/>
+          <w:sz w:val="18"/>
+          <w:szCs w:val="18"/>
+        </w:rPr>
+        <w:br/>
+        <w:t xml:space="preserve">Usé evidencia matemática: números, una ecuación, un modelo o una comparación.</w:t>
+      </w:r>
+    </w:p>
+    <w:p>
+      <w:pPr>
+        <w:spacing w:after="80"/>
+      </w:pPr>
+      <w:r>
+        <w:rPr>
+          <w:b/>
+          <w:bCs/>
+          <w:color w:val="1FA6A2"/>
+          <w:sz w:val="22"/>
+          <w:szCs w:val="22"/>
+        </w:rPr>
+        <w:t xml:space="preserve">☐  </w:t>
+      </w:r>
+      <w:r>
+        <w:rPr>
+          <w:sz w:val="20"/>
+          <w:szCs w:val="20"/>
+        </w:rPr>
+        <w:t xml:space="preserve">I explained how the evidence proves my answer.</w:t>
+      </w:r>
+      <w:r>
+        <w:rPr>
+          <w:i/>
+          <w:iCs/>
+          <w:color w:val="5F6F80"/>
+          <w:sz w:val="18"/>
+          <w:szCs w:val="18"/>
+        </w:rPr>
+        <w:br/>
+        <w:t xml:space="preserve">Expliqué cómo la evidencia demuestra mi respuesta.</w:t>
+      </w:r>
+    </w:p>
+    <w:p>
+      <w:pPr>
+        <w:spacing w:after="80"/>
+      </w:pPr>
+      <w:r>
+        <w:rPr>
+          <w:b/>
+          <w:bCs/>
+          <w:color w:val="1FA6A2"/>
+          <w:sz w:val="22"/>
+          <w:szCs w:val="22"/>
+        </w:rPr>
+        <w:t xml:space="preserve">☐  </w:t>
+      </w:r>
+      <w:r>
+        <w:rPr>
+          <w:sz w:val="20"/>
+          <w:szCs w:val="20"/>
+        </w:rPr>
+        <w:t xml:space="preserve">I used at least two math words.</w:t>
+      </w:r>
+      <w:r>
+        <w:rPr>
+          <w:i/>
+          <w:iCs/>
+          <w:color w:val="5F6F80"/>
+          <w:sz w:val="18"/>
+          <w:szCs w:val="18"/>
+        </w:rPr>
+        <w:br/>
+        <w:t xml:space="preserve">Usé por lo menos dos palabras matemáticas.</w:t>
+      </w:r>
+    </w:p>
+    <w:p>
+      <w:pPr>
+        <w:spacing w:after="80"/>
+      </w:pPr>
+      <w:r>
+        <w:rPr>
+          <w:b/>
+          <w:bCs/>
+          <w:color w:val="1FA6A2"/>
+          <w:sz w:val="22"/>
+          <w:szCs w:val="22"/>
+        </w:rPr>
+        <w:t xml:space="preserve">☐  </w:t>
+      </w:r>
+      <w:r>
+        <w:rPr>
+          <w:sz w:val="20"/>
+          <w:szCs w:val="20"/>
+        </w:rPr>
+        <w:t xml:space="preserve">I reread complete sentences and punctuation.</w:t>
+      </w:r>
+      <w:r>
+        <w:rPr>
+          <w:i/>
+          <w:iCs/>
+          <w:color w:val="5F6F80"/>
+          <w:sz w:val="18"/>
+          <w:szCs w:val="18"/>
+        </w:rPr>
+        <w:br/>
+        <w:t xml:space="preserve">Volví a leer mis oraciones completas y la puntuación.</w:t>
       </w:r>
     </w:p>
     <w:p>

--- a/lessons/6-7/downloads/6-7-notes.docx
+++ b/lessons/6-7/downloads/6-7-notes.docx
@@ -180,7 +180,7 @@
                 <w:sz w:val="20"/>
                 <w:szCs w:val="20"/>
               </w:rPr>
-              <w:t xml:space="preserve">I can find the greatest common factor (GCF) of two numbers by listing or comparing their factors.</w:t>
+              <w:t xml:space="preserve">I can find the greatest common factor and the least common multiple of two numbers, and use each to solve a real problem.</w:t>
             </w:r>
           </w:p>
           <w:p>
@@ -202,7 +202,7 @@
                 <w:sz w:val="20"/>
                 <w:szCs w:val="20"/>
               </w:rPr>
-              <w:t xml:space="preserve">I can explain how I found the GCF using the words factor, common factor, divisible, and greatest common factor.</w:t>
+              <w:t xml:space="preserve">I can explain my choice using the words factor, multiple, common, greatest, and least.</w:t>
             </w:r>
           </w:p>
         </w:tc>
@@ -351,7 +351,7 @@
                 <w:sz w:val="24"/>
                 <w:szCs w:val="24"/>
               </w:rPr>
-              <w:t xml:space="preserve">Greatest Common Factor</w:t>
+              <w:t xml:space="preserve">Find Factors and Multiples</w:t>
             </w:r>
             <w:r>
               <w:rPr>
@@ -361,7 +361,7 @@
                 <w:sz w:val="19"/>
                 <w:szCs w:val="19"/>
               </w:rPr>
-              <w:t xml:space="preserve">   Máximo común divisor</w:t>
+              <w:t xml:space="preserve">   Hallar factores y múltiplos</w:t>
             </w:r>
           </w:p>
           <w:p>
@@ -373,7 +373,7 @@
                 <w:sz w:val="21"/>
                 <w:szCs w:val="21"/>
               </w:rPr>
-              <w:t xml:space="preserve">The greatest whole number that divides two or more numbers with no remainder.</w:t>
+              <w:t xml:space="preserve">Listing what divides a number evenly (its factors) and what it divides into evenly (its multiples), then finding what two numbers share.</w:t>
             </w:r>
           </w:p>
           <w:p>
@@ -398,7 +398,7 @@
                 <w:sz w:val="18"/>
                 <w:szCs w:val="18"/>
               </w:rPr>
-              <w:t xml:space="preserve">Factors shared by 12 and 18 are 1, 2, 3, and 6, so GCF = 6.</w:t>
+              <w:t xml:space="preserve">GCF of 48 and 36 is 12 · LCM of 6 and 8 is 24</w:t>
             </w:r>
           </w:p>
         </w:tc>
@@ -527,7 +527,7 @@
                 <w:sz w:val="21"/>
                 <w:szCs w:val="21"/>
               </w:rPr>
-              <w:t xml:space="preserve">A factor of a whole number divides it evenly, with no remainder. For example, 3 is a factor of 12 because 12 ÷ 3 = 4.</w:t>
+              <w:t xml:space="preserve">A whole number that divides another number evenly, with no remainder.</w:t>
             </w:r>
           </w:p>
           <w:p>
@@ -552,7 +552,161 @@
                 <w:sz w:val="18"/>
                 <w:szCs w:val="18"/>
               </w:rPr>
-              <w:t xml:space="preserve">Factors of 12: 1, 2, 3, 4, 6, 12 — each divides 12 with no remainder</w:t>
+              <w:t xml:space="preserve">Factors of 36: 1, 2, 3, 4, 6, 9, 12, 18, 36</w:t>
+            </w:r>
+          </w:p>
+        </w:tc>
+      </w:tr>
+    </w:tbl>
+    <w:tbl>
+      <w:tblPr>
+        <w:tblW w:type="pct" w:w="100%"/>
+        <w:tblBorders>
+          <w:top w:val="none" w:color="FFFFFF" w:sz="0"/>
+          <w:left w:val="none" w:color="FFFFFF" w:sz="0"/>
+          <w:bottom w:val="single" w:color="C7D2DD" w:sz="4"/>
+          <w:right w:val="none" w:color="FFFFFF" w:sz="0"/>
+          <w:insideH w:val="none" w:color="FFFFFF" w:sz="0"/>
+          <w:insideV w:val="none" w:color="FFFFFF" w:sz="0"/>
+        </w:tblBorders>
+      </w:tblPr>
+      <w:tblGrid>
+        <w:gridCol w:w="1800"/>
+        <w:gridCol w:w="7560"/>
+      </w:tblGrid>
+      <w:tr>
+        <w:trPr>
+          <w:cantSplit/>
+        </w:trPr>
+        <w:tc>
+          <w:tcPr>
+            <w:tcW w:type="dxa" w:w="1800"/>
+            <w:tcMar>
+              <w:top w:type="dxa" w:w="100"/>
+              <w:left w:type="dxa" w:w="40"/>
+              <w:bottom w:type="dxa" w:w="100"/>
+              <w:right w:type="dxa" w:w="120"/>
+            </w:tcMar>
+            <w:vAlign w:val="center"/>
+          </w:tcPr>
+          <w:p>
+            <w:pPr>
+              <w:spacing w:after="0"/>
+              <w:jc w:val="center"/>
+            </w:pPr>
+            <w:r>
+              <w:drawing>
+                <wp:inline distT="0" distB="0" distL="0" distR="0">
+                  <wp:extent cx="1047750" cy="790575"/>
+                  <wp:effectExtent t="0" r="0" b="0" l="0"/>
+                  <wp:docPr id="1" name="" descr="" title=""/>
+                  <wp:cNvGraphicFramePr>
+                    <a:graphicFrameLocks xmlns:a="http://schemas.openxmlformats.org/drawingml/2006/main" noChangeAspect="1"/>
+                  </wp:cNvGraphicFramePr>
+                  <a:graphic xmlns:a="http://schemas.openxmlformats.org/drawingml/2006/main">
+                    <a:graphicData uri="http://schemas.openxmlformats.org/drawingml/2006/picture">
+                      <pic:pic xmlns:pic="http://schemas.openxmlformats.org/drawingml/2006/picture">
+                        <pic:nvPicPr>
+                          <pic:cNvPr id="0" name="" descr=""/>
+                          <pic:cNvPicPr>
+                            <a:picLocks noChangeAspect="1" noChangeArrowheads="1"/>
+                          </pic:cNvPicPr>
+                        </pic:nvPicPr>
+                        <pic:blipFill>
+                          <a:blip r:embed="rId11" cstate="none"/>
+                          <a:srcRect/>
+                          <a:stretch>
+                            <a:fillRect/>
+                          </a:stretch>
+                        </pic:blipFill>
+                        <pic:spPr bwMode="auto">
+                          <a:xfrm>
+                            <a:off x="0" y="0"/>
+                            <a:ext cx="1047750" cy="790575"/>
+                          </a:xfrm>
+                          <a:prstGeom prst="rect">
+                            <a:avLst/>
+                          </a:prstGeom>
+                        </pic:spPr>
+                      </pic:pic>
+                    </a:graphicData>
+                  </a:graphic>
+                </wp:inline>
+              </w:drawing>
+            </w:r>
+          </w:p>
+        </w:tc>
+        <w:tc>
+          <w:tcPr>
+            <w:tcW w:type="dxa" w:w="7560"/>
+            <w:tcMar>
+              <w:top w:type="dxa" w:w="100"/>
+              <w:left w:type="dxa" w:w="40"/>
+              <w:bottom w:type="dxa" w:w="100"/>
+              <w:right w:type="dxa" w:w="40"/>
+            </w:tcMar>
+            <w:vAlign w:val="center"/>
+          </w:tcPr>
+          <w:p>
+            <w:pPr>
+              <w:spacing w:after="50"/>
+            </w:pPr>
+            <w:r>
+              <w:rPr>
+                <w:b/>
+                <w:bCs/>
+                <w:color w:val="12355B"/>
+                <w:sz w:val="24"/>
+                <w:szCs w:val="24"/>
+              </w:rPr>
+              <w:t xml:space="preserve">Multiple</w:t>
+            </w:r>
+            <w:r>
+              <w:rPr>
+                <w:i/>
+                <w:iCs/>
+                <w:color w:val="5F6F80"/>
+                <w:sz w:val="19"/>
+                <w:szCs w:val="19"/>
+              </w:rPr>
+              <w:t xml:space="preserve">   Múltiplo</w:t>
+            </w:r>
+          </w:p>
+          <w:p>
+            <w:pPr>
+              <w:spacing w:after="40"/>
+            </w:pPr>
+            <w:r>
+              <w:rPr>
+                <w:sz w:val="21"/>
+                <w:szCs w:val="21"/>
+              </w:rPr>
+              <w:t xml:space="preserve">The result of multiplying a number by 1, 2, 3, and so on — where you land when you skip-count by it.</w:t>
+            </w:r>
+          </w:p>
+          <w:p>
+            <w:pPr>
+              <w:spacing w:after="0"/>
+            </w:pPr>
+            <w:r>
+              <w:rPr>
+                <w:b/>
+                <w:bCs/>
+                <w:color w:val="1FA6A2"/>
+                <w:sz w:val="18"/>
+                <w:szCs w:val="18"/>
+              </w:rPr>
+              <w:t xml:space="preserve">Example:  </w:t>
+            </w:r>
+            <w:r>
+              <w:rPr>
+                <w:i/>
+                <w:iCs/>
+                <w:color w:val="5F6F80"/>
+                <w:sz w:val="18"/>
+                <w:szCs w:val="18"/>
+              </w:rPr>
+              <w:t xml:space="preserve">Multiples of 8: 8, 16, 24, 32, 40 …</w:t>
             </w:r>
           </w:p>
         </w:tc>
@@ -659,7 +813,7 @@
                 <w:sz w:val="24"/>
                 <w:szCs w:val="24"/>
               </w:rPr>
-              <w:t xml:space="preserve">Common factor</w:t>
+              <w:t xml:space="preserve">Greatest common factor (GCF)</w:t>
             </w:r>
             <w:r>
               <w:rPr>
@@ -669,7 +823,7 @@
                 <w:sz w:val="19"/>
                 <w:szCs w:val="19"/>
               </w:rPr>
-              <w:t xml:space="preserve">   Factor común</w:t>
+              <w:t xml:space="preserve">   Máximo común divisor (MCD)</w:t>
             </w:r>
           </w:p>
           <w:p>
@@ -681,7 +835,7 @@
                 <w:sz w:val="21"/>
                 <w:szCs w:val="21"/>
               </w:rPr>
-              <w:t xml:space="preserve">A number that divides two or more numbers evenly.</w:t>
+              <w:t xml:space="preserve">The largest number that is a factor of two or more numbers. It answers “how many equal groups can I make?”</w:t>
             </w:r>
           </w:p>
           <w:p>
@@ -706,7 +860,7 @@
                 <w:sz w:val="18"/>
                 <w:szCs w:val="18"/>
               </w:rPr>
-              <w:t xml:space="preserve">8 and 12 both divide evenly by 1, 2, and 4 — those are their common factors</w:t>
+              <w:t xml:space="preserve">48 and 36 share 1, 2, 3, 4, 6, 12 → GCF = 12</w:t>
             </w:r>
           </w:p>
         </w:tc>
@@ -767,7 +921,7 @@
                           </pic:cNvPicPr>
                         </pic:nvPicPr>
                         <pic:blipFill>
-                          <a:blip r:embed="rId11" cstate="none"/>
+                          <a:blip r:embed="rId9" cstate="none"/>
                           <a:srcRect/>
                           <a:stretch>
                             <a:fillRect/>
@@ -813,7 +967,7 @@
                 <w:sz w:val="24"/>
                 <w:szCs w:val="24"/>
               </w:rPr>
-              <w:t xml:space="preserve">Divisible</w:t>
+              <w:t xml:space="preserve">Least common multiple (LCM)</w:t>
             </w:r>
             <w:r>
               <w:rPr>
@@ -823,7 +977,7 @@
                 <w:sz w:val="19"/>
                 <w:szCs w:val="19"/>
               </w:rPr>
-              <w:t xml:space="preserve">   Divisible</w:t>
+              <w:t xml:space="preserve">   Mínimo común múltiplo (mcm)</w:t>
             </w:r>
           </w:p>
           <w:p>
@@ -835,7 +989,7 @@
                 <w:sz w:val="21"/>
                 <w:szCs w:val="21"/>
               </w:rPr>
-              <w:t xml:space="preserve">A number you can divide evenly, with nothing left over.</w:t>
+              <w:t xml:space="preserve">The smallest number that is a multiple of two or more numbers. It answers “when will these line up again?”</w:t>
             </w:r>
           </w:p>
           <w:p>
@@ -860,7 +1014,161 @@
                 <w:sz w:val="18"/>
                 <w:szCs w:val="18"/>
               </w:rPr>
-              <w:t xml:space="preserve">15 ÷ 3 = 5 with no remainder, so 15 is divisible by 3</w:t>
+              <w:t xml:space="preserve">6, 12, 18, 24 and 8, 16, 24 → LCM = 24</w:t>
+            </w:r>
+          </w:p>
+        </w:tc>
+      </w:tr>
+    </w:tbl>
+    <w:tbl>
+      <w:tblPr>
+        <w:tblW w:type="pct" w:w="100%"/>
+        <w:tblBorders>
+          <w:top w:val="none" w:color="FFFFFF" w:sz="0"/>
+          <w:left w:val="none" w:color="FFFFFF" w:sz="0"/>
+          <w:bottom w:val="single" w:color="C7D2DD" w:sz="4"/>
+          <w:right w:val="none" w:color="FFFFFF" w:sz="0"/>
+          <w:insideH w:val="none" w:color="FFFFFF" w:sz="0"/>
+          <w:insideV w:val="none" w:color="FFFFFF" w:sz="0"/>
+        </w:tblBorders>
+      </w:tblPr>
+      <w:tblGrid>
+        <w:gridCol w:w="1800"/>
+        <w:gridCol w:w="7560"/>
+      </w:tblGrid>
+      <w:tr>
+        <w:trPr>
+          <w:cantSplit/>
+        </w:trPr>
+        <w:tc>
+          <w:tcPr>
+            <w:tcW w:type="dxa" w:w="1800"/>
+            <w:tcMar>
+              <w:top w:type="dxa" w:w="100"/>
+              <w:left w:type="dxa" w:w="40"/>
+              <w:bottom w:type="dxa" w:w="100"/>
+              <w:right w:type="dxa" w:w="120"/>
+            </w:tcMar>
+            <w:vAlign w:val="center"/>
+          </w:tcPr>
+          <w:p>
+            <w:pPr>
+              <w:spacing w:after="0"/>
+              <w:jc w:val="center"/>
+            </w:pPr>
+            <w:r>
+              <w:drawing>
+                <wp:inline distT="0" distB="0" distL="0" distR="0">
+                  <wp:extent cx="1047750" cy="790575"/>
+                  <wp:effectExtent t="0" r="0" b="0" l="0"/>
+                  <wp:docPr id="1" name="" descr="" title=""/>
+                  <wp:cNvGraphicFramePr>
+                    <a:graphicFrameLocks xmlns:a="http://schemas.openxmlformats.org/drawingml/2006/main" noChangeAspect="1"/>
+                  </wp:cNvGraphicFramePr>
+                  <a:graphic xmlns:a="http://schemas.openxmlformats.org/drawingml/2006/main">
+                    <a:graphicData uri="http://schemas.openxmlformats.org/drawingml/2006/picture">
+                      <pic:pic xmlns:pic="http://schemas.openxmlformats.org/drawingml/2006/picture">
+                        <pic:nvPicPr>
+                          <pic:cNvPr id="0" name="" descr=""/>
+                          <pic:cNvPicPr>
+                            <a:picLocks noChangeAspect="1" noChangeArrowheads="1"/>
+                          </pic:cNvPicPr>
+                        </pic:nvPicPr>
+                        <pic:blipFill>
+                          <a:blip r:embed="rId9" cstate="none"/>
+                          <a:srcRect/>
+                          <a:stretch>
+                            <a:fillRect/>
+                          </a:stretch>
+                        </pic:blipFill>
+                        <pic:spPr bwMode="auto">
+                          <a:xfrm>
+                            <a:off x="0" y="0"/>
+                            <a:ext cx="1047750" cy="790575"/>
+                          </a:xfrm>
+                          <a:prstGeom prst="rect">
+                            <a:avLst/>
+                          </a:prstGeom>
+                        </pic:spPr>
+                      </pic:pic>
+                    </a:graphicData>
+                  </a:graphic>
+                </wp:inline>
+              </w:drawing>
+            </w:r>
+          </w:p>
+        </w:tc>
+        <w:tc>
+          <w:tcPr>
+            <w:tcW w:type="dxa" w:w="7560"/>
+            <w:tcMar>
+              <w:top w:type="dxa" w:w="100"/>
+              <w:left w:type="dxa" w:w="40"/>
+              <w:bottom w:type="dxa" w:w="100"/>
+              <w:right w:type="dxa" w:w="40"/>
+            </w:tcMar>
+            <w:vAlign w:val="center"/>
+          </w:tcPr>
+          <w:p>
+            <w:pPr>
+              <w:spacing w:after="50"/>
+            </w:pPr>
+            <w:r>
+              <w:rPr>
+                <w:b/>
+                <w:bCs/>
+                <w:color w:val="12355B"/>
+                <w:sz w:val="24"/>
+                <w:szCs w:val="24"/>
+              </w:rPr>
+              <w:t xml:space="preserve">Factor pair</w:t>
+            </w:r>
+            <w:r>
+              <w:rPr>
+                <w:i/>
+                <w:iCs/>
+                <w:color w:val="5F6F80"/>
+                <w:sz w:val="19"/>
+                <w:szCs w:val="19"/>
+              </w:rPr>
+              <w:t xml:space="preserve">   Par de factores</w:t>
+            </w:r>
+          </w:p>
+          <w:p>
+            <w:pPr>
+              <w:spacing w:after="40"/>
+            </w:pPr>
+            <w:r>
+              <w:rPr>
+                <w:sz w:val="21"/>
+                <w:szCs w:val="21"/>
+              </w:rPr>
+              <w:t xml:space="preserve">Two factors that multiply to make a number. In a word problem, one is the number of groups and the other is the size of each group.</w:t>
+            </w:r>
+          </w:p>
+          <w:p>
+            <w:pPr>
+              <w:spacing w:after="0"/>
+            </w:pPr>
+            <w:r>
+              <w:rPr>
+                <w:b/>
+                <w:bCs/>
+                <w:color w:val="1FA6A2"/>
+                <w:sz w:val="18"/>
+                <w:szCs w:val="18"/>
+              </w:rPr>
+              <w:t xml:space="preserve">Example:  </w:t>
+            </w:r>
+            <w:r>
+              <w:rPr>
+                <w:i/>
+                <w:iCs/>
+                <w:color w:val="5F6F80"/>
+                <w:sz w:val="18"/>
+                <w:szCs w:val="18"/>
+              </w:rPr>
+              <w:t xml:space="preserve">48 = 2 × 24, so 2 packs of 24 pencils</w:t>
             </w:r>
           </w:p>
         </w:tc>
@@ -977,7 +1285,7 @@
                 <w:sz w:val="19"/>
                 <w:szCs w:val="19"/>
               </w:rPr>
-              <w:t xml:space="preserve">   Factorización prima</w:t>
+              <w:t xml:space="preserve">   Descomposición en factores primos</w:t>
             </w:r>
           </w:p>
           <w:p>
@@ -989,7 +1297,7 @@
                 <w:sz w:val="21"/>
                 <w:szCs w:val="21"/>
               </w:rPr>
-              <w:t xml:space="preserve">Writing a number as prime numbers multiplied together. It helps you find the GCF.</w:t>
+              <w:t xml:space="preserve">Writing a number as a product of prime numbers, usually with a factor tree. Multiplying the primes two numbers share also gives the GCF.</w:t>
             </w:r>
           </w:p>
           <w:p>
@@ -1014,7 +1322,7 @@
                 <w:sz w:val="18"/>
                 <w:szCs w:val="18"/>
               </w:rPr>
-              <w:t xml:space="preserve">12 = 2 × 2 × 3 and 18 = 2 × 3 × 3. Shared primes: 2 × 3 = 6 = GCF</w:t>
+              <w:t xml:space="preserve">48 = 2×2×2×2×3, 36 = 2×2×3×3 → shared 2×2×3 = 12</w:t>
             </w:r>
           </w:p>
         </w:tc>
@@ -1106,7 +1414,7 @@
                 <w:sz w:val="21"/>
                 <w:szCs w:val="21"/>
               </w:rPr>
-              <w:t xml:space="preserve">Greatest Common Factor      •      Factor      •      Common factor      •      Divisible      •      Prime factorization</w:t>
+              <w:t xml:space="preserve">Find Factors and Multiples      •      Factor      •      Multiple      •      Greatest common factor (GCF)      •      Least common multiple (LCM)      •      Factor pair      •      Prime factorization</w:t>
             </w:r>
           </w:p>
         </w:tc>
@@ -1139,7 +1447,7 @@
           <w:sz w:val="22"/>
           <w:szCs w:val="22"/>
         </w:rPr>
-        <w:t xml:space="preserve">__________  —  The greatest whole number that divides two or more numbers with no remainder.</w:t>
+        <w:t xml:space="preserve">Factors ___ a number; multiples are what it ___.</w:t>
       </w:r>
     </w:p>
     <w:p>
@@ -1161,7 +1469,7 @@
           <w:sz w:val="22"/>
           <w:szCs w:val="22"/>
         </w:rPr>
-        <w:t xml:space="preserve">A number that divides evenly into another number with no remainder is a ___.</w:t>
+        <w:t xml:space="preserve">A number that divides another exactly, with no remainder, is a ___.</w:t>
       </w:r>
     </w:p>
     <w:p>
@@ -1183,7 +1491,7 @@
           <w:sz w:val="22"/>
           <w:szCs w:val="22"/>
         </w:rPr>
-        <w:t xml:space="preserve">A factor that two or more numbers share is a ___ factor.</w:t>
+        <w:t xml:space="preserve">What you land on counting by a number are its ___.</w:t>
       </w:r>
     </w:p>
     <w:p>
@@ -1205,7 +1513,7 @@
           <w:sz w:val="22"/>
           <w:szCs w:val="22"/>
         </w:rPr>
-        <w:t xml:space="preserve">A number that can be divided by another with no remainder is ___ by that number.</w:t>
+        <w:t xml:space="preserve">The largest number that divides both is their ___ ___ ___.</w:t>
       </w:r>
     </w:p>
     <w:p>
@@ -1227,7 +1535,51 @@
           <w:sz w:val="22"/>
           <w:szCs w:val="22"/>
         </w:rPr>
-        <w:t xml:space="preserve">__________  —  Writing a number as prime numbers multiplied together. It helps you find the GCF.</w:t>
+        <w:t xml:space="preserve">The smallest number both numbers reach is their ___ ___ ___.</w:t>
+      </w:r>
+    </w:p>
+    <w:p>
+      <w:pPr>
+        <w:spacing w:after="120" w:before="80"/>
+      </w:pPr>
+      <w:r>
+        <w:rPr>
+          <w:b/>
+          <w:bCs/>
+          <w:color w:val="12355B"/>
+          <w:sz w:val="22"/>
+          <w:szCs w:val="22"/>
+        </w:rPr>
+        <w:t xml:space="preserve">6.  </w:t>
+      </w:r>
+      <w:r>
+        <w:rPr>
+          <w:sz w:val="22"/>
+          <w:szCs w:val="22"/>
+        </w:rPr>
+        <w:t xml:space="preserve">Two factors that multiply to make the number are a ___ ___.</w:t>
+      </w:r>
+    </w:p>
+    <w:p>
+      <w:pPr>
+        <w:spacing w:after="120" w:before="80"/>
+      </w:pPr>
+      <w:r>
+        <w:rPr>
+          <w:b/>
+          <w:bCs/>
+          <w:color w:val="12355B"/>
+          <w:sz w:val="22"/>
+          <w:szCs w:val="22"/>
+        </w:rPr>
+        <w:t xml:space="preserve">7.  </w:t>
+      </w:r>
+      <w:r>
+        <w:rPr>
+          <w:sz w:val="22"/>
+          <w:szCs w:val="22"/>
+        </w:rPr>
+        <w:t xml:space="preserve">Writing a number as ___ numbers multiplied together is its prime factorization.</w:t>
       </w:r>
     </w:p>
     <w:p>
@@ -1327,7 +1679,7 @@
                 <w:sz w:val="21"/>
                 <w:szCs w:val="21"/>
               </w:rPr>
-              <w:t xml:space="preserve">How does the GCF help the baker? How many boxes can she make?</w:t>
+              <w:t xml:space="preserve">What is the greatest number of combo packs the manager can make, and what goes in each one?</w:t>
             </w:r>
           </w:p>
           <w:p>
@@ -1414,14 +1766,14 @@
           <w:sz w:val="20"/>
           <w:szCs w:val="20"/>
         </w:rPr>
-        <w:t xml:space="preserve">Greatest Common Factor — </w:t>
+        <w:t xml:space="preserve">Find Factors and Multiples — </w:t>
       </w:r>
       <w:r>
         <w:rPr>
           <w:sz w:val="20"/>
           <w:szCs w:val="20"/>
         </w:rPr>
-        <w:t xml:space="preserve">The greatest whole number that divides two or more numbers with no remainder.</w:t>
+        <w:t xml:space="preserve">Listing what divides a number evenly (its factors) and what it divides into evenly (its multiples), then finding what two numbers share.</w:t>
       </w:r>
       <w:r>
         <w:rPr>
@@ -1432,7 +1784,7 @@
           <w:szCs w:val="18"/>
         </w:rPr>
         <w:br/>
-        <w:t xml:space="preserve">Máximo común divisor — El mayor número entero que divide dos o más números sin dejar residuo.</w:t>
+        <w:t xml:space="preserve">Hallar factores y múltiplos — Listar lo que divide un número exactamente (sus factores) y lo que el número forma al contar de esa cantidad (sus múltiplos), y luego hallar lo que dos números comparten.</w:t>
       </w:r>
     </w:p>
     <w:p>
@@ -1464,7 +1816,7 @@
           <w:sz w:val="20"/>
           <w:szCs w:val="20"/>
         </w:rPr>
-        <w:t xml:space="preserve">A factor of a whole number divides it evenly, with no remainder. For example, 3 is a factor of 12 because 12 ÷ 3 = 4.</w:t>
+        <w:t xml:space="preserve">A whole number that divides another number evenly, with no remainder.</w:t>
       </w:r>
       <w:r>
         <w:rPr>
@@ -1475,7 +1827,7 @@
           <w:szCs w:val="18"/>
         </w:rPr>
         <w:br/>
-        <w:t xml:space="preserve">Factor — Un factor de un número entero lo divide exactamente, sin dejar residuo. Por ejemplo, 3 es un factor de 12 porque 12 ÷ 3 = 4.</w:t>
+        <w:t xml:space="preserve">Factor — Un número entero que divide a otro exactamente, sin residuo.</w:t>
       </w:r>
     </w:p>
     <w:p>
@@ -1500,14 +1852,14 @@
           <w:sz w:val="20"/>
           <w:szCs w:val="20"/>
         </w:rPr>
-        <w:t xml:space="preserve">Common factor — </w:t>
+        <w:t xml:space="preserve">Multiple — </w:t>
       </w:r>
       <w:r>
         <w:rPr>
           <w:sz w:val="20"/>
           <w:szCs w:val="20"/>
         </w:rPr>
-        <w:t xml:space="preserve">A number that divides two or more numbers evenly.</w:t>
+        <w:t xml:space="preserve">The result of multiplying a number by 1, 2, 3, and so on — where you land when you skip-count by it.</w:t>
       </w:r>
       <w:r>
         <w:rPr>
@@ -1518,7 +1870,7 @@
           <w:szCs w:val="18"/>
         </w:rPr>
         <w:br/>
-        <w:t xml:space="preserve">Factor común — Un número que divide a dos o más números sin que sobre nada.</w:t>
+        <w:t xml:space="preserve">Múltiplo — El resultado de multiplicar un número por 1, 2, 3, y así sucesivamente: donde caes al contar de esa cantidad.</w:t>
       </w:r>
     </w:p>
     <w:p>
@@ -1543,14 +1895,14 @@
           <w:sz w:val="20"/>
           <w:szCs w:val="20"/>
         </w:rPr>
-        <w:t xml:space="preserve">Divisible — </w:t>
+        <w:t xml:space="preserve">Greatest common factor (GCF) — </w:t>
       </w:r>
       <w:r>
         <w:rPr>
           <w:sz w:val="20"/>
           <w:szCs w:val="20"/>
         </w:rPr>
-        <w:t xml:space="preserve">A number you can divide evenly, with nothing left over.</w:t>
+        <w:t xml:space="preserve">The largest number that is a factor of two or more numbers. It answers “how many equal groups can I make?”</w:t>
       </w:r>
       <w:r>
         <w:rPr>
@@ -1561,7 +1913,7 @@
           <w:szCs w:val="18"/>
         </w:rPr>
         <w:br/>
-        <w:t xml:space="preserve">Divisible — Un número que se puede dividir sin que sobre nada.</w:t>
+        <w:t xml:space="preserve">Máximo común divisor (MCD) — El número más grande que es factor de dos o más números. Responde “¿cuántos grupos iguales puedo formar?”</w:t>
       </w:r>
     </w:p>
     <w:p>
@@ -1586,14 +1938,14 @@
           <w:sz w:val="20"/>
           <w:szCs w:val="20"/>
         </w:rPr>
-        <w:t xml:space="preserve">Prime factorization — </w:t>
+        <w:t xml:space="preserve">Least common multiple (LCM) — </w:t>
       </w:r>
       <w:r>
         <w:rPr>
           <w:sz w:val="20"/>
           <w:szCs w:val="20"/>
         </w:rPr>
-        <w:t xml:space="preserve">Writing a number as prime numbers multiplied together. It helps you find the GCF.</w:t>
+        <w:t xml:space="preserve">The smallest number that is a multiple of two or more numbers. It answers “when will these line up again?”</w:t>
       </w:r>
       <w:r>
         <w:rPr>
@@ -1604,7 +1956,7 @@
           <w:szCs w:val="18"/>
         </w:rPr>
         <w:br/>
-        <w:t xml:space="preserve">Factorización prima — Escribir un número como números primos multiplicados. Ayuda a encontrar el MCD.</w:t>
+        <w:t xml:space="preserve">Mínimo común múltiplo (mcm) — El número más pequeño que es múltiplo de dos o más números. Responde “¿cuándo volverán a coincidir?”</w:t>
       </w:r>
     </w:p>
     <w:tbl>
@@ -1665,7 +2017,7 @@
                 <w:sz w:val="21"/>
                 <w:szCs w:val="21"/>
               </w:rPr>
-              <w:t xml:space="preserve">The baker can make ___ boxes because the GCF of 48 and 32 is ___.</w:t>
+              <w:t xml:space="preserve">The number of packs must be a ___ of both 48 and 36. Their common factors are 1, 2, 3, 4, 6, and ___. The greatest of these is the ___, so the manager makes ___ packs, each holding ___ pencils and 3 notebooks.</w:t>
             </w:r>
             <w:r>
               <w:rPr>
@@ -1812,7 +2164,7 @@
                 <w:sz w:val="19"/>
                 <w:szCs w:val="19"/>
               </w:rPr>
-              <w:t xml:space="preserve">This evidence connects the definition of factor to the mathematical claim.</w:t>
+              <w:t xml:space="preserve">This evidence connects the definition of find factors and multiples to the mathematical claim.</w:t>
             </w:r>
           </w:p>
         </w:tc>
@@ -1878,7 +2230,7 @@
           <w:sz w:val="21"/>
           <w:szCs w:val="21"/>
         </w:rPr>
-        <w:t xml:space="preserve">The baker can make ___ boxes because the GCF of 48 and 32 is ___.</w:t>
+        <w:t xml:space="preserve">The number of packs must be a ___ of both 48 and 36. Their common factors are 1, 2, 3, 4, 6, and ___. The greatest of these is the ___, so the manager makes ___ packs, each holding ___ pencils and 3 notebooks.</w:t>
       </w:r>
     </w:p>
     <w:p>
@@ -2599,7 +2951,7 @@
                 <w:sz w:val="22"/>
                 <w:szCs w:val="22"/>
               </w:rPr>
-              <w:t xml:space="preserve">Space Station Supply Sort</w:t>
+              <w:t xml:space="preserve">Supply Sort Specialist</w:t>
             </w:r>
           </w:p>
           <w:p>
@@ -2611,7 +2963,7 @@
                 <w:sz w:val="21"/>
                 <w:szCs w:val="21"/>
               </w:rPr>
-              <w:t xml:space="preserve">Mission Control needs to organize 24 food packs and 36 water containers into equal groups for the crew pods. Each pod must get the same number of food packs AND the same number of water containers. What is the largest number of pods they can fill equally?</w:t>
+              <w:t xml:space="preserve">The station quartermaster has two jobs today. First, split the pencil and notebook stock into identical combo packs with nothing left over — that is a factor question. Second, work out when two supply runs that repeat on different cycles will land in the same week — that is a multiple question. Same lesson, opposite tools.</w:t>
             </w:r>
           </w:p>
         </w:tc>
@@ -2650,7 +3002,7 @@
           <w:sz w:val="20"/>
           <w:szCs w:val="20"/>
         </w:rPr>
-        <w:t xml:space="preserve">•  What two quantities need to be divided equally?</w:t>
+        <w:t xml:space="preserve">•  I notice both quantities can be split into equal ___.</w:t>
       </w:r>
     </w:p>
     <w:p>
@@ -2663,7 +3015,7 @@
           <w:sz w:val="20"/>
           <w:szCs w:val="20"/>
         </w:rPr>
-        <w:t xml:space="preserve">•  What numbers could divide into both 24 and 36?</w:t>
+        <w:t xml:space="preserve">•  I notice some numbers appear in ___ lists.</w:t>
       </w:r>
     </w:p>
     <w:p>
@@ -2676,7 +3028,7 @@
           <w:sz w:val="20"/>
           <w:szCs w:val="20"/>
         </w:rPr>
-        <w:t xml:space="preserve">•  What's the biggest number of equal groups we can make?</w:t>
+        <w:t xml:space="preserve">•  I notice one cycle repeats every ___ weeks.</w:t>
       </w:r>
     </w:p>
     <w:p>
@@ -2689,7 +3041,20 @@
           <w:sz w:val="20"/>
           <w:szCs w:val="20"/>
         </w:rPr>
-        <w:t xml:space="preserve">•  What if we had 24 food packs and 40 water containers instead?</w:t>
+        <w:t xml:space="preserve">•  I wonder what the largest equal group size ___.</w:t>
+      </w:r>
+    </w:p>
+    <w:p>
+      <w:pPr>
+        <w:spacing w:after="40"/>
+        <w:ind w:left="300"/>
+      </w:pPr>
+      <w:r>
+        <w:rPr>
+          <w:sz w:val="20"/>
+          <w:szCs w:val="20"/>
+        </w:rPr>
+        <w:t xml:space="preserve">•  I wonder when the two cycles will line up ___.</w:t>
       </w:r>
     </w:p>
     <w:p>
@@ -2738,7 +3103,7 @@
           <w:sz w:val="21"/>
           <w:szCs w:val="21"/>
         </w:rPr>
-        <w:t xml:space="preserve">What is the GCF of 8 and 12?</w:t>
+        <w:t xml:space="preserve">Which list shows all the factors of 12?</w:t>
       </w:r>
     </w:p>
     <w:p>
@@ -2751,7 +3116,7 @@
           <w:sz w:val="20"/>
           <w:szCs w:val="20"/>
         </w:rPr>
-        <w:t xml:space="preserve">A)  4</w:t>
+        <w:t xml:space="preserve">A)  1, 2, 3, 4, 6, 12</w:t>
       </w:r>
     </w:p>
     <w:p>
@@ -2764,7 +3129,7 @@
           <w:sz w:val="20"/>
           <w:szCs w:val="20"/>
         </w:rPr>
-        <w:t xml:space="preserve">B)  2</w:t>
+        <w:t xml:space="preserve">B)  12, 24, 36, 48</w:t>
       </w:r>
     </w:p>
     <w:p>
@@ -2777,7 +3142,7 @@
           <w:sz w:val="20"/>
           <w:szCs w:val="20"/>
         </w:rPr>
-        <w:t xml:space="preserve">C)  8</w:t>
+        <w:t xml:space="preserve">C)  1, 12</w:t>
       </w:r>
     </w:p>
     <w:p>
@@ -2790,7 +3155,7 @@
           <w:sz w:val="20"/>
           <w:szCs w:val="20"/>
         </w:rPr>
-        <w:t xml:space="preserve">D)  24</w:t>
+        <w:t xml:space="preserve">D)  2, 3, 4, 6</w:t>
       </w:r>
     </w:p>
     <w:p>
@@ -2812,7 +3177,7 @@
           <w:sz w:val="21"/>
           <w:szCs w:val="21"/>
         </w:rPr>
-        <w:t xml:space="preserve">Factors of 8: 1, 2, 4, 8.</w:t>
+        <w:t xml:space="preserve">A factor divides 12 evenly.</w:t>
       </w:r>
     </w:p>
     <w:p>
@@ -2834,53 +3199,31 @@
           <w:sz w:val="21"/>
           <w:szCs w:val="21"/>
         </w:rPr>
-        <w:t xml:space="preserve">Factors of 12: 1, 2, 3, 4, 6, 12.</w:t>
-      </w:r>
-    </w:p>
-    <w:p>
-      <w:pPr>
-        <w:spacing w:after="20" w:before="50"/>
-      </w:pPr>
-      <w:r>
-        <w:rPr>
-          <w:b/>
-          <w:bCs/>
-          <w:color w:val="1FA6A2"/>
+        <w:t xml:space="preserve">Every one of 1, 2, 3, 4, 6, and 12 does, and nothing else does.</w:t>
+      </w:r>
+    </w:p>
+    <w:p>
+      <w:pPr>
+        <w:spacing w:after="40" w:before="60"/>
+      </w:pPr>
+      <w:r>
+        <w:rPr>
+          <w:b/>
+          <w:bCs/>
+          <w:color w:val="12355B"/>
           <w:sz w:val="21"/>
           <w:szCs w:val="21"/>
         </w:rPr>
-        <w:t xml:space="preserve">Step 3:  </w:t>
-      </w:r>
-      <w:r>
-        <w:rPr>
+        <w:t xml:space="preserve">Answer:  </w:t>
+      </w:r>
+      <w:r>
+        <w:rPr>
+          <w:b/>
+          <w:bCs/>
           <w:sz w:val="21"/>
           <w:szCs w:val="21"/>
         </w:rPr>
-        <w:t xml:space="preserve">The largest common factor is 4.</w:t>
-      </w:r>
-    </w:p>
-    <w:p>
-      <w:pPr>
-        <w:spacing w:after="40" w:before="60"/>
-      </w:pPr>
-      <w:r>
-        <w:rPr>
-          <w:b/>
-          <w:bCs/>
-          <w:color w:val="12355B"/>
-          <w:sz w:val="21"/>
-          <w:szCs w:val="21"/>
-        </w:rPr>
-        <w:t xml:space="preserve">Answer:  </w:t>
-      </w:r>
-      <w:r>
-        <w:rPr>
-          <w:b/>
-          <w:bCs/>
-          <w:sz w:val="21"/>
-          <w:szCs w:val="21"/>
-        </w:rPr>
-        <w:t xml:space="preserve">A. 4</w:t>
+        <w:t xml:space="preserve">A. 1, 2, 3, 4, 6, 12</w:t>
       </w:r>
     </w:p>
     <w:p>
@@ -2949,7 +3292,7 @@
           <w:sz w:val="21"/>
           <w:szCs w:val="21"/>
         </w:rPr>
-        <w:t xml:space="preserve">Which pair of numbers has a GCF of 5?</w:t>
+        <w:t xml:space="preserve">Which list shows the first four multiples of 8?</w:t>
       </w:r>
     </w:p>
     <w:p>
@@ -2962,7 +3305,7 @@
           <w:sz w:val="20"/>
           <w:szCs w:val="20"/>
         </w:rPr>
-        <w:t xml:space="preserve">A)  15 and 25</w:t>
+        <w:t xml:space="preserve">A)  8, 16, 24, 32</w:t>
       </w:r>
     </w:p>
     <w:p>
@@ -2975,7 +3318,7 @@
           <w:sz w:val="20"/>
           <w:szCs w:val="20"/>
         </w:rPr>
-        <w:t xml:space="preserve">B)  10 and 12</w:t>
+        <w:t xml:space="preserve">B)  1, 2, 4, 8</w:t>
       </w:r>
     </w:p>
     <w:p>
@@ -2988,7 +3331,7 @@
           <w:sz w:val="20"/>
           <w:szCs w:val="20"/>
         </w:rPr>
-        <w:t xml:space="preserve">C)  6 and 15</w:t>
+        <w:t xml:space="preserve">C)  8, 9, 10, 11</w:t>
       </w:r>
     </w:p>
     <w:p>
@@ -3001,7 +3344,7 @@
           <w:sz w:val="20"/>
           <w:szCs w:val="20"/>
         </w:rPr>
-        <w:t xml:space="preserve">D)  8 and 20</w:t>
+        <w:t xml:space="preserve">D)  2, 4, 6, 8</w:t>
       </w:r>
     </w:p>
     <w:p>
@@ -3045,33 +3388,6 @@
           <w:szCs w:val="21"/>
         </w:rPr>
         <w:t xml:space="preserve">Step 2:</w:t>
-      </w:r>
-    </w:p>
-    <w:p>
-      <w:pPr>
-        <w:pBdr>
-          <w:bottom w:val="single" w:color="AFBECC" w:sz="6"/>
-        </w:pBdr>
-        <w:spacing w:after="30" w:before="150"/>
-      </w:pPr>
-      <w:r>
-        <w:t xml:space="preserve"/>
-      </w:r>
-    </w:p>
-    <w:p>
-      <w:pPr>
-        <w:keepNext/>
-        <w:spacing w:after="0" w:before="50"/>
-      </w:pPr>
-      <w:r>
-        <w:rPr>
-          <w:b/>
-          <w:bCs/>
-          <w:color w:val="6B4FA0"/>
-          <w:sz w:val="21"/>
-          <w:szCs w:val="21"/>
-        </w:rPr>
-        <w:t xml:space="preserve">Step 3:</w:t>
       </w:r>
     </w:p>
     <w:p>
@@ -3155,7 +3471,7 @@
                 <w:sz w:val="21"/>
                 <w:szCs w:val="21"/>
               </w:rPr>
-              <w:t xml:space="preserve">A baker is making gift boxes with cookies and brownies. She has 48 cookies and 32 brownies. She wants every box to have the same number of cookies and the same number of brownies, with none left over.</w:t>
+              <w:t xml:space="preserve">The school store has 48 pencils and 36 notebooks. Every combo pack must hold the same number of pencils and the same number of notebooks, using all the stock with nothing left over.</w:t>
             </w:r>
           </w:p>
           <w:p>
@@ -3170,7 +3486,7 @@
                 <w:sz w:val="21"/>
                 <w:szCs w:val="21"/>
               </w:rPr>
-              <w:t xml:space="preserve">How does the GCF help the baker? How many boxes can she make?</w:t>
+              <w:t xml:space="preserve">What is the greatest number of combo packs the manager can make, and what goes in each one?</w:t>
             </w:r>
           </w:p>
         </w:tc>
@@ -3205,7 +3521,7 @@
           <w:sz w:val="20"/>
           <w:szCs w:val="20"/>
         </w:rPr>
-        <w:t xml:space="preserve">The baker can make ___ boxes because the GCF of 48 and 32 is ___.</w:t>
+        <w:t xml:space="preserve">The number of packs must be a ___ of both 48 and 36. Their common factors are 1, 2, 3, 4, 6, and ___. The greatest of these is the ___, so the manager makes ___ packs, each holding ___ pencils and 3 notebooks.</w:t>
       </w:r>
     </w:p>
     <w:p>
@@ -3825,7 +4141,7 @@
           <w:sz w:val="21"/>
           <w:szCs w:val="21"/>
         </w:rPr>
-        <w:t xml:space="preserve">What is the GCF of 14 and 21?</w:t>
+        <w:t xml:space="preserve">What is the greatest common factor of 12 and 18?</w:t>
       </w:r>
     </w:p>
     <w:p>
@@ -3838,7 +4154,7 @@
           <w:sz w:val="20"/>
           <w:szCs w:val="20"/>
         </w:rPr>
-        <w:t xml:space="preserve">A)  7</w:t>
+        <w:t xml:space="preserve">A)  6</w:t>
       </w:r>
     </w:p>
     <w:p>
@@ -3851,7 +4167,7 @@
           <w:sz w:val="20"/>
           <w:szCs w:val="20"/>
         </w:rPr>
-        <w:t xml:space="preserve">B)  14</w:t>
+        <w:t xml:space="preserve">B)  3</w:t>
       </w:r>
     </w:p>
     <w:p>
@@ -3864,7 +4180,7 @@
           <w:sz w:val="20"/>
           <w:szCs w:val="20"/>
         </w:rPr>
-        <w:t xml:space="preserve">C)  3</w:t>
+        <w:t xml:space="preserve">C)  36</w:t>
       </w:r>
     </w:p>
     <w:p>
@@ -3877,7 +4193,7 @@
           <w:sz w:val="20"/>
           <w:szCs w:val="20"/>
         </w:rPr>
-        <w:t xml:space="preserve">D)  1</w:t>
+        <w:t xml:space="preserve">D)  2</w:t>
       </w:r>
     </w:p>
     <w:p>
@@ -3955,67 +4271,7 @@
           <w:sz w:val="21"/>
           <w:szCs w:val="21"/>
         </w:rPr>
-        <w:t xml:space="preserve">What is the GCF of 9 and 15?</w:t>
-      </w:r>
-    </w:p>
-    <w:p>
-      <w:pPr>
-        <w:spacing w:after="40"/>
-        <w:ind w:left="420"/>
-      </w:pPr>
-      <w:r>
-        <w:rPr>
-          <w:sz w:val="20"/>
-          <w:szCs w:val="20"/>
-        </w:rPr>
-        <w:t xml:space="preserve">A)  3</w:t>
-      </w:r>
-    </w:p>
-    <w:p>
-      <w:pPr>
-        <w:spacing w:after="40"/>
-        <w:ind w:left="420"/>
-      </w:pPr>
-      <w:r>
-        <w:rPr>
-          <w:sz w:val="20"/>
-          <w:szCs w:val="20"/>
-        </w:rPr>
-        <w:t xml:space="preserve">B)  1</w:t>
-      </w:r>
-    </w:p>
-    <w:p>
-      <w:pPr>
-        <w:spacing w:after="40"/>
-        <w:ind w:left="420"/>
-      </w:pPr>
-      <w:r>
-        <w:rPr>
-          <w:sz w:val="20"/>
-          <w:szCs w:val="20"/>
-        </w:rPr>
-        <w:t xml:space="preserve">C)  9</w:t>
-      </w:r>
-    </w:p>
-    <w:p>
-      <w:pPr>
-        <w:spacing w:after="40"/>
-        <w:ind w:left="420"/>
-      </w:pPr>
-      <w:r>
-        <w:rPr>
-          <w:sz w:val="20"/>
-          <w:szCs w:val="20"/>
-        </w:rPr>
-        <w:t xml:space="preserve">D)  45</w:t>
-      </w:r>
-    </w:p>
-    <w:p>
-      <w:pPr>
-        <w:spacing w:after="20"/>
-      </w:pPr>
-      <w:r>
-        <w:t xml:space="preserve"/>
+        <w:t xml:space="preserve">Sort each number by its relationship to 10.</w:t>
       </w:r>
     </w:p>
     <w:tbl>
@@ -4060,37 +4316,27 @@
               <w:t xml:space="preserve"/>
             </w:r>
           </w:p>
+          <w:p>
+            <w:pPr>
+              <w:spacing w:after="0" w:line="320"/>
+            </w:pPr>
+            <w:r>
+              <w:t xml:space="preserve"/>
+            </w:r>
+          </w:p>
+          <w:p>
+            <w:pPr>
+              <w:spacing w:after="0" w:line="320"/>
+            </w:pPr>
+            <w:r>
+              <w:t xml:space="preserve"/>
+            </w:r>
+          </w:p>
         </w:tc>
       </w:tr>
     </w:tbl>
     <w:p>
       <w:pPr>
-        <w:pStyle w:val="Heading2"/>
-        <w:spacing w:after="80" w:before="180"/>
-      </w:pPr>
-      <w:r>
-        <w:rPr>
-          <w:b/>
-          <w:bCs/>
-          <w:color w:val="12355B"/>
-          <w:sz w:val="24"/>
-          <w:szCs w:val="24"/>
-        </w:rPr>
-        <w:t xml:space="preserve">On Level</w:t>
-      </w:r>
-      <w:r>
-        <w:rPr>
-          <w:i/>
-          <w:iCs/>
-          <w:color w:val="12355B"/>
-          <w:sz w:val="19"/>
-          <w:szCs w:val="19"/>
-        </w:rPr>
-        <w:t xml:space="preserve">   grade-level practice</w:t>
-      </w:r>
-    </w:p>
-    <w:p>
-      <w:pPr>
         <w:keepNext/>
         <w:spacing w:after="60" w:before="160"/>
       </w:pPr>
@@ -4111,7 +4357,7 @@
           <w:sz w:val="21"/>
           <w:szCs w:val="21"/>
         </w:rPr>
-        <w:t xml:space="preserve">A teacher has 36 pencils and 48 erasers. She wants to make identical supply bags with no items left over. What is the greatest number of bags she can make?</w:t>
+        <w:t xml:space="preserve">What is the least common multiple of 4 and 6?</w:t>
       </w:r>
     </w:p>
     <w:p>
@@ -4124,7 +4370,7 @@
           <w:sz w:val="20"/>
           <w:szCs w:val="20"/>
         </w:rPr>
-        <w:t xml:space="preserve">A)  12 bags</w:t>
+        <w:t xml:space="preserve">A)  12</w:t>
       </w:r>
     </w:p>
     <w:p>
@@ -4137,7 +4383,7 @@
           <w:sz w:val="20"/>
           <w:szCs w:val="20"/>
         </w:rPr>
-        <w:t xml:space="preserve">B)  6 bags</w:t>
+        <w:t xml:space="preserve">B)  24</w:t>
       </w:r>
     </w:p>
     <w:p>
@@ -4150,7 +4396,7 @@
           <w:sz w:val="20"/>
           <w:szCs w:val="20"/>
         </w:rPr>
-        <w:t xml:space="preserve">C)  4 bags</w:t>
+        <w:t xml:space="preserve">C)  2</w:t>
       </w:r>
     </w:p>
     <w:p>
@@ -4163,7 +4409,7 @@
           <w:sz w:val="20"/>
           <w:szCs w:val="20"/>
         </w:rPr>
-        <w:t xml:space="preserve">D)  36 bags</w:t>
+        <w:t xml:space="preserve">D)  10</w:t>
       </w:r>
     </w:p>
     <w:p>
@@ -4221,6 +4467,378 @@
     </w:tbl>
     <w:p>
       <w:pPr>
+        <w:pStyle w:val="Heading2"/>
+        <w:spacing w:after="80" w:before="180"/>
+      </w:pPr>
+      <w:r>
+        <w:rPr>
+          <w:b/>
+          <w:bCs/>
+          <w:color w:val="12355B"/>
+          <w:sz w:val="24"/>
+          <w:szCs w:val="24"/>
+        </w:rPr>
+        <w:t xml:space="preserve">On Level</w:t>
+      </w:r>
+      <w:r>
+        <w:rPr>
+          <w:i/>
+          <w:iCs/>
+          <w:color w:val="12355B"/>
+          <w:sz w:val="19"/>
+          <w:szCs w:val="19"/>
+        </w:rPr>
+        <w:t xml:space="preserve">   grade-level practice</w:t>
+      </w:r>
+    </w:p>
+    <w:p>
+      <w:pPr>
+        <w:keepNext/>
+        <w:spacing w:after="60" w:before="160"/>
+      </w:pPr>
+      <w:r>
+        <w:rPr>
+          <w:b/>
+          <w:bCs/>
+          <w:color w:val="12355B"/>
+          <w:sz w:val="22"/>
+          <w:szCs w:val="22"/>
+        </w:rPr>
+        <w:t xml:space="preserve">4.  </w:t>
+      </w:r>
+      <w:r>
+        <w:rPr>
+          <w:b/>
+          <w:bCs/>
+          <w:sz w:val="21"/>
+          <w:szCs w:val="21"/>
+        </w:rPr>
+        <w:t xml:space="preserve">Using prime factors, 48 = 2 × 2 × 2 × 2 × 3 and 36 = 2 × 2 × 3 × 3. What is their GCF?</w:t>
+      </w:r>
+    </w:p>
+    <w:p>
+      <w:pPr>
+        <w:spacing w:after="40"/>
+        <w:ind w:left="420"/>
+      </w:pPr>
+      <w:r>
+        <w:rPr>
+          <w:sz w:val="20"/>
+          <w:szCs w:val="20"/>
+        </w:rPr>
+        <w:t xml:space="preserve">A)  12, from the shared 2 × 2 × 3</w:t>
+      </w:r>
+    </w:p>
+    <w:p>
+      <w:pPr>
+        <w:spacing w:after="40"/>
+        <w:ind w:left="420"/>
+      </w:pPr>
+      <w:r>
+        <w:rPr>
+          <w:sz w:val="20"/>
+          <w:szCs w:val="20"/>
+        </w:rPr>
+        <w:t xml:space="preserve">B)  144, from multiplying all the primes</w:t>
+      </w:r>
+    </w:p>
+    <w:p>
+      <w:pPr>
+        <w:spacing w:after="40"/>
+        <w:ind w:left="420"/>
+      </w:pPr>
+      <w:r>
+        <w:rPr>
+          <w:sz w:val="20"/>
+          <w:szCs w:val="20"/>
+        </w:rPr>
+        <w:t xml:space="preserve">C)  6, from one 2 and one 3</w:t>
+      </w:r>
+    </w:p>
+    <w:p>
+      <w:pPr>
+        <w:spacing w:after="40"/>
+        <w:ind w:left="420"/>
+      </w:pPr>
+      <w:r>
+        <w:rPr>
+          <w:sz w:val="20"/>
+          <w:szCs w:val="20"/>
+        </w:rPr>
+        <w:t xml:space="preserve">D)  2, the only prime they share</w:t>
+      </w:r>
+    </w:p>
+    <w:p>
+      <w:pPr>
+        <w:spacing w:after="20"/>
+      </w:pPr>
+      <w:r>
+        <w:t xml:space="preserve"/>
+      </w:r>
+    </w:p>
+    <w:tbl>
+      <w:tblPr>
+        <w:tblW w:type="pct" w:w="100%"/>
+        <w:tblBorders>
+          <w:top w:val="single" w:color="C7D2DD" w:sz="6"/>
+          <w:left w:val="single" w:color="C7D2DD" w:sz="6"/>
+          <w:bottom w:val="single" w:color="C7D2DD" w:sz="6"/>
+          <w:right w:val="single" w:color="C7D2DD" w:sz="6"/>
+          <w:insideH w:val="single" w:color="auto" w:sz="4"/>
+          <w:insideV w:val="single" w:color="auto" w:sz="4"/>
+        </w:tblBorders>
+      </w:tblPr>
+      <w:tblGrid>
+        <w:gridCol w:w="100"/>
+      </w:tblGrid>
+      <w:tr>
+        <w:tc>
+          <w:tcPr>
+            <w:shd w:fill="FBF3E2" w:color="auto" w:val="clear"/>
+            <w:tcMar>
+              <w:top w:type="dxa" w:w="60"/>
+              <w:left w:type="dxa" w:w="120"/>
+              <w:bottom w:type="dxa" w:w="60"/>
+              <w:right w:type="dxa" w:w="120"/>
+            </w:tcMar>
+          </w:tcPr>
+          <w:p>
+            <w:pPr>
+              <w:spacing w:after="0" w:line="320"/>
+            </w:pPr>
+            <w:r>
+              <w:t xml:space="preserve"/>
+            </w:r>
+          </w:p>
+          <w:p>
+            <w:pPr>
+              <w:spacing w:after="0" w:line="320"/>
+            </w:pPr>
+            <w:r>
+              <w:t xml:space="preserve"/>
+            </w:r>
+          </w:p>
+        </w:tc>
+      </w:tr>
+    </w:tbl>
+    <w:p>
+      <w:pPr>
+        <w:keepNext/>
+        <w:spacing w:after="60" w:before="160"/>
+      </w:pPr>
+      <w:r>
+        <w:rPr>
+          <w:b/>
+          <w:bCs/>
+          <w:color w:val="12355B"/>
+          <w:sz w:val="22"/>
+          <w:szCs w:val="22"/>
+        </w:rPr>
+        <w:t xml:space="preserve">5.  </w:t>
+      </w:r>
+      <w:r>
+        <w:rPr>
+          <w:b/>
+          <w:bCs/>
+          <w:sz w:val="21"/>
+          <w:szCs w:val="21"/>
+        </w:rPr>
+        <w:t xml:space="preserve">Ayasha has painting every 8 weeks and pottery every 6 weeks, both this week. When do they next fall in the same week?</w:t>
+      </w:r>
+    </w:p>
+    <w:p>
+      <w:pPr>
+        <w:spacing w:after="40"/>
+        <w:ind w:left="420"/>
+      </w:pPr>
+      <w:r>
+        <w:rPr>
+          <w:sz w:val="20"/>
+          <w:szCs w:val="20"/>
+        </w:rPr>
+        <w:t xml:space="preserve">A)  In 24 weeks</w:t>
+      </w:r>
+    </w:p>
+    <w:p>
+      <w:pPr>
+        <w:spacing w:after="40"/>
+        <w:ind w:left="420"/>
+      </w:pPr>
+      <w:r>
+        <w:rPr>
+          <w:sz w:val="20"/>
+          <w:szCs w:val="20"/>
+        </w:rPr>
+        <w:t xml:space="preserve">B)  In 48 weeks</w:t>
+      </w:r>
+    </w:p>
+    <w:p>
+      <w:pPr>
+        <w:spacing w:after="40"/>
+        <w:ind w:left="420"/>
+      </w:pPr>
+      <w:r>
+        <w:rPr>
+          <w:sz w:val="20"/>
+          <w:szCs w:val="20"/>
+        </w:rPr>
+        <w:t xml:space="preserve">C)  In 14 weeks</w:t>
+      </w:r>
+    </w:p>
+    <w:p>
+      <w:pPr>
+        <w:spacing w:after="40"/>
+        <w:ind w:left="420"/>
+      </w:pPr>
+      <w:r>
+        <w:rPr>
+          <w:sz w:val="20"/>
+          <w:szCs w:val="20"/>
+        </w:rPr>
+        <w:t xml:space="preserve">D)  In 2 weeks</w:t>
+      </w:r>
+    </w:p>
+    <w:p>
+      <w:pPr>
+        <w:spacing w:after="20"/>
+      </w:pPr>
+      <w:r>
+        <w:t xml:space="preserve"/>
+      </w:r>
+    </w:p>
+    <w:tbl>
+      <w:tblPr>
+        <w:tblW w:type="pct" w:w="100%"/>
+        <w:tblBorders>
+          <w:top w:val="single" w:color="C7D2DD" w:sz="6"/>
+          <w:left w:val="single" w:color="C7D2DD" w:sz="6"/>
+          <w:bottom w:val="single" w:color="C7D2DD" w:sz="6"/>
+          <w:right w:val="single" w:color="C7D2DD" w:sz="6"/>
+          <w:insideH w:val="single" w:color="auto" w:sz="4"/>
+          <w:insideV w:val="single" w:color="auto" w:sz="4"/>
+        </w:tblBorders>
+      </w:tblPr>
+      <w:tblGrid>
+        <w:gridCol w:w="100"/>
+      </w:tblGrid>
+      <w:tr>
+        <w:tc>
+          <w:tcPr>
+            <w:shd w:fill="FBF3E2" w:color="auto" w:val="clear"/>
+            <w:tcMar>
+              <w:top w:type="dxa" w:w="60"/>
+              <w:left w:type="dxa" w:w="120"/>
+              <w:bottom w:type="dxa" w:w="60"/>
+              <w:right w:type="dxa" w:w="120"/>
+            </w:tcMar>
+          </w:tcPr>
+          <w:p>
+            <w:pPr>
+              <w:spacing w:after="0" w:line="320"/>
+            </w:pPr>
+            <w:r>
+              <w:t xml:space="preserve"/>
+            </w:r>
+          </w:p>
+          <w:p>
+            <w:pPr>
+              <w:spacing w:after="0" w:line="320"/>
+            </w:pPr>
+            <w:r>
+              <w:t xml:space="preserve"/>
+            </w:r>
+          </w:p>
+        </w:tc>
+      </w:tr>
+    </w:tbl>
+    <w:p>
+      <w:pPr>
+        <w:keepNext/>
+        <w:spacing w:after="60" w:before="160"/>
+      </w:pPr>
+      <w:r>
+        <w:rPr>
+          <w:b/>
+          <w:bCs/>
+          <w:color w:val="12355B"/>
+          <w:sz w:val="22"/>
+          <w:szCs w:val="22"/>
+        </w:rPr>
+        <w:t xml:space="preserve">6.  </w:t>
+      </w:r>
+      <w:r>
+        <w:rPr>
+          <w:b/>
+          <w:bCs/>
+          <w:sz w:val="21"/>
+          <w:szCs w:val="21"/>
+        </w:rPr>
+        <w:t xml:space="preserve">Sort each real problem by the tool that solves it.</w:t>
+      </w:r>
+    </w:p>
+    <w:tbl>
+      <w:tblPr>
+        <w:tblW w:type="pct" w:w="100%"/>
+        <w:tblBorders>
+          <w:top w:val="single" w:color="C7D2DD" w:sz="6"/>
+          <w:left w:val="single" w:color="C7D2DD" w:sz="6"/>
+          <w:bottom w:val="single" w:color="C7D2DD" w:sz="6"/>
+          <w:right w:val="single" w:color="C7D2DD" w:sz="6"/>
+          <w:insideH w:val="single" w:color="auto" w:sz="4"/>
+          <w:insideV w:val="single" w:color="auto" w:sz="4"/>
+        </w:tblBorders>
+      </w:tblPr>
+      <w:tblGrid>
+        <w:gridCol w:w="100"/>
+      </w:tblGrid>
+      <w:tr>
+        <w:tc>
+          <w:tcPr>
+            <w:shd w:fill="FBF3E2" w:color="auto" w:val="clear"/>
+            <w:tcMar>
+              <w:top w:type="dxa" w:w="60"/>
+              <w:left w:type="dxa" w:w="120"/>
+              <w:bottom w:type="dxa" w:w="60"/>
+              <w:right w:type="dxa" w:w="120"/>
+            </w:tcMar>
+          </w:tcPr>
+          <w:p>
+            <w:pPr>
+              <w:spacing w:after="0" w:line="320"/>
+            </w:pPr>
+            <w:r>
+              <w:t xml:space="preserve"/>
+            </w:r>
+          </w:p>
+          <w:p>
+            <w:pPr>
+              <w:spacing w:after="0" w:line="320"/>
+            </w:pPr>
+            <w:r>
+              <w:t xml:space="preserve"/>
+            </w:r>
+          </w:p>
+          <w:p>
+            <w:pPr>
+              <w:spacing w:after="0" w:line="320"/>
+            </w:pPr>
+            <w:r>
+              <w:t xml:space="preserve"/>
+            </w:r>
+          </w:p>
+          <w:p>
+            <w:pPr>
+              <w:spacing w:after="0" w:line="320"/>
+            </w:pPr>
+            <w:r>
+              <w:t xml:space="preserve"/>
+            </w:r>
+          </w:p>
+        </w:tc>
+      </w:tr>
+    </w:tbl>
+    <w:p>
+      <w:pPr>
         <w:pStyle w:val="Heading1"/>
         <w:pageBreakBefore/>
         <w:pBdr>
@@ -4273,7 +4891,7 @@
           <w:sz w:val="22"/>
           <w:szCs w:val="22"/>
         </w:rPr>
-        <w:t xml:space="preserve">What is the GCF of 18 and 27?</w:t>
+        <w:t xml:space="preserve">Two supply runs repeat every 6 weeks and every 8 weeks, and both happen this week. When will they next happen in the same week?</w:t>
       </w:r>
     </w:p>
     <w:p>
@@ -4286,7 +4904,7 @@
           <w:sz w:val="21"/>
           <w:szCs w:val="21"/>
         </w:rPr>
-        <w:t xml:space="preserve">A)  9</w:t>
+        <w:t xml:space="preserve">A)  Week 24, the least common multiple of 6 and 8</w:t>
       </w:r>
     </w:p>
     <w:p>
@@ -4299,7 +4917,7 @@
           <w:sz w:val="21"/>
           <w:szCs w:val="21"/>
         </w:rPr>
-        <w:t xml:space="preserve">B)  3</w:t>
+        <w:t xml:space="preserve">B)  Week 2, the greatest common factor of 6 and 8</w:t>
       </w:r>
     </w:p>
     <w:p>
@@ -4312,7 +4930,7 @@
           <w:sz w:val="21"/>
           <w:szCs w:val="21"/>
         </w:rPr>
-        <w:t xml:space="preserve">C)  6</w:t>
+        <w:t xml:space="preserve">C)  Week 48, because 6 × 8 = 48</w:t>
       </w:r>
     </w:p>
     <w:p>
@@ -4325,7 +4943,7 @@
           <w:sz w:val="21"/>
           <w:szCs w:val="21"/>
         </w:rPr>
-        <w:t xml:space="preserve">D)  18</w:t>
+        <w:t xml:space="preserve">D)  Week 14, because 6 + 8 = 14</w:t>
       </w:r>
     </w:p>
     <w:p>

--- a/lessons/6-7/downloads/6-7-notes.docx
+++ b/lessons/6-7/downloads/6-7-notes.docx
@@ -219,10 +219,12 @@
     <w:p>
       <w:pPr>
         <w:pStyle w:val="Heading1"/>
+        <w:keepNext/>
+        <w:keepLines/>
         <w:pBdr>
           <w:bottom w:val="single" w:color="1FA6A2" w:sz="14" w:space="6"/>
         </w:pBdr>
-        <w:spacing w:after="140" w:before="260"/>
+        <w:spacing w:after="140" w:before="300"/>
       </w:pPr>
       <w:r>
         <w:rPr>
@@ -1331,10 +1333,12 @@
     <w:p>
       <w:pPr>
         <w:pStyle w:val="Heading1"/>
+        <w:keepNext/>
+        <w:keepLines/>
         <w:pBdr>
           <w:bottom w:val="single" w:color="1FA6A2" w:sz="14" w:space="6"/>
         </w:pBdr>
-        <w:spacing w:after="140" w:before="260"/>
+        <w:spacing w:after="140" w:before="300"/>
       </w:pPr>
       <w:r>
         <w:rPr>
@@ -1430,7 +1434,8 @@
     </w:p>
     <w:p>
       <w:pPr>
-        <w:spacing w:after="120" w:before="80"/>
+        <w:keepLines/>
+        <w:spacing w:after="260" w:before="200"/>
       </w:pPr>
       <w:r>
         <w:rPr>
@@ -1447,12 +1452,41 @@
           <w:sz w:val="22"/>
           <w:szCs w:val="22"/>
         </w:rPr>
-        <w:t xml:space="preserve">Factors ___ a number; multiples are what it ___.</w:t>
-      </w:r>
-    </w:p>
-    <w:p>
-      <w:pPr>
-        <w:spacing w:after="120" w:before="80"/>
+        <w:t xml:space="preserve">Factors </w:t>
+      </w:r>
+      <w:r>
+        <w:rPr>
+          <w:sz w:val="22"/>
+          <w:szCs w:val="22"/>
+        </w:rPr>
+        <w:t xml:space="preserve">________________</w:t>
+      </w:r>
+      <w:r>
+        <w:rPr>
+          <w:sz w:val="22"/>
+          <w:szCs w:val="22"/>
+        </w:rPr>
+        <w:t xml:space="preserve"> a number; multiples are what it </w:t>
+      </w:r>
+      <w:r>
+        <w:rPr>
+          <w:sz w:val="22"/>
+          <w:szCs w:val="22"/>
+        </w:rPr>
+        <w:t xml:space="preserve">________________</w:t>
+      </w:r>
+      <w:r>
+        <w:rPr>
+          <w:sz w:val="22"/>
+          <w:szCs w:val="22"/>
+        </w:rPr>
+        <w:t xml:space="preserve">.</w:t>
+      </w:r>
+    </w:p>
+    <w:p>
+      <w:pPr>
+        <w:keepLines/>
+        <w:spacing w:after="260" w:before="200"/>
       </w:pPr>
       <w:r>
         <w:rPr>
@@ -1469,12 +1503,27 @@
           <w:sz w:val="22"/>
           <w:szCs w:val="22"/>
         </w:rPr>
-        <w:t xml:space="preserve">A number that divides another exactly, with no remainder, is a ___.</w:t>
-      </w:r>
-    </w:p>
-    <w:p>
-      <w:pPr>
-        <w:spacing w:after="120" w:before="80"/>
+        <w:t xml:space="preserve">A number that divides another exactly, with no remainder, is a </w:t>
+      </w:r>
+      <w:r>
+        <w:rPr>
+          <w:sz w:val="22"/>
+          <w:szCs w:val="22"/>
+        </w:rPr>
+        <w:t xml:space="preserve">________________</w:t>
+      </w:r>
+      <w:r>
+        <w:rPr>
+          <w:sz w:val="22"/>
+          <w:szCs w:val="22"/>
+        </w:rPr>
+        <w:t xml:space="preserve">.</w:t>
+      </w:r>
+    </w:p>
+    <w:p>
+      <w:pPr>
+        <w:keepLines/>
+        <w:spacing w:after="260" w:before="200"/>
       </w:pPr>
       <w:r>
         <w:rPr>
@@ -1491,12 +1540,27 @@
           <w:sz w:val="22"/>
           <w:szCs w:val="22"/>
         </w:rPr>
-        <w:t xml:space="preserve">What you land on counting by a number are its ___.</w:t>
-      </w:r>
-    </w:p>
-    <w:p>
-      <w:pPr>
-        <w:spacing w:after="120" w:before="80"/>
+        <w:t xml:space="preserve">What you land on counting by a number are its </w:t>
+      </w:r>
+      <w:r>
+        <w:rPr>
+          <w:sz w:val="22"/>
+          <w:szCs w:val="22"/>
+        </w:rPr>
+        <w:t xml:space="preserve">________________</w:t>
+      </w:r>
+      <w:r>
+        <w:rPr>
+          <w:sz w:val="22"/>
+          <w:szCs w:val="22"/>
+        </w:rPr>
+        <w:t xml:space="preserve">.</w:t>
+      </w:r>
+    </w:p>
+    <w:p>
+      <w:pPr>
+        <w:keepLines/>
+        <w:spacing w:after="260" w:before="200"/>
       </w:pPr>
       <w:r>
         <w:rPr>
@@ -1513,12 +1577,55 @@
           <w:sz w:val="22"/>
           <w:szCs w:val="22"/>
         </w:rPr>
-        <w:t xml:space="preserve">The largest number that divides both is their ___ ___ ___.</w:t>
-      </w:r>
-    </w:p>
-    <w:p>
-      <w:pPr>
-        <w:spacing w:after="120" w:before="80"/>
+        <w:t xml:space="preserve">The largest number that divides both is their </w:t>
+      </w:r>
+      <w:r>
+        <w:rPr>
+          <w:sz w:val="22"/>
+          <w:szCs w:val="22"/>
+        </w:rPr>
+        <w:t xml:space="preserve">________________</w:t>
+      </w:r>
+      <w:r>
+        <w:rPr>
+          <w:sz w:val="22"/>
+          <w:szCs w:val="22"/>
+        </w:rPr>
+        <w:t xml:space="preserve"> </w:t>
+      </w:r>
+      <w:r>
+        <w:rPr>
+          <w:sz w:val="22"/>
+          <w:szCs w:val="22"/>
+        </w:rPr>
+        <w:t xml:space="preserve">________________</w:t>
+      </w:r>
+      <w:r>
+        <w:rPr>
+          <w:sz w:val="22"/>
+          <w:szCs w:val="22"/>
+        </w:rPr>
+        <w:t xml:space="preserve"> </w:t>
+      </w:r>
+      <w:r>
+        <w:rPr>
+          <w:sz w:val="22"/>
+          <w:szCs w:val="22"/>
+        </w:rPr>
+        <w:t xml:space="preserve">________________</w:t>
+      </w:r>
+      <w:r>
+        <w:rPr>
+          <w:sz w:val="22"/>
+          <w:szCs w:val="22"/>
+        </w:rPr>
+        <w:t xml:space="preserve">.</w:t>
+      </w:r>
+    </w:p>
+    <w:p>
+      <w:pPr>
+        <w:keepLines/>
+        <w:spacing w:after="260" w:before="200"/>
       </w:pPr>
       <w:r>
         <w:rPr>
@@ -1535,12 +1642,55 @@
           <w:sz w:val="22"/>
           <w:szCs w:val="22"/>
         </w:rPr>
-        <w:t xml:space="preserve">The smallest number both numbers reach is their ___ ___ ___.</w:t>
-      </w:r>
-    </w:p>
-    <w:p>
-      <w:pPr>
-        <w:spacing w:after="120" w:before="80"/>
+        <w:t xml:space="preserve">The smallest number both numbers reach is their </w:t>
+      </w:r>
+      <w:r>
+        <w:rPr>
+          <w:sz w:val="22"/>
+          <w:szCs w:val="22"/>
+        </w:rPr>
+        <w:t xml:space="preserve">________________</w:t>
+      </w:r>
+      <w:r>
+        <w:rPr>
+          <w:sz w:val="22"/>
+          <w:szCs w:val="22"/>
+        </w:rPr>
+        <w:t xml:space="preserve"> </w:t>
+      </w:r>
+      <w:r>
+        <w:rPr>
+          <w:sz w:val="22"/>
+          <w:szCs w:val="22"/>
+        </w:rPr>
+        <w:t xml:space="preserve">________________</w:t>
+      </w:r>
+      <w:r>
+        <w:rPr>
+          <w:sz w:val="22"/>
+          <w:szCs w:val="22"/>
+        </w:rPr>
+        <w:t xml:space="preserve"> </w:t>
+      </w:r>
+      <w:r>
+        <w:rPr>
+          <w:sz w:val="22"/>
+          <w:szCs w:val="22"/>
+        </w:rPr>
+        <w:t xml:space="preserve">________________</w:t>
+      </w:r>
+      <w:r>
+        <w:rPr>
+          <w:sz w:val="22"/>
+          <w:szCs w:val="22"/>
+        </w:rPr>
+        <w:t xml:space="preserve">.</w:t>
+      </w:r>
+    </w:p>
+    <w:p>
+      <w:pPr>
+        <w:keepLines/>
+        <w:spacing w:after="260" w:before="200"/>
       </w:pPr>
       <w:r>
         <w:rPr>
@@ -1557,12 +1707,41 @@
           <w:sz w:val="22"/>
           <w:szCs w:val="22"/>
         </w:rPr>
-        <w:t xml:space="preserve">Two factors that multiply to make the number are a ___ ___.</w:t>
-      </w:r>
-    </w:p>
-    <w:p>
-      <w:pPr>
-        <w:spacing w:after="120" w:before="80"/>
+        <w:t xml:space="preserve">Two factors that multiply to make the number are a </w:t>
+      </w:r>
+      <w:r>
+        <w:rPr>
+          <w:sz w:val="22"/>
+          <w:szCs w:val="22"/>
+        </w:rPr>
+        <w:t xml:space="preserve">________________</w:t>
+      </w:r>
+      <w:r>
+        <w:rPr>
+          <w:sz w:val="22"/>
+          <w:szCs w:val="22"/>
+        </w:rPr>
+        <w:t xml:space="preserve"> </w:t>
+      </w:r>
+      <w:r>
+        <w:rPr>
+          <w:sz w:val="22"/>
+          <w:szCs w:val="22"/>
+        </w:rPr>
+        <w:t xml:space="preserve">________________</w:t>
+      </w:r>
+      <w:r>
+        <w:rPr>
+          <w:sz w:val="22"/>
+          <w:szCs w:val="22"/>
+        </w:rPr>
+        <w:t xml:space="preserve">.</w:t>
+      </w:r>
+    </w:p>
+    <w:p>
+      <w:pPr>
+        <w:keepLines/>
+        <w:spacing w:after="260" w:before="200"/>
       </w:pPr>
       <w:r>
         <w:rPr>
@@ -1579,17 +1758,32 @@
           <w:sz w:val="22"/>
           <w:szCs w:val="22"/>
         </w:rPr>
-        <w:t xml:space="preserve">Writing a number as ___ numbers multiplied together is its prime factorization.</w:t>
+        <w:t xml:space="preserve">Writing a number as </w:t>
+      </w:r>
+      <w:r>
+        <w:rPr>
+          <w:sz w:val="22"/>
+          <w:szCs w:val="22"/>
+        </w:rPr>
+        <w:t xml:space="preserve">________________</w:t>
+      </w:r>
+      <w:r>
+        <w:rPr>
+          <w:sz w:val="22"/>
+          <w:szCs w:val="22"/>
+        </w:rPr>
+        <w:t xml:space="preserve"> numbers multiplied together is its prime factorization.</w:t>
       </w:r>
     </w:p>
     <w:p>
       <w:pPr>
         <w:pStyle w:val="Heading1"/>
-        <w:pageBreakBefore/>
+        <w:keepNext/>
+        <w:keepLines/>
         <w:pBdr>
           <w:bottom w:val="single" w:color="1FA6A2" w:sz="14" w:space="6"/>
         </w:pBdr>
-        <w:spacing w:after="140" w:before="0"/>
+        <w:spacing w:after="140" w:before="300"/>
       </w:pPr>
       <w:r>
         <w:rPr>
@@ -2870,11 +3064,12 @@
     <w:p>
       <w:pPr>
         <w:pStyle w:val="Heading1"/>
-        <w:pageBreakBefore/>
+        <w:keepNext/>
+        <w:keepLines/>
         <w:pBdr>
           <w:bottom w:val="single" w:color="1FA6A2" w:sz="14" w:space="6"/>
         </w:pBdr>
-        <w:spacing w:after="140" w:before="0"/>
+        <w:spacing w:after="140" w:before="300"/>
       </w:pPr>
       <w:r>
         <w:rPr>
@@ -3229,11 +3424,12 @@
     <w:p>
       <w:pPr>
         <w:pStyle w:val="Heading1"/>
-        <w:pageBreakBefore/>
+        <w:keepNext/>
+        <w:keepLines/>
         <w:pBdr>
           <w:bottom w:val="single" w:color="1FA6A2" w:sz="14" w:space="6"/>
         </w:pBdr>
-        <w:spacing w:after="140" w:before="0"/>
+        <w:spacing w:after="140" w:before="300"/>
       </w:pPr>
       <w:r>
         <w:rPr>
@@ -4035,11 +4231,12 @@
     <w:p>
       <w:pPr>
         <w:pStyle w:val="Heading1"/>
-        <w:pageBreakBefore/>
+        <w:keepNext/>
+        <w:keepLines/>
         <w:pBdr>
           <w:bottom w:val="single" w:color="1FA6A2" w:sz="14" w:space="6"/>
         </w:pBdr>
-        <w:spacing w:after="140" w:before="0"/>
+        <w:spacing w:after="140" w:before="300"/>
       </w:pPr>
       <w:r>
         <w:rPr>
@@ -4840,11 +5037,12 @@
     <w:p>
       <w:pPr>
         <w:pStyle w:val="Heading1"/>
-        <w:pageBreakBefore/>
+        <w:keepNext/>
+        <w:keepLines/>
         <w:pBdr>
           <w:bottom w:val="single" w:color="1FA6A2" w:sz="14" w:space="6"/>
         </w:pBdr>
-        <w:spacing w:after="140" w:before="0"/>
+        <w:spacing w:after="140" w:before="300"/>
       </w:pPr>
       <w:r>
         <w:rPr>

--- a/lessons/6-7/downloads/6-7-notes.docx
+++ b/lessons/6-7/downloads/6-7-notes.docx
@@ -1796,47 +1796,6 @@
         <w:t xml:space="preserve">Write About the Math</w:t>
       </w:r>
     </w:p>
-    <w:p>
-      <w:pPr>
-        <w:spacing w:after="100"/>
-      </w:pPr>
-      <w:r>
-        <w:rPr>
-          <w:i/>
-          <w:iCs/>
-          <w:color w:val="5F6F80"/>
-          <w:sz w:val="19"/>
-          <w:szCs w:val="19"/>
-        </w:rPr>
-        <w:t xml:space="preserve">Use the support level you need. Every level answers the same math question.</w:t>
-      </w:r>
-    </w:p>
-    <w:p>
-      <w:pPr>
-        <w:pStyle w:val="Heading2"/>
-        <w:spacing w:after="80" w:before="180"/>
-      </w:pPr>
-      <w:r>
-        <w:rPr>
-          <w:b/>
-          <w:bCs/>
-          <w:color w:val="12355B"/>
-          <w:sz w:val="24"/>
-          <w:szCs w:val="24"/>
-        </w:rPr>
-        <w:t xml:space="preserve">1. Understand the Question</w:t>
-      </w:r>
-      <w:r>
-        <w:rPr>
-          <w:i/>
-          <w:iCs/>
-          <w:color w:val="B97A12"/>
-          <w:sz w:val="19"/>
-          <w:szCs w:val="19"/>
-        </w:rPr>
-        <w:t xml:space="preserve">   explain</w:t>
-      </w:r>
-    </w:p>
     <w:tbl>
       <w:tblPr>
         <w:tblW w:type="pct" w:w="100%"/>
@@ -1875,344 +1834,6 @@
               </w:rPr>
               <w:t xml:space="preserve">What is the greatest number of combo packs the manager can make, and what goes in each one?</w:t>
             </w:r>
-          </w:p>
-          <w:p>
-            <w:pPr>
-              <w:spacing w:after="0"/>
-            </w:pPr>
-            <w:r>
-              <w:rPr>
-                <w:b/>
-                <w:bCs/>
-                <w:color w:val="12355B"/>
-                <w:sz w:val="20"/>
-                <w:szCs w:val="20"/>
-              </w:rPr>
-              <w:t xml:space="preserve">Your job:  </w:t>
-            </w:r>
-            <w:r>
-              <w:rPr>
-                <w:sz w:val="20"/>
-                <w:szCs w:val="20"/>
-              </w:rPr>
-              <w:t xml:space="preserve">Answer the question. Use math evidence. Explain how the evidence proves your answer.</w:t>
-            </w:r>
-            <w:r>
-              <w:rPr>
-                <w:i/>
-                <w:iCs/>
-                <w:color w:val="5F6F80"/>
-                <w:sz w:val="18"/>
-                <w:szCs w:val="18"/>
-              </w:rPr>
-              <w:br/>
-              <w:t xml:space="preserve">Responde la pregunta. Usa evidencia matemática. Explica cómo la evidencia demuestra tu respuesta.</w:t>
-            </w:r>
-          </w:p>
-        </w:tc>
-      </w:tr>
-    </w:tbl>
-    <w:p>
-      <w:pPr>
-        <w:pStyle w:val="Heading2"/>
-        <w:spacing w:after="80" w:before="180"/>
-      </w:pPr>
-      <w:r>
-        <w:rPr>
-          <w:b/>
-          <w:bCs/>
-          <w:color w:val="12355B"/>
-          <w:sz w:val="24"/>
-          <w:szCs w:val="24"/>
-        </w:rPr>
-        <w:t xml:space="preserve">2. Plan Your Math Words</w:t>
-      </w:r>
-      <w:r>
-        <w:rPr>
-          <w:i/>
-          <w:iCs/>
-          <w:color w:val="1FA6A2"/>
-          <w:sz w:val="19"/>
-          <w:szCs w:val="19"/>
-        </w:rPr>
-        <w:t xml:space="preserve">   check at least two</w:t>
-      </w:r>
-    </w:p>
-    <w:p>
-      <w:pPr>
-        <w:spacing w:after="60"/>
-      </w:pPr>
-      <w:r>
-        <w:rPr>
-          <w:b/>
-          <w:bCs/>
-          <w:color w:val="1FA6A2"/>
-          <w:sz w:val="22"/>
-          <w:szCs w:val="22"/>
-        </w:rPr>
-        <w:t xml:space="preserve">☐  </w:t>
-      </w:r>
-      <w:r>
-        <w:rPr>
-          <w:b/>
-          <w:bCs/>
-          <w:color w:val="12355B"/>
-          <w:sz w:val="20"/>
-          <w:szCs w:val="20"/>
-        </w:rPr>
-        <w:t xml:space="preserve">Find Factors and Multiples — </w:t>
-      </w:r>
-      <w:r>
-        <w:rPr>
-          <w:sz w:val="20"/>
-          <w:szCs w:val="20"/>
-        </w:rPr>
-        <w:t xml:space="preserve">Listing what divides a number evenly (its factors) and what it divides into evenly (its multiples), then finding what two numbers share.</w:t>
-      </w:r>
-      <w:r>
-        <w:rPr>
-          <w:i/>
-          <w:iCs/>
-          <w:color w:val="5F6F80"/>
-          <w:sz w:val="18"/>
-          <w:szCs w:val="18"/>
-        </w:rPr>
-        <w:br/>
-        <w:t xml:space="preserve">Hallar factores y múltiplos — Listar lo que divide un número exactamente (sus factores) y lo que el número forma al contar de esa cantidad (sus múltiplos), y luego hallar lo que dos números comparten.</w:t>
-      </w:r>
-    </w:p>
-    <w:p>
-      <w:pPr>
-        <w:spacing w:after="60"/>
-      </w:pPr>
-      <w:r>
-        <w:rPr>
-          <w:b/>
-          <w:bCs/>
-          <w:color w:val="1FA6A2"/>
-          <w:sz w:val="22"/>
-          <w:szCs w:val="22"/>
-        </w:rPr>
-        <w:t xml:space="preserve">☐  </w:t>
-      </w:r>
-      <w:r>
-        <w:rPr>
-          <w:b/>
-          <w:bCs/>
-          <w:color w:val="12355B"/>
-          <w:sz w:val="20"/>
-          <w:szCs w:val="20"/>
-        </w:rPr>
-        <w:t xml:space="preserve">Factor — </w:t>
-      </w:r>
-      <w:r>
-        <w:rPr>
-          <w:sz w:val="20"/>
-          <w:szCs w:val="20"/>
-        </w:rPr>
-        <w:t xml:space="preserve">A whole number that divides another number evenly, with no remainder.</w:t>
-      </w:r>
-      <w:r>
-        <w:rPr>
-          <w:i/>
-          <w:iCs/>
-          <w:color w:val="5F6F80"/>
-          <w:sz w:val="18"/>
-          <w:szCs w:val="18"/>
-        </w:rPr>
-        <w:br/>
-        <w:t xml:space="preserve">Factor — Un número entero que divide a otro exactamente, sin residuo.</w:t>
-      </w:r>
-    </w:p>
-    <w:p>
-      <w:pPr>
-        <w:spacing w:after="60"/>
-      </w:pPr>
-      <w:r>
-        <w:rPr>
-          <w:b/>
-          <w:bCs/>
-          <w:color w:val="1FA6A2"/>
-          <w:sz w:val="22"/>
-          <w:szCs w:val="22"/>
-        </w:rPr>
-        <w:t xml:space="preserve">☐  </w:t>
-      </w:r>
-      <w:r>
-        <w:rPr>
-          <w:b/>
-          <w:bCs/>
-          <w:color w:val="12355B"/>
-          <w:sz w:val="20"/>
-          <w:szCs w:val="20"/>
-        </w:rPr>
-        <w:t xml:space="preserve">Multiple — </w:t>
-      </w:r>
-      <w:r>
-        <w:rPr>
-          <w:sz w:val="20"/>
-          <w:szCs w:val="20"/>
-        </w:rPr>
-        <w:t xml:space="preserve">The result of multiplying a number by 1, 2, 3, and so on — where you land when you skip-count by it.</w:t>
-      </w:r>
-      <w:r>
-        <w:rPr>
-          <w:i/>
-          <w:iCs/>
-          <w:color w:val="5F6F80"/>
-          <w:sz w:val="18"/>
-          <w:szCs w:val="18"/>
-        </w:rPr>
-        <w:br/>
-        <w:t xml:space="preserve">Múltiplo — El resultado de multiplicar un número por 1, 2, 3, y así sucesivamente: donde caes al contar de esa cantidad.</w:t>
-      </w:r>
-    </w:p>
-    <w:p>
-      <w:pPr>
-        <w:spacing w:after="60"/>
-      </w:pPr>
-      <w:r>
-        <w:rPr>
-          <w:b/>
-          <w:bCs/>
-          <w:color w:val="1FA6A2"/>
-          <w:sz w:val="22"/>
-          <w:szCs w:val="22"/>
-        </w:rPr>
-        <w:t xml:space="preserve">☐  </w:t>
-      </w:r>
-      <w:r>
-        <w:rPr>
-          <w:b/>
-          <w:bCs/>
-          <w:color w:val="12355B"/>
-          <w:sz w:val="20"/>
-          <w:szCs w:val="20"/>
-        </w:rPr>
-        <w:t xml:space="preserve">Greatest common factor (GCF) — </w:t>
-      </w:r>
-      <w:r>
-        <w:rPr>
-          <w:sz w:val="20"/>
-          <w:szCs w:val="20"/>
-        </w:rPr>
-        <w:t xml:space="preserve">The largest number that is a factor of two or more numbers. It answers “how many equal groups can I make?”</w:t>
-      </w:r>
-      <w:r>
-        <w:rPr>
-          <w:i/>
-          <w:iCs/>
-          <w:color w:val="5F6F80"/>
-          <w:sz w:val="18"/>
-          <w:szCs w:val="18"/>
-        </w:rPr>
-        <w:br/>
-        <w:t xml:space="preserve">Máximo común divisor (MCD) — El número más grande que es factor de dos o más números. Responde “¿cuántos grupos iguales puedo formar?”</w:t>
-      </w:r>
-    </w:p>
-    <w:p>
-      <w:pPr>
-        <w:spacing w:after="60"/>
-      </w:pPr>
-      <w:r>
-        <w:rPr>
-          <w:b/>
-          <w:bCs/>
-          <w:color w:val="1FA6A2"/>
-          <w:sz w:val="22"/>
-          <w:szCs w:val="22"/>
-        </w:rPr>
-        <w:t xml:space="preserve">☐  </w:t>
-      </w:r>
-      <w:r>
-        <w:rPr>
-          <w:b/>
-          <w:bCs/>
-          <w:color w:val="12355B"/>
-          <w:sz w:val="20"/>
-          <w:szCs w:val="20"/>
-        </w:rPr>
-        <w:t xml:space="preserve">Least common multiple (LCM) — </w:t>
-      </w:r>
-      <w:r>
-        <w:rPr>
-          <w:sz w:val="20"/>
-          <w:szCs w:val="20"/>
-        </w:rPr>
-        <w:t xml:space="preserve">The smallest number that is a multiple of two or more numbers. It answers “when will these line up again?”</w:t>
-      </w:r>
-      <w:r>
-        <w:rPr>
-          <w:i/>
-          <w:iCs/>
-          <w:color w:val="5F6F80"/>
-          <w:sz w:val="18"/>
-          <w:szCs w:val="18"/>
-        </w:rPr>
-        <w:br/>
-        <w:t xml:space="preserve">Mínimo común múltiplo (mcm) — El número más pequeño que es múltiplo de dos o más números. Responde “¿cuándo volverán a coincidir?”</w:t>
-      </w:r>
-    </w:p>
-    <w:tbl>
-      <w:tblPr>
-        <w:tblW w:type="pct" w:w="100%"/>
-        <w:tblBorders>
-          <w:top w:val="single" w:color="1FA6A2" w:sz="8"/>
-          <w:left w:val="single" w:color="1FA6A2" w:sz="8"/>
-          <w:bottom w:val="single" w:color="1FA6A2" w:sz="8"/>
-          <w:right w:val="single" w:color="1FA6A2" w:sz="8"/>
-          <w:insideH w:val="single" w:color="auto" w:sz="4"/>
-          <w:insideV w:val="single" w:color="auto" w:sz="4"/>
-        </w:tblBorders>
-      </w:tblPr>
-      <w:tblGrid>
-        <w:gridCol w:w="100"/>
-      </w:tblGrid>
-      <w:tr>
-        <w:tc>
-          <w:tcPr>
-            <w:shd w:fill="F7FFFD" w:color="auto" w:val="clear"/>
-            <w:tcMar>
-              <w:top w:type="dxa" w:w="120"/>
-              <w:left w:type="dxa" w:w="180"/>
-              <w:bottom w:type="dxa" w:w="120"/>
-              <w:right w:type="dxa" w:w="180"/>
-            </w:tcMar>
-          </w:tcPr>
-          <w:p>
-            <w:pPr>
-              <w:spacing w:after="50"/>
-            </w:pPr>
-            <w:r>
-              <w:rPr>
-                <w:b/>
-                <w:bCs/>
-                <w:color w:val="1FA6A2"/>
-                <w:sz w:val="20"/>
-                <w:szCs w:val="20"/>
-              </w:rPr>
-              <w:t xml:space="preserve">Say it first:  </w:t>
-            </w:r>
-            <w:r>
-              <w:rPr>
-                <w:sz w:val="20"/>
-                <w:szCs w:val="20"/>
-              </w:rPr>
-              <w:t xml:space="preserve">Say your idea to a partner or quietly to yourself before you write.</w:t>
-            </w:r>
-          </w:p>
-          <w:p>
-            <w:pPr>
-              <w:spacing w:after="60"/>
-            </w:pPr>
-            <w:r>
-              <w:rPr>
-                <w:color w:val="1A2733"/>
-                <w:sz w:val="21"/>
-                <w:szCs w:val="21"/>
-              </w:rPr>
-              <w:t xml:space="preserve">The number of packs must be a ___ of both 48 and 36. Their common factors are 1, 2, 3, 4, 6, and ___. The greatest of these is the ___, so the manager makes ___ packs, each holding ___ pencils and 3 notebooks.</w:t>
-            </w:r>
             <w:r>
               <w:rPr>
                 <w:i/>
@@ -2222,7 +1843,7 @@
                 <w:szCs w:val="19"/>
               </w:rPr>
               <w:br/>
-              <w:t xml:space="preserve">Di tu respuesta primero: Mi respuesta es ___ porque ___.</w:t>
+              <w:t xml:space="preserve">¿Cuál es el mayor número de paquetes combo que puede hacer el gerente, y qué lleva cada uno?</w:t>
             </w:r>
           </w:p>
         </w:tc>
@@ -2230,28 +1851,192 @@
     </w:tbl>
     <w:p>
       <w:pPr>
-        <w:pStyle w:val="Heading2"/>
-        <w:spacing w:after="80" w:before="180"/>
-      </w:pPr>
-      <w:r>
-        <w:rPr>
-          <w:b/>
-          <w:bCs/>
-          <w:color w:val="12355B"/>
-          <w:sz w:val="24"/>
-          <w:szCs w:val="24"/>
-        </w:rPr>
-        <w:t xml:space="preserve">3. Build Your Explanation</w:t>
-      </w:r>
+        <w:spacing w:after="100"/>
+      </w:pPr>
       <w:r>
         <w:rPr>
           <w:i/>
           <w:iCs/>
-          <w:color w:val="B97A12"/>
+          <w:color w:val="5F6F80"/>
           <w:sz w:val="19"/>
           <w:szCs w:val="19"/>
         </w:rPr>
-        <w:t xml:space="preserve">   choose your support</w:t>
+        <w:t xml:space="preserve">Say your answer to a partner first. Then write it, using at least two of these words:</w:t>
+      </w:r>
+    </w:p>
+    <w:p>
+      <w:pPr>
+        <w:spacing w:after="40"/>
+      </w:pPr>
+      <w:r>
+        <w:rPr>
+          <w:b/>
+          <w:bCs/>
+          <w:color w:val="1FA6A2"/>
+          <w:sz w:val="22"/>
+          <w:szCs w:val="22"/>
+        </w:rPr>
+        <w:t xml:space="preserve">☐  </w:t>
+      </w:r>
+      <w:r>
+        <w:rPr>
+          <w:b/>
+          <w:bCs/>
+          <w:color w:val="12355B"/>
+          <w:sz w:val="20"/>
+          <w:szCs w:val="20"/>
+        </w:rPr>
+        <w:t xml:space="preserve">Factor</w:t>
+      </w:r>
+      <w:r>
+        <w:rPr>
+          <w:i/>
+          <w:iCs/>
+          <w:color w:val="5F6F80"/>
+          <w:sz w:val="18"/>
+          <w:szCs w:val="18"/>
+        </w:rPr>
+        <w:t xml:space="preserve">  ·  Factor</w:t>
+      </w:r>
+    </w:p>
+    <w:p>
+      <w:pPr>
+        <w:spacing w:after="40"/>
+      </w:pPr>
+      <w:r>
+        <w:rPr>
+          <w:b/>
+          <w:bCs/>
+          <w:color w:val="1FA6A2"/>
+          <w:sz w:val="22"/>
+          <w:szCs w:val="22"/>
+        </w:rPr>
+        <w:t xml:space="preserve">☐  </w:t>
+      </w:r>
+      <w:r>
+        <w:rPr>
+          <w:b/>
+          <w:bCs/>
+          <w:color w:val="12355B"/>
+          <w:sz w:val="20"/>
+          <w:szCs w:val="20"/>
+        </w:rPr>
+        <w:t xml:space="preserve">Multiple</w:t>
+      </w:r>
+      <w:r>
+        <w:rPr>
+          <w:i/>
+          <w:iCs/>
+          <w:color w:val="5F6F80"/>
+          <w:sz w:val="18"/>
+          <w:szCs w:val="18"/>
+        </w:rPr>
+        <w:t xml:space="preserve">  ·  Múltiplo</w:t>
+      </w:r>
+    </w:p>
+    <w:p>
+      <w:pPr>
+        <w:spacing w:after="40"/>
+      </w:pPr>
+      <w:r>
+        <w:rPr>
+          <w:b/>
+          <w:bCs/>
+          <w:color w:val="1FA6A2"/>
+          <w:sz w:val="22"/>
+          <w:szCs w:val="22"/>
+        </w:rPr>
+        <w:t xml:space="preserve">☐  </w:t>
+      </w:r>
+      <w:r>
+        <w:rPr>
+          <w:b/>
+          <w:bCs/>
+          <w:color w:val="12355B"/>
+          <w:sz w:val="20"/>
+          <w:szCs w:val="20"/>
+        </w:rPr>
+        <w:t xml:space="preserve">Greatest common factor (GCF)</w:t>
+      </w:r>
+      <w:r>
+        <w:rPr>
+          <w:i/>
+          <w:iCs/>
+          <w:color w:val="5F6F80"/>
+          <w:sz w:val="18"/>
+          <w:szCs w:val="18"/>
+        </w:rPr>
+        <w:t xml:space="preserve">  ·  Máximo común divisor (MCD)</w:t>
+      </w:r>
+    </w:p>
+    <w:p>
+      <w:pPr>
+        <w:spacing w:after="40"/>
+      </w:pPr>
+      <w:r>
+        <w:rPr>
+          <w:b/>
+          <w:bCs/>
+          <w:color w:val="1FA6A2"/>
+          <w:sz w:val="22"/>
+          <w:szCs w:val="22"/>
+        </w:rPr>
+        <w:t xml:space="preserve">☐  </w:t>
+      </w:r>
+      <w:r>
+        <w:rPr>
+          <w:b/>
+          <w:bCs/>
+          <w:color w:val="12355B"/>
+          <w:sz w:val="20"/>
+          <w:szCs w:val="20"/>
+        </w:rPr>
+        <w:t xml:space="preserve">Least common multiple (LCM)</w:t>
+      </w:r>
+      <w:r>
+        <w:rPr>
+          <w:i/>
+          <w:iCs/>
+          <w:color w:val="5F6F80"/>
+          <w:sz w:val="18"/>
+          <w:szCs w:val="18"/>
+        </w:rPr>
+        <w:t xml:space="preserve">  ·  Mínimo común múltiplo (mcm)</w:t>
+      </w:r>
+    </w:p>
+    <w:p>
+      <w:pPr>
+        <w:spacing w:after="40"/>
+      </w:pPr>
+      <w:r>
+        <w:rPr>
+          <w:b/>
+          <w:bCs/>
+          <w:color w:val="1FA6A2"/>
+          <w:sz w:val="22"/>
+          <w:szCs w:val="22"/>
+        </w:rPr>
+        <w:t xml:space="preserve">☐  </w:t>
+      </w:r>
+      <w:r>
+        <w:rPr>
+          <w:b/>
+          <w:bCs/>
+          <w:color w:val="12355B"/>
+          <w:sz w:val="20"/>
+          <w:szCs w:val="20"/>
+        </w:rPr>
+        <w:t xml:space="preserve">Factor pair</w:t>
+      </w:r>
+      <w:r>
+        <w:rPr>
+          <w:i/>
+          <w:iCs/>
+          <w:color w:val="5F6F80"/>
+          <w:sz w:val="18"/>
+          <w:szCs w:val="18"/>
+        </w:rPr>
+        <w:t xml:space="preserve">  ·  Par de factores</w:t>
       </w:r>
     </w:p>
     <w:tbl>
@@ -2282,21 +2067,6 @@
           </w:tcPr>
           <w:p>
             <w:pPr>
-              <w:spacing w:after="50"/>
-            </w:pPr>
-            <w:r>
-              <w:rPr>
-                <w:i/>
-                <w:iCs/>
-                <w:color w:val="5F6F80"/>
-                <w:sz w:val="19"/>
-                <w:szCs w:val="19"/>
-              </w:rPr>
-              <w:t xml:space="preserve">This model shows the parts of an explanation. It does not answer your writing question.</w:t>
-            </w:r>
-          </w:p>
-          <w:p>
-            <w:pPr>
               <w:spacing w:after="80"/>
             </w:pPr>
             <w:r>
@@ -2307,58 +2077,14 @@
                 <w:sz w:val="19"/>
                 <w:szCs w:val="19"/>
               </w:rPr>
-              <w:t xml:space="preserve">Claim:  </w:t>
+              <w:t xml:space="preserve">Model:  </w:t>
             </w:r>
             <w:r>
               <w:rPr>
                 <w:sz w:val="19"/>
                 <w:szCs w:val="19"/>
               </w:rPr>
-              <w:t xml:space="preserve">The number of pods must divide BOTH 24 and 36 evenly.</w:t>
-            </w:r>
-          </w:p>
-          <w:p>
-            <w:pPr>
-              <w:spacing w:after="80"/>
-            </w:pPr>
-            <w:r>
-              <w:rPr>
-                <w:b/>
-                <w:bCs/>
-                <w:color w:val="12355B"/>
-                <w:sz w:val="19"/>
-                <w:szCs w:val="19"/>
-              </w:rPr>
-              <w:t xml:space="preserve">Evidence:  </w:t>
-            </w:r>
-            <w:r>
-              <w:rPr>
-                <w:sz w:val="19"/>
-                <w:szCs w:val="19"/>
-              </w:rPr>
-              <w:t xml:space="preserve">Students see the number of pods has to be a common factor of 24 and 36, so it must divide both with nothing left over, ruling out numbers that only divide one of them.</w:t>
-            </w:r>
-          </w:p>
-          <w:p>
-            <w:pPr>
-              <w:spacing w:after="80"/>
-            </w:pPr>
-            <w:r>
-              <w:rPr>
-                <w:b/>
-                <w:bCs/>
-                <w:color w:val="12355B"/>
-                <w:sz w:val="19"/>
-                <w:szCs w:val="19"/>
-              </w:rPr>
-              <w:t xml:space="preserve">Reasoning:  </w:t>
-            </w:r>
-            <w:r>
-              <w:rPr>
-                <w:sz w:val="19"/>
-                <w:szCs w:val="19"/>
-              </w:rPr>
-              <w:t xml:space="preserve">This evidence connects the definition of find factors and multiples to the mathematical claim.</w:t>
+              <w:t xml:space="preserve">The number of pods must divide BOTH 24 and 36 evenly. — Students see the number of pods has to be a common factor of 24 and 36, so it must divide both with nothing left over, ruling out numbers that only divide one of them.</w:t>
             </w:r>
           </w:p>
         </w:tc>
@@ -2437,7 +2163,7 @@
           <w:sz w:val="21"/>
           <w:szCs w:val="21"/>
         </w:rPr>
-        <w:t xml:space="preserve">My answer is ___.</w:t>
+        <w:t xml:space="preserve">My answer is ___ because ___.</w:t>
       </w:r>
       <w:r>
         <w:rPr>
@@ -2448,7 +2174,7 @@
           <w:szCs w:val="19"/>
         </w:rPr>
         <w:br/>
-        <w:t xml:space="preserve">Mi respuesta es ___.</w:t>
+        <w:t xml:space="preserve">Mi respuesta es ___ porque ___.</w:t>
       </w:r>
     </w:p>
     <w:tbl>
@@ -2588,7 +2314,7 @@
           <w:sz w:val="21"/>
           <w:szCs w:val="21"/>
         </w:rPr>
-        <w:t xml:space="preserve">I know because ___.</w:t>
+        <w:t xml:space="preserve">My evidence is ___, so ___.</w:t>
       </w:r>
       <w:r>
         <w:rPr>
@@ -2599,31 +2325,7 @@
           <w:szCs w:val="19"/>
         </w:rPr>
         <w:br/>
-        <w:t xml:space="preserve">Lo sé porque ___.</w:t>
-      </w:r>
-    </w:p>
-    <w:p>
-      <w:pPr>
-        <w:spacing w:after="60"/>
-      </w:pPr>
-      <w:r>
-        <w:rPr>
-          <w:color w:val="1A2733"/>
-          <w:sz w:val="21"/>
-          <w:szCs w:val="21"/>
-        </w:rPr>
-        <w:t xml:space="preserve">So ___.</w:t>
-      </w:r>
-      <w:r>
-        <w:rPr>
-          <w:i/>
-          <w:iCs/>
-          <w:color w:val="5F6F80"/>
-          <w:sz w:val="19"/>
-          <w:szCs w:val="19"/>
-        </w:rPr>
-        <w:br/>
-        <w:t xml:space="preserve">Entonces ___.</w:t>
+        <w:t xml:space="preserve">Mi evidencia es ___, entonces ___.</w:t>
       </w:r>
     </w:p>
     <w:tbl>
@@ -2729,78 +2431,6 @@
         <w:t xml:space="preserve">Escribe una afirmación, da evidencia matemática y explica tu razonamiento.</w:t>
       </w:r>
     </w:p>
-    <w:p>
-      <w:pPr>
-        <w:spacing w:after="60"/>
-      </w:pPr>
-      <w:r>
-        <w:rPr>
-          <w:color w:val="1A2733"/>
-          <w:sz w:val="21"/>
-          <w:szCs w:val="21"/>
-        </w:rPr>
-        <w:t xml:space="preserve">My claim is ___.</w:t>
-      </w:r>
-      <w:r>
-        <w:rPr>
-          <w:i/>
-          <w:iCs/>
-          <w:color w:val="5F6F80"/>
-          <w:sz w:val="19"/>
-          <w:szCs w:val="19"/>
-        </w:rPr>
-        <w:br/>
-        <w:t xml:space="preserve">Mi afirmación es ___.</w:t>
-      </w:r>
-    </w:p>
-    <w:p>
-      <w:pPr>
-        <w:spacing w:after="60"/>
-      </w:pPr>
-      <w:r>
-        <w:rPr>
-          <w:color w:val="1A2733"/>
-          <w:sz w:val="21"/>
-          <w:szCs w:val="21"/>
-        </w:rPr>
-        <w:t xml:space="preserve">My math evidence is ___.</w:t>
-      </w:r>
-      <w:r>
-        <w:rPr>
-          <w:i/>
-          <w:iCs/>
-          <w:color w:val="5F6F80"/>
-          <w:sz w:val="19"/>
-          <w:szCs w:val="19"/>
-        </w:rPr>
-        <w:br/>
-        <w:t xml:space="preserve">Mi evidencia matemática es ___.</w:t>
-      </w:r>
-    </w:p>
-    <w:p>
-      <w:pPr>
-        <w:spacing w:after="60"/>
-      </w:pPr>
-      <w:r>
-        <w:rPr>
-          <w:color w:val="1A2733"/>
-          <w:sz w:val="21"/>
-          <w:szCs w:val="21"/>
-        </w:rPr>
-        <w:t xml:space="preserve">This proves ___ because ___.</w:t>
-      </w:r>
-      <w:r>
-        <w:rPr>
-          <w:i/>
-          <w:iCs/>
-          <w:color w:val="5F6F80"/>
-          <w:sz w:val="19"/>
-          <w:szCs w:val="19"/>
-        </w:rPr>
-        <w:br/>
-        <w:t xml:space="preserve">Esto demuestra ___ porque ___.</w:t>
-      </w:r>
-    </w:p>
     <w:tbl>
       <w:tblPr>
         <w:tblW w:type="pct" w:w="100%"/>
@@ -2883,7 +2513,7 @@
           <w:sz w:val="24"/>
           <w:szCs w:val="24"/>
         </w:rPr>
-        <w:t xml:space="preserve">4. Check Your Explanation</w:t>
+        <w:t xml:space="preserve">Check Your Explanation</w:t>
       </w:r>
       <w:r>
         <w:rPr>
@@ -2893,7 +2523,7 @@
           <w:sz w:val="19"/>
           <w:szCs w:val="19"/>
         </w:rPr>
-        <w:t xml:space="preserve">   five quick checks</w:t>
+        <w:t xml:space="preserve">   three quick checks</w:t>
       </w:r>
     </w:p>
     <w:p>
@@ -2917,17 +2547,6 @@
         </w:rPr>
         <w:t xml:space="preserve">I answered the question.</w:t>
       </w:r>
-      <w:r>
-        <w:rPr>
-          <w:i/>
-          <w:iCs/>
-          <w:color w:val="5F6F80"/>
-          <w:sz w:val="18"/>
-          <w:szCs w:val="18"/>
-        </w:rPr>
-        <w:br/>
-        <w:t xml:space="preserve">Respondí la pregunta.</w:t>
-      </w:r>
     </w:p>
     <w:p>
       <w:pPr>
@@ -2948,18 +2567,7 @@
           <w:sz w:val="20"/>
           <w:szCs w:val="20"/>
         </w:rPr>
-        <w:t xml:space="preserve">I used math evidence: numbers, an equation, a model, or a comparison.</w:t>
-      </w:r>
-      <w:r>
-        <w:rPr>
-          <w:i/>
-          <w:iCs/>
-          <w:color w:val="5F6F80"/>
-          <w:sz w:val="18"/>
-          <w:szCs w:val="18"/>
-        </w:rPr>
-        <w:br/>
-        <w:t xml:space="preserve">Usé evidencia matemática: números, una ecuación, un modelo o una comparación.</w:t>
+        <w:t xml:space="preserve">I used math evidence: numbers, an equation, or a model.</w:t>
       </w:r>
     </w:p>
     <w:p>
@@ -2981,84 +2589,7 @@
           <w:sz w:val="20"/>
           <w:szCs w:val="20"/>
         </w:rPr>
-        <w:t xml:space="preserve">I explained how the evidence proves my answer.</w:t>
-      </w:r>
-      <w:r>
-        <w:rPr>
-          <w:i/>
-          <w:iCs/>
-          <w:color w:val="5F6F80"/>
-          <w:sz w:val="18"/>
-          <w:szCs w:val="18"/>
-        </w:rPr>
-        <w:br/>
-        <w:t xml:space="preserve">Expliqué cómo la evidencia demuestra mi respuesta.</w:t>
-      </w:r>
-    </w:p>
-    <w:p>
-      <w:pPr>
-        <w:spacing w:after="80"/>
-      </w:pPr>
-      <w:r>
-        <w:rPr>
-          <w:b/>
-          <w:bCs/>
-          <w:color w:val="1FA6A2"/>
-          <w:sz w:val="22"/>
-          <w:szCs w:val="22"/>
-        </w:rPr>
-        <w:t xml:space="preserve">☐  </w:t>
-      </w:r>
-      <w:r>
-        <w:rPr>
-          <w:sz w:val="20"/>
-          <w:szCs w:val="20"/>
-        </w:rPr>
         <w:t xml:space="preserve">I used at least two math words.</w:t>
-      </w:r>
-      <w:r>
-        <w:rPr>
-          <w:i/>
-          <w:iCs/>
-          <w:color w:val="5F6F80"/>
-          <w:sz w:val="18"/>
-          <w:szCs w:val="18"/>
-        </w:rPr>
-        <w:br/>
-        <w:t xml:space="preserve">Usé por lo menos dos palabras matemáticas.</w:t>
-      </w:r>
-    </w:p>
-    <w:p>
-      <w:pPr>
-        <w:spacing w:after="80"/>
-      </w:pPr>
-      <w:r>
-        <w:rPr>
-          <w:b/>
-          <w:bCs/>
-          <w:color w:val="1FA6A2"/>
-          <w:sz w:val="22"/>
-          <w:szCs w:val="22"/>
-        </w:rPr>
-        <w:t xml:space="preserve">☐  </w:t>
-      </w:r>
-      <w:r>
-        <w:rPr>
-          <w:sz w:val="20"/>
-          <w:szCs w:val="20"/>
-        </w:rPr>
-        <w:t xml:space="preserve">I reread complete sentences and punctuation.</w:t>
-      </w:r>
-      <w:r>
-        <w:rPr>
-          <w:i/>
-          <w:iCs/>
-          <w:color w:val="5F6F80"/>
-          <w:sz w:val="18"/>
-          <w:szCs w:val="18"/>
-        </w:rPr>
-        <w:br/>
-        <w:t xml:space="preserve">Volví a leer mis oraciones completas y la puntuación.</w:t>
       </w:r>
     </w:p>
     <w:p>
